--- a/Linux/LPIC-1/109-network.docx
+++ b/Linux/LPIC-1/109-network.docx
@@ -172,6 +172,7 @@
     <w:p>
       <w:pPr>
         <w:spacing w:after="60"/>
+        <w:jc w:val="both"/>
         <w:rPr>
           <w:rFonts w:asciiTheme="majorBidi" w:hAnsiTheme="majorBidi" w:cstheme="majorBidi"/>
           <w:b/>
@@ -249,6 +250,7 @@
           <w:numId w:val="2"/>
         </w:numPr>
         <w:ind w:left="360"/>
+        <w:jc w:val="both"/>
         <w:rPr>
           <w:rFonts w:asciiTheme="majorBidi" w:hAnsiTheme="majorBidi" w:cstheme="majorBidi"/>
           <w:sz w:val="28"/>
@@ -974,42 +976,47 @@
     </w:p>
     <w:p>
       <w:pPr>
-        <w:rPr>
-          <w:rFonts w:asciiTheme="majorBidi" w:hAnsiTheme="majorBidi" w:cstheme="majorBidi"/>
-          <w:sz w:val="28"/>
-          <w:szCs w:val="28"/>
-        </w:rPr>
-      </w:pPr>
-    </w:p>
-    <w:p>
-      <w:pPr>
-        <w:rPr>
-          <w:rFonts w:asciiTheme="majorBidi" w:hAnsiTheme="majorBidi" w:cstheme="majorBidi"/>
-          <w:sz w:val="28"/>
-          <w:szCs w:val="28"/>
-        </w:rPr>
-      </w:pPr>
-    </w:p>
-    <w:p>
-      <w:pPr>
-        <w:rPr>
-          <w:rFonts w:asciiTheme="majorBidi" w:hAnsiTheme="majorBidi" w:cstheme="majorBidi"/>
-          <w:sz w:val="28"/>
-          <w:szCs w:val="28"/>
-        </w:rPr>
-      </w:pPr>
-    </w:p>
-    <w:p>
-      <w:pPr>
-        <w:rPr>
-          <w:rFonts w:asciiTheme="majorBidi" w:hAnsiTheme="majorBidi" w:cstheme="majorBidi"/>
-          <w:sz w:val="28"/>
-          <w:szCs w:val="28"/>
-        </w:rPr>
-      </w:pPr>
-    </w:p>
-    <w:p>
-      <w:pPr>
+        <w:jc w:val="both"/>
+        <w:rPr>
+          <w:rFonts w:asciiTheme="majorBidi" w:hAnsiTheme="majorBidi" w:cstheme="majorBidi"/>
+          <w:sz w:val="28"/>
+          <w:szCs w:val="28"/>
+        </w:rPr>
+      </w:pPr>
+    </w:p>
+    <w:p>
+      <w:pPr>
+        <w:jc w:val="both"/>
+        <w:rPr>
+          <w:rFonts w:asciiTheme="majorBidi" w:hAnsiTheme="majorBidi" w:cstheme="majorBidi"/>
+          <w:sz w:val="28"/>
+          <w:szCs w:val="28"/>
+        </w:rPr>
+      </w:pPr>
+    </w:p>
+    <w:p>
+      <w:pPr>
+        <w:jc w:val="both"/>
+        <w:rPr>
+          <w:rFonts w:asciiTheme="majorBidi" w:hAnsiTheme="majorBidi" w:cstheme="majorBidi"/>
+          <w:sz w:val="28"/>
+          <w:szCs w:val="28"/>
+        </w:rPr>
+      </w:pPr>
+    </w:p>
+    <w:p>
+      <w:pPr>
+        <w:jc w:val="both"/>
+        <w:rPr>
+          <w:rFonts w:asciiTheme="majorBidi" w:hAnsiTheme="majorBidi" w:cstheme="majorBidi"/>
+          <w:sz w:val="28"/>
+          <w:szCs w:val="28"/>
+        </w:rPr>
+      </w:pPr>
+    </w:p>
+    <w:p>
+      <w:pPr>
+        <w:jc w:val="both"/>
         <w:rPr>
           <w:rFonts w:asciiTheme="majorBidi" w:hAnsiTheme="majorBidi" w:cstheme="majorBidi"/>
           <w:sz w:val="28"/>
@@ -1025,6 +1032,7 @@
           <w:numId w:val="2"/>
         </w:numPr>
         <w:ind w:left="360"/>
+        <w:jc w:val="both"/>
         <w:rPr>
           <w:rFonts w:asciiTheme="majorBidi" w:hAnsiTheme="majorBidi" w:cstheme="majorBidi"/>
           <w:sz w:val="28"/>
@@ -1058,6 +1066,7 @@
           <w:numId w:val="2"/>
         </w:numPr>
         <w:ind w:left="360"/>
+        <w:jc w:val="both"/>
         <w:rPr>
           <w:rFonts w:asciiTheme="majorBidi" w:hAnsiTheme="majorBidi" w:cstheme="majorBidi"/>
           <w:sz w:val="28"/>
@@ -1087,6 +1096,7 @@
       <w:pPr>
         <w:spacing w:after="60"/>
         <w:ind w:left="360"/>
+        <w:jc w:val="both"/>
         <w:rPr>
           <w:rFonts w:asciiTheme="majorBidi" w:hAnsiTheme="majorBidi" w:cstheme="majorBidi"/>
           <w:b/>
@@ -1113,6 +1123,7 @@
           <w:ilvl w:val="0"/>
           <w:numId w:val="3"/>
         </w:numPr>
+        <w:jc w:val="both"/>
         <w:rPr>
           <w:rFonts w:asciiTheme="majorBidi" w:hAnsiTheme="majorBidi" w:cstheme="majorBidi"/>
           <w:sz w:val="28"/>
@@ -1151,6 +1162,7 @@
           <w:ilvl w:val="0"/>
           <w:numId w:val="3"/>
         </w:numPr>
+        <w:jc w:val="both"/>
         <w:rPr>
           <w:rFonts w:asciiTheme="majorBidi" w:hAnsiTheme="majorBidi" w:cstheme="majorBidi"/>
           <w:sz w:val="28"/>
@@ -1199,6 +1211,7 @@
           <w:ilvl w:val="0"/>
           <w:numId w:val="3"/>
         </w:numPr>
+        <w:jc w:val="both"/>
         <w:rPr>
           <w:rFonts w:asciiTheme="majorBidi" w:hAnsiTheme="majorBidi" w:cstheme="majorBidi"/>
           <w:sz w:val="28"/>
@@ -1237,6 +1250,7 @@
           <w:ilvl w:val="0"/>
           <w:numId w:val="3"/>
         </w:numPr>
+        <w:jc w:val="both"/>
         <w:rPr>
           <w:rFonts w:asciiTheme="majorBidi" w:hAnsiTheme="majorBidi" w:cstheme="majorBidi"/>
           <w:sz w:val="28"/>
@@ -1285,6 +1299,7 @@
           <w:ilvl w:val="0"/>
           <w:numId w:val="3"/>
         </w:numPr>
+        <w:jc w:val="both"/>
         <w:rPr>
           <w:rFonts w:asciiTheme="majorBidi" w:hAnsiTheme="majorBidi" w:cstheme="majorBidi"/>
           <w:sz w:val="28"/>
@@ -1349,6 +1364,7 @@
           <w:ilvl w:val="0"/>
           <w:numId w:val="3"/>
         </w:numPr>
+        <w:jc w:val="both"/>
         <w:rPr>
           <w:rFonts w:asciiTheme="majorBidi" w:hAnsiTheme="majorBidi" w:cstheme="majorBidi"/>
           <w:sz w:val="28"/>
@@ -1387,6 +1403,7 @@
           <w:ilvl w:val="0"/>
           <w:numId w:val="3"/>
         </w:numPr>
+        <w:jc w:val="both"/>
         <w:rPr>
           <w:rFonts w:asciiTheme="majorBidi" w:hAnsiTheme="majorBidi" w:cstheme="majorBidi"/>
           <w:sz w:val="28"/>
@@ -1421,6 +1438,7 @@
     <w:p>
       <w:pPr>
         <w:pStyle w:val="ListParagraph"/>
+        <w:jc w:val="both"/>
         <w:rPr>
           <w:rFonts w:asciiTheme="majorBidi" w:hAnsiTheme="majorBidi" w:cstheme="majorBidi"/>
           <w:sz w:val="6"/>
@@ -1436,6 +1454,7 @@
           <w:numId w:val="4"/>
         </w:numPr>
         <w:ind w:left="360"/>
+        <w:jc w:val="both"/>
         <w:rPr>
           <w:rFonts w:asciiTheme="majorBidi" w:hAnsiTheme="majorBidi" w:cstheme="majorBidi"/>
           <w:sz w:val="28"/>
@@ -1487,6 +1506,7 @@
           <w:numId w:val="4"/>
         </w:numPr>
         <w:ind w:left="360"/>
+        <w:jc w:val="both"/>
         <w:rPr>
           <w:rFonts w:asciiTheme="majorBidi" w:hAnsiTheme="majorBidi" w:cstheme="majorBidi"/>
           <w:sz w:val="28"/>
@@ -1538,6 +1558,7 @@
           <w:numId w:val="4"/>
         </w:numPr>
         <w:ind w:left="360"/>
+        <w:jc w:val="both"/>
         <w:rPr>
           <w:rFonts w:asciiTheme="majorBidi" w:hAnsiTheme="majorBidi" w:cstheme="majorBidi"/>
           <w:sz w:val="28"/>
@@ -1589,6 +1610,7 @@
           <w:numId w:val="4"/>
         </w:numPr>
         <w:ind w:left="360"/>
+        <w:jc w:val="both"/>
         <w:rPr>
           <w:rFonts w:asciiTheme="majorBidi" w:hAnsiTheme="majorBidi" w:cstheme="majorBidi"/>
           <w:sz w:val="28"/>
@@ -1640,6 +1662,7 @@
           <w:numId w:val="4"/>
         </w:numPr>
         <w:ind w:left="360"/>
+        <w:jc w:val="both"/>
         <w:rPr>
           <w:rFonts w:asciiTheme="majorBidi" w:hAnsiTheme="majorBidi" w:cstheme="majorBidi"/>
           <w:sz w:val="28"/>
@@ -1709,6 +1732,7 @@
           <w:numId w:val="4"/>
         </w:numPr>
         <w:ind w:left="360"/>
+        <w:jc w:val="both"/>
         <w:rPr>
           <w:rFonts w:asciiTheme="majorBidi" w:hAnsiTheme="majorBidi" w:cstheme="majorBidi"/>
           <w:sz w:val="28"/>
@@ -1791,6 +1815,7 @@
     <w:p>
       <w:pPr>
         <w:spacing w:after="60"/>
+        <w:jc w:val="both"/>
         <w:rPr>
           <w:rFonts w:asciiTheme="majorBidi" w:hAnsiTheme="majorBidi" w:cstheme="majorBidi"/>
           <w:b/>
@@ -1840,6 +1865,7 @@
     </w:p>
     <w:p>
       <w:pPr>
+        <w:jc w:val="both"/>
         <w:rPr>
           <w:rFonts w:asciiTheme="majorBidi" w:hAnsiTheme="majorBidi" w:cstheme="majorBidi"/>
           <w:sz w:val="28"/>
@@ -1895,6 +1921,7 @@
           <w:p>
             <w:pPr>
               <w:spacing w:before="120" w:after="120"/>
+              <w:jc w:val="both"/>
               <w:rPr>
                 <w:rFonts w:asciiTheme="majorBidi" w:hAnsiTheme="majorBidi" w:cstheme="majorBidi"/>
                 <w:i/>
@@ -1925,6 +1952,7 @@
           <w:p>
             <w:pPr>
               <w:spacing w:before="120" w:after="120"/>
+              <w:jc w:val="both"/>
               <w:cnfStyle w:val="100000000000" w:firstRow="1" w:lastRow="0" w:firstColumn="0" w:lastColumn="0" w:oddVBand="0" w:evenVBand="0" w:oddHBand="0" w:evenHBand="0" w:firstRowFirstColumn="0" w:firstRowLastColumn="0" w:lastRowFirstColumn="0" w:lastRowLastColumn="0"/>
               <w:rPr>
                 <w:rFonts w:asciiTheme="majorBidi" w:hAnsiTheme="majorBidi" w:cstheme="majorBidi"/>
@@ -1962,6 +1990,7 @@
           <w:p>
             <w:pPr>
               <w:spacing w:before="60" w:after="60"/>
+              <w:jc w:val="both"/>
               <w:rPr>
                 <w:rFonts w:asciiTheme="majorBidi" w:hAnsiTheme="majorBidi" w:cstheme="majorBidi"/>
                 <w:i/>
@@ -1993,6 +2022,7 @@
           <w:p>
             <w:pPr>
               <w:spacing w:before="60" w:after="60"/>
+              <w:jc w:val="both"/>
               <w:cnfStyle w:val="000000100000" w:firstRow="0" w:lastRow="0" w:firstColumn="0" w:lastColumn="0" w:oddVBand="0" w:evenVBand="0" w:oddHBand="1" w:evenHBand="0" w:firstRowFirstColumn="0" w:firstRowLastColumn="0" w:lastRowFirstColumn="0" w:lastRowLastColumn="0"/>
               <w:rPr>
                 <w:rFonts w:asciiTheme="majorBidi" w:hAnsiTheme="majorBidi" w:cstheme="majorBidi"/>
@@ -2059,6 +2089,7 @@
           <w:p>
             <w:pPr>
               <w:spacing w:before="60" w:after="60"/>
+              <w:jc w:val="both"/>
               <w:rPr>
                 <w:rFonts w:asciiTheme="majorBidi" w:hAnsiTheme="majorBidi" w:cstheme="majorBidi"/>
                 <w:i/>
@@ -2100,6 +2131,7 @@
           <w:p>
             <w:pPr>
               <w:spacing w:before="60" w:after="60"/>
+              <w:jc w:val="both"/>
               <w:cnfStyle w:val="000000000000" w:firstRow="0" w:lastRow="0" w:firstColumn="0" w:lastColumn="0" w:oddVBand="0" w:evenVBand="0" w:oddHBand="0" w:evenHBand="0" w:firstRowFirstColumn="0" w:firstRowLastColumn="0" w:lastRowFirstColumn="0" w:lastRowLastColumn="0"/>
               <w:rPr>
                 <w:rFonts w:asciiTheme="majorBidi" w:hAnsiTheme="majorBidi" w:cstheme="majorBidi"/>
@@ -2182,6 +2214,7 @@
           <w:p>
             <w:pPr>
               <w:spacing w:before="60" w:after="60"/>
+              <w:jc w:val="both"/>
               <w:rPr>
                 <w:rFonts w:asciiTheme="majorBidi" w:hAnsiTheme="majorBidi" w:cstheme="majorBidi"/>
                 <w:i/>
@@ -2223,6 +2256,7 @@
           <w:p>
             <w:pPr>
               <w:spacing w:before="60" w:after="60"/>
+              <w:jc w:val="both"/>
               <w:cnfStyle w:val="000000100000" w:firstRow="0" w:lastRow="0" w:firstColumn="0" w:lastColumn="0" w:oddVBand="0" w:evenVBand="0" w:oddHBand="1" w:evenHBand="0" w:firstRowFirstColumn="0" w:firstRowLastColumn="0" w:lastRowFirstColumn="0" w:lastRowLastColumn="0"/>
               <w:rPr>
                 <w:rFonts w:asciiTheme="majorBidi" w:hAnsiTheme="majorBidi" w:cstheme="majorBidi"/>
@@ -2274,6 +2308,7 @@
           <w:p>
             <w:pPr>
               <w:spacing w:before="60" w:after="60"/>
+              <w:jc w:val="both"/>
               <w:rPr>
                 <w:rFonts w:asciiTheme="majorBidi" w:hAnsiTheme="majorBidi" w:cstheme="majorBidi"/>
                 <w:i/>
@@ -2315,6 +2350,7 @@
           <w:p>
             <w:pPr>
               <w:spacing w:before="60" w:after="60"/>
+              <w:jc w:val="both"/>
               <w:cnfStyle w:val="000000000000" w:firstRow="0" w:lastRow="0" w:firstColumn="0" w:lastColumn="0" w:oddVBand="0" w:evenVBand="0" w:oddHBand="0" w:evenHBand="0" w:firstRowFirstColumn="0" w:firstRowLastColumn="0" w:lastRowFirstColumn="0" w:lastRowLastColumn="0"/>
               <w:rPr>
                 <w:rFonts w:asciiTheme="majorBidi" w:hAnsiTheme="majorBidi" w:cstheme="majorBidi"/>
@@ -2369,6 +2405,7 @@
           <w:p>
             <w:pPr>
               <w:spacing w:before="60" w:after="60"/>
+              <w:jc w:val="both"/>
               <w:rPr>
                 <w:rFonts w:asciiTheme="majorBidi" w:hAnsiTheme="majorBidi" w:cstheme="majorBidi"/>
                 <w:i/>
@@ -2410,6 +2447,7 @@
           <w:p>
             <w:pPr>
               <w:spacing w:before="60" w:after="60"/>
+              <w:jc w:val="both"/>
               <w:cnfStyle w:val="000000100000" w:firstRow="0" w:lastRow="0" w:firstColumn="0" w:lastColumn="0" w:oddVBand="0" w:evenVBand="0" w:oddHBand="1" w:evenHBand="0" w:firstRowFirstColumn="0" w:firstRowLastColumn="0" w:lastRowFirstColumn="0" w:lastRowLastColumn="0"/>
               <w:rPr>
                 <w:rFonts w:asciiTheme="majorBidi" w:hAnsiTheme="majorBidi" w:cstheme="majorBidi"/>
@@ -2484,6 +2522,7 @@
     <w:p>
       <w:pPr>
         <w:spacing w:after="0"/>
+        <w:jc w:val="both"/>
         <w:rPr>
           <w:rFonts w:asciiTheme="majorBidi" w:hAnsiTheme="majorBidi" w:cstheme="majorBidi"/>
           <w:sz w:val="6"/>
@@ -2494,6 +2533,7 @@
     <w:p>
       <w:pPr>
         <w:spacing w:after="60"/>
+        <w:jc w:val="both"/>
         <w:rPr>
           <w:rFonts w:asciiTheme="majorBidi" w:hAnsiTheme="majorBidi" w:cstheme="majorBidi"/>
           <w:b/>
@@ -2515,6 +2555,7 @@
     </w:p>
     <w:p>
       <w:pPr>
+        <w:jc w:val="both"/>
         <w:rPr>
           <w:rFonts w:asciiTheme="majorBidi" w:hAnsiTheme="majorBidi" w:cstheme="majorBidi"/>
           <w:sz w:val="28"/>
@@ -2543,6 +2584,7 @@
     <w:p>
       <w:pPr>
         <w:spacing w:after="80"/>
+        <w:jc w:val="both"/>
         <w:rPr>
           <w:rFonts w:asciiTheme="majorBidi" w:hAnsiTheme="majorBidi" w:cstheme="majorBidi"/>
           <w:b/>
@@ -2589,6 +2631,7 @@
     <w:p>
       <w:pPr>
         <w:spacing w:after="80"/>
+        <w:jc w:val="both"/>
         <w:rPr>
           <w:rFonts w:asciiTheme="majorBidi" w:hAnsiTheme="majorBidi" w:cstheme="majorBidi"/>
           <w:sz w:val="28"/>
@@ -2630,6 +2673,7 @@
           <w:numId w:val="5"/>
         </w:numPr>
         <w:ind w:left="360"/>
+        <w:jc w:val="both"/>
         <w:rPr>
           <w:rFonts w:asciiTheme="majorBidi" w:hAnsiTheme="majorBidi" w:cstheme="majorBidi"/>
           <w:sz w:val="28"/>
@@ -2735,6 +2779,7 @@
     </w:p>
     <w:p>
       <w:pPr>
+        <w:jc w:val="both"/>
         <w:rPr>
           <w:rFonts w:asciiTheme="majorBidi" w:hAnsiTheme="majorBidi" w:cstheme="majorBidi"/>
           <w:b/>
@@ -2757,6 +2802,7 @@
     <w:p>
       <w:pPr>
         <w:spacing w:after="60"/>
+        <w:jc w:val="both"/>
         <w:rPr>
           <w:rFonts w:asciiTheme="majorBidi" w:hAnsiTheme="majorBidi" w:cstheme="majorBidi"/>
           <w:sz w:val="28"/>
@@ -2774,6 +2820,7 @@
     </w:p>
     <w:p>
       <w:pPr>
+        <w:jc w:val="both"/>
         <w:rPr>
           <w:rFonts w:asciiTheme="majorBidi" w:hAnsiTheme="majorBidi" w:cstheme="majorBidi"/>
           <w:sz w:val="28"/>
@@ -2824,6 +2871,7 @@
     <w:p>
       <w:pPr>
         <w:spacing w:after="60"/>
+        <w:jc w:val="both"/>
         <w:rPr>
           <w:rFonts w:asciiTheme="majorBidi" w:hAnsiTheme="majorBidi" w:cstheme="majorBidi"/>
           <w:b/>
@@ -2855,6 +2903,7 @@
     </w:p>
     <w:p>
       <w:pPr>
+        <w:jc w:val="both"/>
         <w:rPr>
           <w:rFonts w:asciiTheme="majorBidi" w:hAnsiTheme="majorBidi" w:cstheme="majorBidi"/>
           <w:b/>
@@ -2900,6 +2949,7 @@
           <w:numId w:val="6"/>
         </w:numPr>
         <w:ind w:left="360"/>
+        <w:jc w:val="both"/>
         <w:rPr>
           <w:rFonts w:asciiTheme="majorBidi" w:hAnsiTheme="majorBidi" w:cstheme="majorBidi"/>
           <w:sz w:val="28"/>
@@ -3227,15 +3277,17 @@
     </w:p>
     <w:p>
       <w:pPr>
-        <w:rPr>
-          <w:rFonts w:asciiTheme="majorBidi" w:hAnsiTheme="majorBidi" w:cstheme="majorBidi"/>
-          <w:sz w:val="28"/>
-          <w:szCs w:val="28"/>
-        </w:rPr>
-      </w:pPr>
-    </w:p>
-    <w:p>
-      <w:pPr>
+        <w:jc w:val="both"/>
+        <w:rPr>
+          <w:rFonts w:asciiTheme="majorBidi" w:hAnsiTheme="majorBidi" w:cstheme="majorBidi"/>
+          <w:sz w:val="28"/>
+          <w:szCs w:val="28"/>
+        </w:rPr>
+      </w:pPr>
+    </w:p>
+    <w:p>
+      <w:pPr>
+        <w:jc w:val="both"/>
         <w:rPr>
           <w:rFonts w:asciiTheme="majorBidi" w:hAnsiTheme="majorBidi" w:cstheme="majorBidi"/>
           <w:sz w:val="10"/>
@@ -3247,6 +3299,7 @@
       <w:pPr>
         <w:spacing w:after="60"/>
         <w:ind w:left="360"/>
+        <w:jc w:val="both"/>
         <w:rPr>
           <w:rFonts w:asciiTheme="majorBidi" w:hAnsiTheme="majorBidi" w:cstheme="majorBidi"/>
           <w:sz w:val="28"/>
@@ -3269,6 +3322,7 @@
           <w:ilvl w:val="0"/>
           <w:numId w:val="7"/>
         </w:numPr>
+        <w:jc w:val="both"/>
         <w:rPr>
           <w:rFonts w:asciiTheme="majorBidi" w:hAnsiTheme="majorBidi" w:cstheme="majorBidi"/>
           <w:sz w:val="28"/>
@@ -3291,6 +3345,7 @@
           <w:ilvl w:val="0"/>
           <w:numId w:val="7"/>
         </w:numPr>
+        <w:jc w:val="both"/>
         <w:rPr>
           <w:rFonts w:asciiTheme="majorBidi" w:hAnsiTheme="majorBidi" w:cstheme="majorBidi"/>
           <w:sz w:val="28"/>
@@ -3323,6 +3378,7 @@
           <w:ilvl w:val="0"/>
           <w:numId w:val="7"/>
         </w:numPr>
+        <w:jc w:val="both"/>
         <w:rPr>
           <w:rFonts w:asciiTheme="majorBidi" w:hAnsiTheme="majorBidi" w:cstheme="majorBidi"/>
           <w:sz w:val="28"/>
@@ -3342,6 +3398,7 @@
       <w:pPr>
         <w:pStyle w:val="ListParagraph"/>
         <w:spacing w:after="0"/>
+        <w:jc w:val="both"/>
         <w:rPr>
           <w:rFonts w:asciiTheme="majorBidi" w:hAnsiTheme="majorBidi" w:cstheme="majorBidi"/>
           <w:sz w:val="6"/>
@@ -3357,6 +3414,7 @@
           <w:numId w:val="8"/>
         </w:numPr>
         <w:ind w:left="360"/>
+        <w:jc w:val="both"/>
         <w:rPr>
           <w:rFonts w:asciiTheme="majorBidi" w:hAnsiTheme="majorBidi" w:cstheme="majorBidi"/>
           <w:sz w:val="28"/>
@@ -3440,6 +3498,7 @@
           <w:numId w:val="8"/>
         </w:numPr>
         <w:ind w:left="360"/>
+        <w:jc w:val="both"/>
         <w:rPr>
           <w:rFonts w:asciiTheme="majorBidi" w:hAnsiTheme="majorBidi" w:cstheme="majorBidi"/>
           <w:sz w:val="28"/>
@@ -3492,6 +3551,7 @@
         </w:numPr>
         <w:spacing w:after="100"/>
         <w:ind w:left="360"/>
+        <w:jc w:val="both"/>
         <w:rPr>
           <w:rFonts w:asciiTheme="majorBidi" w:hAnsiTheme="majorBidi" w:cstheme="majorBidi"/>
           <w:sz w:val="28"/>
@@ -3538,6 +3598,7 @@
     <w:p>
       <w:pPr>
         <w:spacing w:after="60"/>
+        <w:jc w:val="both"/>
         <w:rPr>
           <w:rFonts w:asciiTheme="majorBidi" w:hAnsiTheme="majorBidi" w:cstheme="majorBidi"/>
           <w:b/>
@@ -3575,6 +3636,7 @@
           <w:numId w:val="9"/>
         </w:numPr>
         <w:ind w:left="360"/>
+        <w:jc w:val="both"/>
         <w:rPr>
           <w:rFonts w:asciiTheme="majorBidi" w:hAnsiTheme="majorBidi" w:cstheme="majorBidi"/>
           <w:sz w:val="28"/>
@@ -3598,6 +3660,7 @@
           <w:numId w:val="9"/>
         </w:numPr>
         <w:ind w:left="360"/>
+        <w:jc w:val="both"/>
         <w:rPr>
           <w:rFonts w:asciiTheme="majorBidi" w:hAnsiTheme="majorBidi" w:cstheme="majorBidi"/>
           <w:sz w:val="28"/>
@@ -3622,6 +3685,7 @@
           <w:numId w:val="9"/>
         </w:numPr>
         <w:ind w:left="360"/>
+        <w:jc w:val="both"/>
         <w:rPr>
           <w:rFonts w:asciiTheme="majorBidi" w:hAnsiTheme="majorBidi" w:cstheme="majorBidi"/>
           <w:sz w:val="28"/>
@@ -3645,6 +3709,7 @@
           <w:numId w:val="9"/>
         </w:numPr>
         <w:ind w:left="360"/>
+        <w:jc w:val="both"/>
         <w:rPr>
           <w:rFonts w:asciiTheme="majorBidi" w:hAnsiTheme="majorBidi" w:cstheme="majorBidi"/>
           <w:sz w:val="28"/>
@@ -3662,6 +3727,7 @@
     </w:p>
     <w:p>
       <w:pPr>
+        <w:jc w:val="both"/>
         <w:rPr>
           <w:rFonts w:asciiTheme="majorBidi" w:hAnsiTheme="majorBidi" w:cstheme="majorBidi"/>
           <w:b/>
@@ -3727,6 +3793,7 @@
     </w:p>
     <w:p>
       <w:pPr>
+        <w:jc w:val="both"/>
         <w:rPr>
           <w:rFonts w:asciiTheme="majorBidi" w:hAnsiTheme="majorBidi" w:cstheme="majorBidi"/>
           <w:sz w:val="28"/>
@@ -3786,6 +3853,7 @@
           <w:p>
             <w:pPr>
               <w:spacing w:before="120" w:after="120"/>
+              <w:jc w:val="both"/>
               <w:rPr>
                 <w:rFonts w:asciiTheme="majorBidi" w:hAnsiTheme="majorBidi" w:cstheme="majorBidi"/>
                 <w:i/>
@@ -3816,6 +3884,7 @@
           <w:p>
             <w:pPr>
               <w:spacing w:before="120" w:after="120"/>
+              <w:jc w:val="both"/>
               <w:cnfStyle w:val="100000000000" w:firstRow="1" w:lastRow="0" w:firstColumn="0" w:lastColumn="0" w:oddVBand="0" w:evenVBand="0" w:oddHBand="0" w:evenHBand="0" w:firstRowFirstColumn="0" w:firstRowLastColumn="0" w:lastRowFirstColumn="0" w:lastRowLastColumn="0"/>
               <w:rPr>
                 <w:rFonts w:asciiTheme="majorBidi" w:hAnsiTheme="majorBidi" w:cstheme="majorBidi"/>
@@ -3853,6 +3922,7 @@
           <w:p>
             <w:pPr>
               <w:spacing w:before="120" w:after="120"/>
+              <w:jc w:val="both"/>
               <w:rPr>
                 <w:rFonts w:asciiTheme="majorBidi" w:hAnsiTheme="majorBidi" w:cstheme="majorBidi"/>
                 <w:i/>
@@ -3894,6 +3964,7 @@
           <w:p>
             <w:pPr>
               <w:spacing w:before="120" w:after="120"/>
+              <w:jc w:val="both"/>
               <w:cnfStyle w:val="000000100000" w:firstRow="0" w:lastRow="0" w:firstColumn="0" w:lastColumn="0" w:oddVBand="0" w:evenVBand="0" w:oddHBand="1" w:evenHBand="0" w:firstRowFirstColumn="0" w:firstRowLastColumn="0" w:lastRowFirstColumn="0" w:lastRowLastColumn="0"/>
               <w:rPr>
                 <w:rFonts w:asciiTheme="majorBidi" w:hAnsiTheme="majorBidi" w:cstheme="majorBidi"/>
@@ -3945,6 +4016,7 @@
           <w:p>
             <w:pPr>
               <w:spacing w:before="120" w:after="120"/>
+              <w:jc w:val="both"/>
               <w:rPr>
                 <w:rFonts w:asciiTheme="majorBidi" w:hAnsiTheme="majorBidi" w:cstheme="majorBidi"/>
                 <w:i/>
@@ -3986,6 +4058,7 @@
           <w:p>
             <w:pPr>
               <w:spacing w:before="120" w:after="120"/>
+              <w:jc w:val="both"/>
               <w:cnfStyle w:val="000000000000" w:firstRow="0" w:lastRow="0" w:firstColumn="0" w:lastColumn="0" w:oddVBand="0" w:evenVBand="0" w:oddHBand="0" w:evenHBand="0" w:firstRowFirstColumn="0" w:firstRowLastColumn="0" w:lastRowFirstColumn="0" w:lastRowLastColumn="0"/>
               <w:rPr>
                 <w:rFonts w:asciiTheme="majorBidi" w:hAnsiTheme="majorBidi" w:cstheme="majorBidi"/>
@@ -4040,6 +4113,7 @@
           <w:p>
             <w:pPr>
               <w:spacing w:before="120" w:after="120"/>
+              <w:jc w:val="both"/>
               <w:rPr>
                 <w:rFonts w:asciiTheme="majorBidi" w:hAnsiTheme="majorBidi" w:cstheme="majorBidi"/>
                 <w:i/>
@@ -4081,6 +4155,7 @@
           <w:p>
             <w:pPr>
               <w:spacing w:before="120" w:after="120"/>
+              <w:jc w:val="both"/>
               <w:cnfStyle w:val="000000100000" w:firstRow="0" w:lastRow="0" w:firstColumn="0" w:lastColumn="0" w:oddVBand="0" w:evenVBand="0" w:oddHBand="1" w:evenHBand="0" w:firstRowFirstColumn="0" w:firstRowLastColumn="0" w:lastRowFirstColumn="0" w:lastRowLastColumn="0"/>
               <w:rPr>
                 <w:rFonts w:asciiTheme="majorBidi" w:hAnsiTheme="majorBidi" w:cstheme="majorBidi"/>
@@ -4127,6 +4202,7 @@
     <w:p>
       <w:pPr>
         <w:spacing w:after="0"/>
+        <w:jc w:val="both"/>
         <w:rPr>
           <w:rFonts w:asciiTheme="majorBidi" w:hAnsiTheme="majorBidi" w:cstheme="majorBidi"/>
           <w:sz w:val="6"/>
@@ -4137,6 +4213,7 @@
     <w:p>
       <w:pPr>
         <w:spacing w:after="60"/>
+        <w:jc w:val="both"/>
         <w:rPr>
           <w:rFonts w:asciiTheme="majorBidi" w:hAnsiTheme="majorBidi" w:cstheme="majorBidi"/>
           <w:b/>
@@ -4174,6 +4251,7 @@
           <w:numId w:val="10"/>
         </w:numPr>
         <w:ind w:left="360"/>
+        <w:jc w:val="both"/>
         <w:rPr>
           <w:rFonts w:asciiTheme="majorBidi" w:hAnsiTheme="majorBidi" w:cstheme="majorBidi"/>
           <w:sz w:val="28"/>
@@ -4197,6 +4275,7 @@
           <w:numId w:val="10"/>
         </w:numPr>
         <w:ind w:left="360"/>
+        <w:jc w:val="both"/>
         <w:rPr>
           <w:rFonts w:asciiTheme="majorBidi" w:hAnsiTheme="majorBidi" w:cstheme="majorBidi"/>
           <w:sz w:val="28"/>
@@ -4220,6 +4299,7 @@
           <w:numId w:val="10"/>
         </w:numPr>
         <w:ind w:left="360"/>
+        <w:jc w:val="both"/>
         <w:rPr>
           <w:rFonts w:asciiTheme="majorBidi" w:hAnsiTheme="majorBidi" w:cstheme="majorBidi"/>
           <w:sz w:val="28"/>
@@ -4243,6 +4323,7 @@
           <w:numId w:val="10"/>
         </w:numPr>
         <w:ind w:left="360"/>
+        <w:jc w:val="both"/>
         <w:rPr>
           <w:rFonts w:asciiTheme="majorBidi" w:hAnsiTheme="majorBidi" w:cstheme="majorBidi"/>
           <w:sz w:val="28"/>
@@ -4260,6 +4341,7 @@
     </w:p>
     <w:p>
       <w:pPr>
+        <w:jc w:val="both"/>
         <w:rPr>
           <w:rFonts w:asciiTheme="majorBidi" w:hAnsiTheme="majorBidi" w:cstheme="majorBidi"/>
           <w:b/>
@@ -4281,6 +4363,7 @@
     </w:p>
     <w:p>
       <w:pPr>
+        <w:jc w:val="both"/>
         <w:rPr>
           <w:rFonts w:asciiTheme="majorBidi" w:hAnsiTheme="majorBidi" w:cstheme="majorBidi"/>
           <w:sz w:val="28"/>
@@ -4304,6 +4387,7 @@
           <w:numId w:val="11"/>
         </w:numPr>
         <w:ind w:left="360"/>
+        <w:jc w:val="both"/>
         <w:rPr>
           <w:rFonts w:asciiTheme="majorBidi" w:hAnsiTheme="majorBidi" w:cstheme="majorBidi"/>
           <w:sz w:val="28"/>
@@ -4349,6 +4433,7 @@
     </w:p>
     <w:p>
       <w:pPr>
+        <w:jc w:val="both"/>
         <w:rPr>
           <w:rFonts w:asciiTheme="majorBidi" w:hAnsiTheme="majorBidi" w:cstheme="majorBidi"/>
           <w:b/>
@@ -4380,6 +4465,7 @@
     </w:p>
     <w:p>
       <w:pPr>
+        <w:jc w:val="both"/>
         <w:rPr>
           <w:rFonts w:asciiTheme="majorBidi" w:hAnsiTheme="majorBidi" w:cstheme="majorBidi"/>
           <w:b/>
@@ -4411,6 +4497,7 @@
           <w:numId w:val="12"/>
         </w:numPr>
         <w:ind w:left="360"/>
+        <w:jc w:val="both"/>
         <w:rPr>
           <w:rFonts w:asciiTheme="majorBidi" w:hAnsiTheme="majorBidi" w:cstheme="majorBidi"/>
           <w:sz w:val="28"/>
@@ -4435,6 +4522,7 @@
         </w:numPr>
         <w:spacing w:after="60"/>
         <w:ind w:left="360"/>
+        <w:jc w:val="both"/>
         <w:rPr>
           <w:rFonts w:asciiTheme="majorBidi" w:hAnsiTheme="majorBidi" w:cstheme="majorBidi"/>
           <w:sz w:val="28"/>
@@ -4454,6 +4542,7 @@
       <w:pPr>
         <w:spacing w:after="60"/>
         <w:ind w:left="360"/>
+        <w:jc w:val="both"/>
         <w:rPr>
           <w:rFonts w:asciiTheme="majorBidi" w:hAnsiTheme="majorBidi" w:cstheme="majorBidi"/>
           <w:sz w:val="28"/>
@@ -4475,6 +4564,7 @@
       <w:pPr>
         <w:spacing w:after="60"/>
         <w:ind w:left="360"/>
+        <w:jc w:val="both"/>
         <w:rPr>
           <w:rFonts w:asciiTheme="majorBidi" w:hAnsiTheme="majorBidi" w:cstheme="majorBidi"/>
           <w:b/>
@@ -4541,6 +4631,7 @@
     <w:p>
       <w:pPr>
         <w:ind w:left="360"/>
+        <w:jc w:val="both"/>
         <w:rPr>
           <w:rFonts w:asciiTheme="majorBidi" w:hAnsiTheme="majorBidi" w:cstheme="majorBidi"/>
           <w:sz w:val="28"/>
@@ -4564,6 +4655,7 @@
           <w:numId w:val="12"/>
         </w:numPr>
         <w:ind w:left="360"/>
+        <w:jc w:val="both"/>
         <w:rPr>
           <w:rFonts w:asciiTheme="majorBidi" w:hAnsiTheme="majorBidi" w:cstheme="majorBidi"/>
           <w:sz w:val="28"/>
@@ -4595,6 +4687,7 @@
           <w:numId w:val="12"/>
         </w:numPr>
         <w:ind w:left="360"/>
+        <w:jc w:val="both"/>
         <w:rPr>
           <w:rFonts w:asciiTheme="majorBidi" w:hAnsiTheme="majorBidi" w:cstheme="majorBidi"/>
           <w:sz w:val="28"/>
@@ -4626,6 +4719,7 @@
           <w:numId w:val="12"/>
         </w:numPr>
         <w:ind w:left="360"/>
+        <w:jc w:val="both"/>
         <w:rPr>
           <w:rFonts w:asciiTheme="majorBidi" w:hAnsiTheme="majorBidi" w:cstheme="majorBidi"/>
           <w:sz w:val="28"/>
@@ -4658,6 +4752,7 @@
         </w:numPr>
         <w:spacing w:after="60"/>
         <w:ind w:left="360"/>
+        <w:jc w:val="both"/>
         <w:rPr>
           <w:rFonts w:asciiTheme="majorBidi" w:hAnsiTheme="majorBidi" w:cstheme="majorBidi"/>
           <w:sz w:val="28"/>
@@ -4693,6 +4788,7 @@
       <w:pPr>
         <w:spacing w:after="60"/>
         <w:ind w:left="360"/>
+        <w:jc w:val="both"/>
         <w:rPr>
           <w:rFonts w:asciiTheme="majorBidi" w:hAnsiTheme="majorBidi" w:cstheme="majorBidi"/>
           <w:sz w:val="28"/>
@@ -4715,6 +4811,7 @@
       <w:pPr>
         <w:spacing w:after="80"/>
         <w:ind w:left="360"/>
+        <w:jc w:val="both"/>
         <w:rPr>
           <w:rFonts w:asciiTheme="majorBidi" w:hAnsiTheme="majorBidi" w:cstheme="majorBidi"/>
           <w:sz w:val="28"/>
@@ -4773,6 +4870,7 @@
         </w:numPr>
         <w:spacing w:after="60"/>
         <w:ind w:left="360"/>
+        <w:jc w:val="both"/>
         <w:rPr>
           <w:rFonts w:asciiTheme="majorBidi" w:hAnsiTheme="majorBidi" w:cstheme="majorBidi"/>
           <w:sz w:val="28"/>
@@ -4810,6 +4908,7 @@
       <w:pPr>
         <w:spacing w:after="60"/>
         <w:ind w:left="360"/>
+        <w:jc w:val="both"/>
         <w:rPr>
           <w:rFonts w:asciiTheme="majorBidi" w:hAnsiTheme="majorBidi" w:cstheme="majorBidi"/>
           <w:sz w:val="28"/>
@@ -4829,6 +4928,7 @@
       <w:pPr>
         <w:spacing w:after="60"/>
         <w:ind w:left="360"/>
+        <w:jc w:val="both"/>
         <w:rPr>
           <w:rFonts w:asciiTheme="majorBidi" w:hAnsiTheme="majorBidi" w:cstheme="majorBidi"/>
           <w:sz w:val="28"/>
@@ -4914,6 +5014,7 @@
       <w:pPr>
         <w:spacing w:after="60"/>
         <w:ind w:left="360"/>
+        <w:jc w:val="both"/>
         <w:rPr>
           <w:rFonts w:asciiTheme="majorBidi" w:hAnsiTheme="majorBidi" w:cstheme="majorBidi"/>
           <w:sz w:val="28"/>
@@ -4936,6 +5037,7 @@
           <w:ilvl w:val="0"/>
           <w:numId w:val="13"/>
         </w:numPr>
+        <w:jc w:val="both"/>
         <w:rPr>
           <w:rFonts w:asciiTheme="majorBidi" w:hAnsiTheme="majorBidi" w:cstheme="majorBidi"/>
           <w:sz w:val="28"/>
@@ -4958,6 +5060,7 @@
           <w:ilvl w:val="0"/>
           <w:numId w:val="13"/>
         </w:numPr>
+        <w:jc w:val="both"/>
         <w:rPr>
           <w:rFonts w:asciiTheme="majorBidi" w:hAnsiTheme="majorBidi" w:cstheme="majorBidi"/>
           <w:sz w:val="28"/>
@@ -4980,6 +5083,7 @@
           <w:ilvl w:val="0"/>
           <w:numId w:val="13"/>
         </w:numPr>
+        <w:jc w:val="both"/>
         <w:rPr>
           <w:rFonts w:asciiTheme="majorBidi" w:hAnsiTheme="majorBidi" w:cstheme="majorBidi"/>
           <w:sz w:val="28"/>
@@ -5002,6 +5106,7 @@
           <w:ilvl w:val="0"/>
           <w:numId w:val="13"/>
         </w:numPr>
+        <w:jc w:val="both"/>
         <w:rPr>
           <w:rFonts w:asciiTheme="majorBidi" w:hAnsiTheme="majorBidi" w:cstheme="majorBidi"/>
           <w:sz w:val="28"/>
@@ -5035,6 +5140,7 @@
           <w:numId w:val="15"/>
         </w:numPr>
         <w:ind w:left="360"/>
+        <w:jc w:val="both"/>
         <w:rPr>
           <w:rFonts w:asciiTheme="majorBidi" w:hAnsiTheme="majorBidi" w:cstheme="majorBidi"/>
           <w:sz w:val="28"/>
@@ -5152,6 +5258,7 @@
           <w:numId w:val="15"/>
         </w:numPr>
         <w:ind w:left="360"/>
+        <w:jc w:val="both"/>
         <w:rPr>
           <w:rFonts w:asciiTheme="majorBidi" w:hAnsiTheme="majorBidi" w:cstheme="majorBidi"/>
           <w:sz w:val="28"/>
@@ -5200,6 +5307,7 @@
           <w:ilvl w:val="0"/>
           <w:numId w:val="16"/>
         </w:numPr>
+        <w:jc w:val="both"/>
         <w:rPr>
           <w:rFonts w:asciiTheme="majorBidi" w:hAnsiTheme="majorBidi" w:cstheme="majorBidi"/>
           <w:sz w:val="28"/>
@@ -5222,6 +5330,7 @@
           <w:ilvl w:val="0"/>
           <w:numId w:val="16"/>
         </w:numPr>
+        <w:jc w:val="both"/>
         <w:rPr>
           <w:rFonts w:asciiTheme="majorBidi" w:hAnsiTheme="majorBidi" w:cstheme="majorBidi"/>
           <w:sz w:val="28"/>
@@ -5244,6 +5353,7 @@
           <w:ilvl w:val="0"/>
           <w:numId w:val="16"/>
         </w:numPr>
+        <w:jc w:val="both"/>
         <w:rPr>
           <w:rFonts w:asciiTheme="majorBidi" w:hAnsiTheme="majorBidi" w:cstheme="majorBidi"/>
           <w:sz w:val="28"/>
@@ -5266,6 +5376,7 @@
           <w:ilvl w:val="0"/>
           <w:numId w:val="16"/>
         </w:numPr>
+        <w:jc w:val="both"/>
         <w:rPr>
           <w:rFonts w:asciiTheme="majorBidi" w:hAnsiTheme="majorBidi" w:cstheme="majorBidi"/>
           <w:sz w:val="28"/>
@@ -5289,6 +5400,7 @@
           <w:numId w:val="17"/>
         </w:numPr>
         <w:ind w:left="360"/>
+        <w:jc w:val="both"/>
         <w:rPr>
           <w:rFonts w:asciiTheme="majorBidi" w:hAnsiTheme="majorBidi" w:cstheme="majorBidi"/>
           <w:sz w:val="28"/>
@@ -5335,6 +5447,7 @@
           <w:ilvl w:val="0"/>
           <w:numId w:val="18"/>
         </w:numPr>
+        <w:jc w:val="both"/>
         <w:rPr>
           <w:rFonts w:asciiTheme="majorBidi" w:hAnsiTheme="majorBidi" w:cstheme="majorBidi"/>
           <w:sz w:val="28"/>
@@ -5357,6 +5470,7 @@
           <w:ilvl w:val="0"/>
           <w:numId w:val="18"/>
         </w:numPr>
+        <w:jc w:val="both"/>
         <w:rPr>
           <w:rFonts w:asciiTheme="majorBidi" w:hAnsiTheme="majorBidi" w:cstheme="majorBidi"/>
           <w:sz w:val="28"/>
@@ -5379,6 +5493,7 @@
           <w:ilvl w:val="0"/>
           <w:numId w:val="18"/>
         </w:numPr>
+        <w:jc w:val="both"/>
         <w:rPr>
           <w:rFonts w:asciiTheme="majorBidi" w:hAnsiTheme="majorBidi" w:cstheme="majorBidi"/>
           <w:sz w:val="28"/>
@@ -5401,6 +5516,7 @@
           <w:ilvl w:val="0"/>
           <w:numId w:val="18"/>
         </w:numPr>
+        <w:jc w:val="both"/>
         <w:rPr>
           <w:rFonts w:asciiTheme="majorBidi" w:hAnsiTheme="majorBidi" w:cstheme="majorBidi"/>
           <w:sz w:val="28"/>
@@ -5419,6 +5535,7 @@
     <w:p>
       <w:pPr>
         <w:spacing w:after="80"/>
+        <w:jc w:val="both"/>
         <w:rPr>
           <w:rFonts w:asciiTheme="majorBidi" w:hAnsiTheme="majorBidi" w:cstheme="majorBidi"/>
           <w:b/>
@@ -5441,6 +5558,7 @@
     <w:p>
       <w:pPr>
         <w:spacing w:after="60"/>
+        <w:jc w:val="both"/>
         <w:rPr>
           <w:rFonts w:asciiTheme="majorBidi" w:hAnsiTheme="majorBidi" w:cstheme="majorBidi"/>
           <w:b/>
@@ -5514,6 +5632,7 @@
           <w:numId w:val="20"/>
         </w:numPr>
         <w:ind w:left="360"/>
+        <w:jc w:val="both"/>
         <w:rPr>
           <w:rFonts w:asciiTheme="majorBidi" w:hAnsiTheme="majorBidi" w:cstheme="majorBidi"/>
           <w:sz w:val="28"/>
@@ -5537,6 +5656,7 @@
           <w:numId w:val="20"/>
         </w:numPr>
         <w:ind w:left="360"/>
+        <w:jc w:val="both"/>
         <w:rPr>
           <w:rFonts w:asciiTheme="majorBidi" w:hAnsiTheme="majorBidi" w:cstheme="majorBidi"/>
           <w:sz w:val="28"/>
@@ -5560,6 +5680,7 @@
           <w:numId w:val="20"/>
         </w:numPr>
         <w:ind w:left="360"/>
+        <w:jc w:val="both"/>
         <w:rPr>
           <w:rFonts w:asciiTheme="majorBidi" w:hAnsiTheme="majorBidi" w:cstheme="majorBidi"/>
           <w:sz w:val="28"/>
@@ -5584,6 +5705,7 @@
         </w:numPr>
         <w:spacing w:after="60"/>
         <w:ind w:left="360"/>
+        <w:jc w:val="both"/>
         <w:rPr>
           <w:rFonts w:asciiTheme="majorBidi" w:hAnsiTheme="majorBidi" w:cstheme="majorBidi"/>
           <w:sz w:val="28"/>
@@ -5602,6 +5724,7 @@
     <w:p>
       <w:pPr>
         <w:spacing w:after="100"/>
+        <w:jc w:val="both"/>
         <w:rPr>
           <w:rFonts w:asciiTheme="majorBidi" w:hAnsiTheme="majorBidi" w:cstheme="majorBidi"/>
           <w:sz w:val="28"/>
@@ -5620,6 +5743,7 @@
     <w:p>
       <w:pPr>
         <w:spacing w:after="60"/>
+        <w:jc w:val="both"/>
         <w:rPr>
           <w:rFonts w:asciiTheme="majorBidi" w:hAnsiTheme="majorBidi" w:cstheme="majorBidi"/>
           <w:b/>
@@ -5657,6 +5781,7 @@
           <w:numId w:val="21"/>
         </w:numPr>
         <w:ind w:left="360"/>
+        <w:jc w:val="both"/>
         <w:rPr>
           <w:rFonts w:asciiTheme="majorBidi" w:hAnsiTheme="majorBidi" w:cstheme="majorBidi"/>
           <w:sz w:val="28"/>
@@ -5696,6 +5821,7 @@
           <w:numId w:val="21"/>
         </w:numPr>
         <w:ind w:left="360"/>
+        <w:jc w:val="both"/>
         <w:rPr>
           <w:rFonts w:asciiTheme="majorBidi" w:hAnsiTheme="majorBidi" w:cstheme="majorBidi"/>
           <w:sz w:val="28"/>
@@ -5738,6 +5864,7 @@
           <w:numId w:val="21"/>
         </w:numPr>
         <w:ind w:left="360"/>
+        <w:jc w:val="both"/>
         <w:rPr>
           <w:rFonts w:asciiTheme="majorBidi" w:hAnsiTheme="majorBidi" w:cstheme="majorBidi"/>
           <w:sz w:val="28"/>
@@ -5777,6 +5904,7 @@
           <w:numId w:val="21"/>
         </w:numPr>
         <w:ind w:left="360"/>
+        <w:jc w:val="both"/>
         <w:rPr>
           <w:rFonts w:asciiTheme="majorBidi" w:hAnsiTheme="majorBidi" w:cstheme="majorBidi"/>
           <w:sz w:val="28"/>
@@ -5816,6 +5944,7 @@
           <w:numId w:val="21"/>
         </w:numPr>
         <w:ind w:left="360"/>
+        <w:jc w:val="both"/>
         <w:rPr>
           <w:rFonts w:asciiTheme="majorBidi" w:hAnsiTheme="majorBidi" w:cstheme="majorBidi"/>
           <w:sz w:val="28"/>
@@ -5855,6 +5984,7 @@
           <w:numId w:val="21"/>
         </w:numPr>
         <w:ind w:left="360"/>
+        <w:jc w:val="both"/>
         <w:rPr>
           <w:rFonts w:asciiTheme="majorBidi" w:hAnsiTheme="majorBidi" w:cstheme="majorBidi"/>
           <w:sz w:val="28"/>
@@ -5894,6 +6024,7 @@
           <w:numId w:val="21"/>
         </w:numPr>
         <w:ind w:left="360"/>
+        <w:jc w:val="both"/>
         <w:rPr>
           <w:rFonts w:asciiTheme="majorBidi" w:hAnsiTheme="majorBidi" w:cstheme="majorBidi"/>
           <w:sz w:val="28"/>
@@ -5933,6 +6064,7 @@
           <w:numId w:val="21"/>
         </w:numPr>
         <w:ind w:left="360"/>
+        <w:jc w:val="both"/>
         <w:rPr>
           <w:rFonts w:asciiTheme="majorBidi" w:hAnsiTheme="majorBidi" w:cstheme="majorBidi"/>
           <w:sz w:val="28"/>
@@ -5972,6 +6104,7 @@
           <w:numId w:val="21"/>
         </w:numPr>
         <w:ind w:left="360"/>
+        <w:jc w:val="both"/>
         <w:rPr>
           <w:rFonts w:asciiTheme="majorBidi" w:hAnsiTheme="majorBidi" w:cstheme="majorBidi"/>
           <w:sz w:val="28"/>
@@ -6005,6 +6138,7 @@
     </w:p>
     <w:p>
       <w:pPr>
+        <w:jc w:val="both"/>
         <w:rPr>
           <w:rFonts w:asciiTheme="majorBidi" w:hAnsiTheme="majorBidi" w:cstheme="majorBidi"/>
           <w:b/>
@@ -6070,7 +6204,7 @@
           <w:p>
             <w:pPr>
               <w:spacing w:before="120" w:after="120"/>
-              <w:jc w:val="center"/>
+              <w:jc w:val="both"/>
               <w:rPr>
                 <w:rFonts w:asciiTheme="majorBidi" w:hAnsiTheme="majorBidi" w:cstheme="majorBidi"/>
                 <w:i/>
@@ -6100,7 +6234,7 @@
           <w:p>
             <w:pPr>
               <w:spacing w:before="120" w:after="120"/>
-              <w:jc w:val="center"/>
+              <w:jc w:val="both"/>
               <w:cnfStyle w:val="100000000000" w:firstRow="1" w:lastRow="0" w:firstColumn="0" w:lastColumn="0" w:oddVBand="0" w:evenVBand="0" w:oddHBand="0" w:evenHBand="0" w:firstRowFirstColumn="0" w:firstRowLastColumn="0" w:lastRowFirstColumn="0" w:lastRowLastColumn="0"/>
               <w:rPr>
                 <w:rFonts w:asciiTheme="majorBidi" w:hAnsiTheme="majorBidi" w:cstheme="majorBidi"/>
@@ -6134,7 +6268,7 @@
           <w:p>
             <w:pPr>
               <w:spacing w:before="120" w:after="120"/>
-              <w:jc w:val="center"/>
+              <w:jc w:val="both"/>
               <w:rPr>
                 <w:rFonts w:asciiTheme="majorBidi" w:hAnsiTheme="majorBidi" w:cstheme="majorBidi"/>
                 <w:i/>
@@ -6177,7 +6311,7 @@
           <w:p>
             <w:pPr>
               <w:spacing w:before="120" w:after="120"/>
-              <w:jc w:val="center"/>
+              <w:jc w:val="both"/>
               <w:cnfStyle w:val="000000100000" w:firstRow="0" w:lastRow="0" w:firstColumn="0" w:lastColumn="0" w:oddVBand="0" w:evenVBand="0" w:oddHBand="1" w:evenHBand="0" w:firstRowFirstColumn="0" w:firstRowLastColumn="0" w:lastRowFirstColumn="0" w:lastRowLastColumn="0"/>
               <w:rPr>
                 <w:rFonts w:asciiTheme="majorBidi" w:hAnsiTheme="majorBidi" w:cstheme="majorBidi"/>
@@ -6230,7 +6364,7 @@
           <w:p>
             <w:pPr>
               <w:spacing w:before="120" w:after="120"/>
-              <w:jc w:val="center"/>
+              <w:jc w:val="both"/>
               <w:rPr>
                 <w:rFonts w:asciiTheme="majorBidi" w:hAnsiTheme="majorBidi" w:cstheme="majorBidi"/>
                 <w:i/>
@@ -6260,7 +6394,7 @@
           <w:p>
             <w:pPr>
               <w:spacing w:before="120" w:after="120"/>
-              <w:jc w:val="center"/>
+              <w:jc w:val="both"/>
               <w:cnfStyle w:val="000000000000" w:firstRow="0" w:lastRow="0" w:firstColumn="0" w:lastColumn="0" w:oddVBand="0" w:evenVBand="0" w:oddHBand="0" w:evenHBand="0" w:firstRowFirstColumn="0" w:firstRowLastColumn="0" w:lastRowFirstColumn="0" w:lastRowLastColumn="0"/>
               <w:rPr>
                 <w:rFonts w:asciiTheme="majorBidi" w:hAnsiTheme="majorBidi" w:cstheme="majorBidi"/>
@@ -6316,7 +6450,7 @@
           <w:p>
             <w:pPr>
               <w:spacing w:before="120" w:after="120"/>
-              <w:jc w:val="center"/>
+              <w:jc w:val="both"/>
               <w:rPr>
                 <w:rFonts w:asciiTheme="majorBidi" w:hAnsiTheme="majorBidi" w:cstheme="majorBidi"/>
                 <w:i/>
@@ -6359,7 +6493,7 @@
           <w:p>
             <w:pPr>
               <w:spacing w:before="120" w:after="120"/>
-              <w:jc w:val="center"/>
+              <w:jc w:val="both"/>
               <w:cnfStyle w:val="000000100000" w:firstRow="0" w:lastRow="0" w:firstColumn="0" w:lastColumn="0" w:oddVBand="0" w:evenVBand="0" w:oddHBand="1" w:evenHBand="0" w:firstRowFirstColumn="0" w:firstRowLastColumn="0" w:lastRowFirstColumn="0" w:lastRowLastColumn="0"/>
               <w:rPr>
                 <w:rFonts w:asciiTheme="majorBidi" w:hAnsiTheme="majorBidi" w:cstheme="majorBidi"/>
@@ -6412,7 +6546,7 @@
           <w:p>
             <w:pPr>
               <w:spacing w:before="120" w:after="120"/>
-              <w:jc w:val="center"/>
+              <w:jc w:val="both"/>
               <w:rPr>
                 <w:rFonts w:asciiTheme="majorBidi" w:hAnsiTheme="majorBidi" w:cstheme="majorBidi"/>
                 <w:i/>
@@ -6442,7 +6576,7 @@
           <w:p>
             <w:pPr>
               <w:spacing w:before="120" w:after="120"/>
-              <w:jc w:val="center"/>
+              <w:jc w:val="both"/>
               <w:cnfStyle w:val="000000000000" w:firstRow="0" w:lastRow="0" w:firstColumn="0" w:lastColumn="0" w:oddVBand="0" w:evenVBand="0" w:oddHBand="0" w:evenHBand="0" w:firstRowFirstColumn="0" w:firstRowLastColumn="0" w:lastRowFirstColumn="0" w:lastRowLastColumn="0"/>
               <w:rPr>
                 <w:rFonts w:asciiTheme="majorBidi" w:hAnsiTheme="majorBidi" w:cstheme="majorBidi"/>
@@ -6474,6 +6608,7 @@
     <w:p>
       <w:pPr>
         <w:spacing w:after="0"/>
+        <w:jc w:val="both"/>
         <w:rPr>
           <w:rFonts w:asciiTheme="majorBidi" w:hAnsiTheme="majorBidi" w:cstheme="majorBidi"/>
           <w:sz w:val="8"/>
@@ -6484,6 +6619,7 @@
     <w:p>
       <w:pPr>
         <w:spacing w:after="60"/>
+        <w:jc w:val="both"/>
         <w:rPr>
           <w:rFonts w:asciiTheme="majorBidi" w:hAnsiTheme="majorBidi" w:cstheme="majorBidi"/>
           <w:b/>
@@ -6529,6 +6665,7 @@
     </w:p>
     <w:p>
       <w:pPr>
+        <w:jc w:val="both"/>
         <w:rPr>
           <w:rFonts w:asciiTheme="majorBidi" w:hAnsiTheme="majorBidi" w:cstheme="majorBidi"/>
           <w:sz w:val="28"/>
@@ -6556,6 +6693,7 @@
     </w:p>
     <w:p>
       <w:pPr>
+        <w:jc w:val="both"/>
         <w:rPr>
           <w:rFonts w:asciiTheme="majorBidi" w:hAnsiTheme="majorBidi" w:cstheme="majorBidi"/>
           <w:sz w:val="28"/>
@@ -6573,6 +6711,7 @@
     </w:p>
     <w:p>
       <w:pPr>
+        <w:jc w:val="both"/>
         <w:rPr>
           <w:rFonts w:asciiTheme="majorBidi" w:hAnsiTheme="majorBidi" w:cstheme="majorBidi"/>
           <w:b/>
@@ -6594,6 +6733,7 @@
     </w:p>
     <w:p>
       <w:pPr>
+        <w:jc w:val="both"/>
         <w:rPr>
           <w:rFonts w:asciiTheme="majorBidi" w:hAnsiTheme="majorBidi" w:cstheme="majorBidi"/>
           <w:b/>
@@ -6633,6 +6773,7 @@
     </w:p>
     <w:p>
       <w:pPr>
+        <w:jc w:val="both"/>
         <w:rPr>
           <w:rFonts w:asciiTheme="majorBidi" w:hAnsiTheme="majorBidi" w:cstheme="majorBidi"/>
           <w:sz w:val="28"/>
@@ -6656,6 +6797,7 @@
           <w:numId w:val="24"/>
         </w:numPr>
         <w:ind w:left="360"/>
+        <w:jc w:val="both"/>
         <w:rPr>
           <w:rFonts w:asciiTheme="majorBidi" w:hAnsiTheme="majorBidi" w:cstheme="majorBidi"/>
           <w:sz w:val="28"/>
@@ -6696,36 +6838,13 @@
           <w:sz w:val="28"/>
           <w:szCs w:val="28"/>
         </w:rPr>
-        <w:t xml:space="preserve"> </w:t>
-      </w:r>
-      <w:r>
-        <w:rPr>
-          <w:rFonts w:asciiTheme="majorBidi" w:hAnsiTheme="majorBidi" w:cstheme="majorBidi"/>
-          <w:sz w:val="28"/>
-          <w:szCs w:val="28"/>
-        </w:rPr>
-        <w:t>→ Capture packets on the default interface</w:t>
-      </w:r>
-      <w:r>
-        <w:rPr>
-          <w:rFonts w:asciiTheme="majorBidi" w:hAnsiTheme="majorBidi" w:cstheme="majorBidi"/>
-          <w:sz w:val="28"/>
-          <w:szCs w:val="28"/>
-        </w:rPr>
-        <w:t xml:space="preserve">. </w:t>
-      </w:r>
-      <w:r>
-        <w:rPr>
-          <w:rFonts w:asciiTheme="majorBidi" w:hAnsiTheme="majorBidi" w:cstheme="majorBidi"/>
-          <w:sz w:val="28"/>
-          <w:szCs w:val="28"/>
-        </w:rPr>
-        <w:t>Example output:</w:t>
+        <w:t xml:space="preserve"> → Capture packets on the default interface. Example output:</w:t>
       </w:r>
     </w:p>
     <w:p>
       <w:pPr>
         <w:ind w:left="360"/>
+        <w:jc w:val="both"/>
         <w:rPr>
           <w:rFonts w:asciiTheme="majorBidi" w:hAnsiTheme="majorBidi" w:cstheme="majorBidi"/>
           <w:b/>
@@ -6752,6 +6871,7 @@
     <w:p>
       <w:pPr>
         <w:ind w:left="360"/>
+        <w:jc w:val="both"/>
         <w:rPr>
           <w:rFonts w:asciiTheme="majorBidi" w:hAnsiTheme="majorBidi" w:cstheme="majorBidi"/>
           <w:sz w:val="28"/>
@@ -6774,6 +6894,7 @@
           <w:ilvl w:val="0"/>
           <w:numId w:val="23"/>
         </w:numPr>
+        <w:jc w:val="both"/>
         <w:rPr>
           <w:rFonts w:asciiTheme="majorBidi" w:hAnsiTheme="majorBidi" w:cstheme="majorBidi"/>
           <w:sz w:val="28"/>
@@ -6796,6 +6917,7 @@
           <w:ilvl w:val="0"/>
           <w:numId w:val="23"/>
         </w:numPr>
+        <w:jc w:val="both"/>
         <w:rPr>
           <w:rFonts w:asciiTheme="majorBidi" w:hAnsiTheme="majorBidi" w:cstheme="majorBidi"/>
           <w:sz w:val="28"/>
@@ -6818,6 +6940,7 @@
           <w:ilvl w:val="0"/>
           <w:numId w:val="23"/>
         </w:numPr>
+        <w:jc w:val="both"/>
         <w:rPr>
           <w:rFonts w:asciiTheme="majorBidi" w:hAnsiTheme="majorBidi" w:cstheme="majorBidi"/>
           <w:sz w:val="28"/>
@@ -6840,6 +6963,7 @@
           <w:ilvl w:val="0"/>
           <w:numId w:val="23"/>
         </w:numPr>
+        <w:jc w:val="both"/>
         <w:rPr>
           <w:rFonts w:asciiTheme="majorBidi" w:hAnsiTheme="majorBidi" w:cstheme="majorBidi"/>
           <w:sz w:val="28"/>
@@ -6862,6 +6986,7 @@
           <w:ilvl w:val="0"/>
           <w:numId w:val="23"/>
         </w:numPr>
+        <w:jc w:val="both"/>
         <w:rPr>
           <w:rFonts w:asciiTheme="majorBidi" w:hAnsiTheme="majorBidi" w:cstheme="majorBidi"/>
           <w:sz w:val="28"/>
@@ -6884,6 +7009,7 @@
           <w:ilvl w:val="0"/>
           <w:numId w:val="23"/>
         </w:numPr>
+        <w:jc w:val="both"/>
         <w:rPr>
           <w:rFonts w:asciiTheme="majorBidi" w:hAnsiTheme="majorBidi" w:cstheme="majorBidi"/>
           <w:sz w:val="28"/>
@@ -6907,6 +7033,7 @@
           <w:numId w:val="27"/>
         </w:numPr>
         <w:ind w:left="360"/>
+        <w:jc w:val="both"/>
         <w:rPr>
           <w:rFonts w:asciiTheme="majorBidi" w:hAnsiTheme="majorBidi" w:cstheme="majorBidi"/>
           <w:sz w:val="28"/>
@@ -6929,55 +7056,7 @@
           <w:sz w:val="28"/>
           <w:szCs w:val="28"/>
         </w:rPr>
-        <w:t xml:space="preserve"> -D</w:t>
-      </w:r>
-      <w:r>
-        <w:rPr>
-          <w:rFonts w:asciiTheme="majorBidi" w:hAnsiTheme="majorBidi" w:cstheme="majorBidi"/>
-          <w:sz w:val="28"/>
-          <w:szCs w:val="28"/>
-        </w:rPr>
-        <w:t xml:space="preserve"> </w:t>
-      </w:r>
-      <w:r>
-        <w:rPr>
-          <w:rFonts w:asciiTheme="majorBidi" w:hAnsiTheme="majorBidi" w:cstheme="majorBidi"/>
-          <w:sz w:val="28"/>
-          <w:szCs w:val="28"/>
-        </w:rPr>
-        <w:t>→</w:t>
-      </w:r>
-      <w:r>
-        <w:rPr>
-          <w:rFonts w:asciiTheme="majorBidi" w:hAnsiTheme="majorBidi" w:cstheme="majorBidi"/>
-          <w:sz w:val="28"/>
-          <w:szCs w:val="28"/>
-        </w:rPr>
-        <w:t xml:space="preserve"> </w:t>
-      </w:r>
-      <w:r>
-        <w:rPr>
-          <w:rFonts w:asciiTheme="majorBidi" w:hAnsiTheme="majorBidi" w:cstheme="majorBidi"/>
-          <w:sz w:val="28"/>
-          <w:szCs w:val="28"/>
-        </w:rPr>
-        <w:t>List available network interfaces</w:t>
-      </w:r>
-      <w:r>
-        <w:rPr>
-          <w:rFonts w:asciiTheme="majorBidi" w:hAnsiTheme="majorBidi" w:cstheme="majorBidi"/>
-          <w:sz w:val="28"/>
-          <w:szCs w:val="28"/>
-        </w:rPr>
-        <w:t xml:space="preserve">. </w:t>
-      </w:r>
-      <w:r>
-        <w:rPr>
-          <w:rFonts w:asciiTheme="majorBidi" w:hAnsiTheme="majorBidi" w:cstheme="majorBidi"/>
-          <w:sz w:val="28"/>
-          <w:szCs w:val="28"/>
-        </w:rPr>
-        <w:t>Example:</w:t>
+        <w:t xml:space="preserve"> -D → List available network interfaces. Example:</w:t>
       </w:r>
     </w:p>
     <w:p>
@@ -6987,6 +7066,7 @@
           <w:ilvl w:val="0"/>
           <w:numId w:val="26"/>
         </w:numPr>
+        <w:jc w:val="both"/>
         <w:rPr>
           <w:rFonts w:asciiTheme="majorBidi" w:hAnsiTheme="majorBidi" w:cstheme="majorBidi"/>
           <w:sz w:val="28"/>
@@ -7009,6 +7089,7 @@
           <w:ilvl w:val="0"/>
           <w:numId w:val="26"/>
         </w:numPr>
+        <w:jc w:val="both"/>
         <w:rPr>
           <w:rFonts w:asciiTheme="majorBidi" w:hAnsiTheme="majorBidi" w:cstheme="majorBidi"/>
           <w:sz w:val="28"/>
@@ -7031,6 +7112,7 @@
           <w:ilvl w:val="0"/>
           <w:numId w:val="26"/>
         </w:numPr>
+        <w:jc w:val="both"/>
         <w:rPr>
           <w:rFonts w:asciiTheme="majorBidi" w:hAnsiTheme="majorBidi" w:cstheme="majorBidi"/>
           <w:sz w:val="28"/>
@@ -7048,6 +7130,7 @@
     </w:p>
     <w:p>
       <w:pPr>
+        <w:jc w:val="both"/>
         <w:rPr>
           <w:rFonts w:asciiTheme="majorBidi" w:hAnsiTheme="majorBidi" w:cstheme="majorBidi"/>
           <w:sz w:val="28"/>
@@ -7127,6 +7210,7 @@
     </w:p>
     <w:p>
       <w:pPr>
+        <w:jc w:val="both"/>
         <w:rPr>
           <w:rFonts w:asciiTheme="majorBidi" w:hAnsiTheme="majorBidi" w:cstheme="majorBidi"/>
           <w:sz w:val="28"/>
@@ -7220,6 +7304,7 @@
     </w:p>
     <w:p>
       <w:pPr>
+        <w:jc w:val="both"/>
         <w:rPr>
           <w:rFonts w:asciiTheme="majorBidi" w:hAnsiTheme="majorBidi" w:cstheme="majorBidi"/>
           <w:sz w:val="28"/>
@@ -7313,6 +7398,7 @@
     </w:p>
     <w:p>
       <w:pPr>
+        <w:jc w:val="both"/>
         <w:rPr>
           <w:rFonts w:asciiTheme="majorBidi" w:hAnsiTheme="majorBidi" w:cstheme="majorBidi"/>
           <w:sz w:val="28"/>
@@ -7407,6 +7493,7 @@
     </w:p>
     <w:p>
       <w:pPr>
+        <w:jc w:val="both"/>
         <w:rPr>
           <w:rFonts w:asciiTheme="majorBidi" w:hAnsiTheme="majorBidi" w:cstheme="majorBidi"/>
           <w:sz w:val="28"/>
@@ -7484,6 +7571,7 @@
     </w:p>
     <w:p>
       <w:pPr>
+        <w:jc w:val="both"/>
         <w:rPr>
           <w:rFonts w:asciiTheme="majorBidi" w:hAnsiTheme="majorBidi" w:cstheme="majorBidi"/>
           <w:sz w:val="28"/>
@@ -7579,6 +7667,7 @@
     </w:p>
     <w:p>
       <w:pPr>
+        <w:jc w:val="both"/>
         <w:rPr>
           <w:rFonts w:asciiTheme="majorBidi" w:hAnsiTheme="majorBidi" w:cstheme="majorBidi"/>
           <w:sz w:val="28"/>
@@ -7674,6 +7763,7 @@
     </w:p>
     <w:p>
       <w:pPr>
+        <w:jc w:val="both"/>
         <w:rPr>
           <w:rFonts w:asciiTheme="majorBidi" w:hAnsiTheme="majorBidi" w:cstheme="majorBidi"/>
           <w:sz w:val="28"/>
@@ -7751,6 +7841,7 @@
     </w:p>
     <w:p>
       <w:pPr>
+        <w:jc w:val="both"/>
         <w:rPr>
           <w:rFonts w:asciiTheme="majorBidi" w:hAnsiTheme="majorBidi" w:cstheme="majorBidi"/>
           <w:sz w:val="28"/>
@@ -7838,6 +7929,7 @@
     </w:p>
     <w:p>
       <w:pPr>
+        <w:jc w:val="both"/>
         <w:rPr>
           <w:rFonts w:asciiTheme="majorBidi" w:hAnsiTheme="majorBidi" w:cstheme="majorBidi"/>
           <w:sz w:val="28"/>
@@ -7925,6 +8017,7 @@
     </w:p>
     <w:p>
       <w:pPr>
+        <w:jc w:val="both"/>
         <w:rPr>
           <w:rFonts w:asciiTheme="majorBidi" w:hAnsiTheme="majorBidi" w:cstheme="majorBidi"/>
           <w:sz w:val="28"/>
@@ -8012,6 +8105,7 @@
     </w:p>
     <w:p>
       <w:pPr>
+        <w:jc w:val="both"/>
         <w:rPr>
           <w:rFonts w:asciiTheme="majorBidi" w:hAnsiTheme="majorBidi" w:cstheme="majorBidi"/>
           <w:sz w:val="28"/>
@@ -8135,6 +8229,7 @@
     </w:p>
     <w:p>
       <w:pPr>
+        <w:jc w:val="both"/>
         <w:rPr>
           <w:rFonts w:asciiTheme="majorBidi" w:hAnsiTheme="majorBidi" w:cstheme="majorBidi"/>
           <w:sz w:val="28"/>
@@ -8206,12 +8301,4501 @@
     </w:p>
     <w:p>
       <w:pPr>
-        <w:rPr>
-          <w:rFonts w:asciiTheme="majorBidi" w:hAnsiTheme="majorBidi" w:cstheme="majorBidi"/>
-          <w:sz w:val="28"/>
-          <w:szCs w:val="28"/>
-        </w:rPr>
-      </w:pPr>
+        <w:jc w:val="both"/>
+        <w:rPr>
+          <w:rFonts w:asciiTheme="majorBidi" w:hAnsiTheme="majorBidi" w:cstheme="majorBidi"/>
+          <w:sz w:val="28"/>
+          <w:szCs w:val="28"/>
+        </w:rPr>
+      </w:pPr>
+    </w:p>
+    <w:p>
+      <w:pPr>
+        <w:jc w:val="both"/>
+        <w:rPr>
+          <w:rFonts w:asciiTheme="majorBidi" w:hAnsiTheme="majorBidi" w:cstheme="majorBidi"/>
+          <w:sz w:val="28"/>
+          <w:szCs w:val="28"/>
+        </w:rPr>
+      </w:pPr>
+    </w:p>
+    <w:p>
+      <w:pPr>
+        <w:jc w:val="both"/>
+        <w:rPr>
+          <w:rFonts w:asciiTheme="majorBidi" w:hAnsiTheme="majorBidi" w:cstheme="majorBidi"/>
+          <w:sz w:val="28"/>
+          <w:szCs w:val="28"/>
+        </w:rPr>
+      </w:pPr>
+    </w:p>
+    <w:p>
+      <w:pPr>
+        <w:jc w:val="both"/>
+        <w:rPr>
+          <w:rFonts w:asciiTheme="majorBidi" w:hAnsiTheme="majorBidi" w:cstheme="majorBidi"/>
+          <w:sz w:val="28"/>
+          <w:szCs w:val="28"/>
+        </w:rPr>
+      </w:pPr>
+    </w:p>
+    <w:p>
+      <w:pPr>
+        <w:jc w:val="both"/>
+        <w:rPr>
+          <w:rFonts w:asciiTheme="majorBidi" w:hAnsiTheme="majorBidi" w:cstheme="majorBidi"/>
+          <w:sz w:val="28"/>
+          <w:szCs w:val="28"/>
+        </w:rPr>
+      </w:pPr>
+    </w:p>
+    <w:p>
+      <w:pPr>
+        <w:jc w:val="both"/>
+        <w:rPr>
+          <w:rFonts w:asciiTheme="majorBidi" w:hAnsiTheme="majorBidi" w:cstheme="majorBidi"/>
+          <w:sz w:val="28"/>
+          <w:szCs w:val="28"/>
+        </w:rPr>
+      </w:pPr>
+    </w:p>
+    <w:p>
+      <w:pPr>
+        <w:jc w:val="both"/>
+        <w:rPr>
+          <w:rFonts w:asciiTheme="majorBidi" w:hAnsiTheme="majorBidi" w:cstheme="majorBidi"/>
+          <w:sz w:val="28"/>
+          <w:szCs w:val="28"/>
+        </w:rPr>
+      </w:pPr>
+    </w:p>
+    <w:p>
+      <w:pPr>
+        <w:jc w:val="both"/>
+        <w:rPr>
+          <w:rFonts w:asciiTheme="majorBidi" w:hAnsiTheme="majorBidi" w:cstheme="majorBidi"/>
+          <w:sz w:val="28"/>
+          <w:szCs w:val="28"/>
+        </w:rPr>
+      </w:pPr>
+    </w:p>
+    <w:p>
+      <w:pPr>
+        <w:jc w:val="both"/>
+        <w:rPr>
+          <w:rFonts w:asciiTheme="majorBidi" w:hAnsiTheme="majorBidi" w:cstheme="majorBidi"/>
+          <w:sz w:val="28"/>
+          <w:szCs w:val="28"/>
+        </w:rPr>
+      </w:pPr>
+    </w:p>
+    <w:p>
+      <w:pPr>
+        <w:jc w:val="both"/>
+        <w:rPr>
+          <w:rFonts w:asciiTheme="majorBidi" w:hAnsiTheme="majorBidi" w:cstheme="majorBidi"/>
+          <w:sz w:val="28"/>
+          <w:szCs w:val="28"/>
+        </w:rPr>
+      </w:pPr>
+    </w:p>
+    <w:p>
+      <w:pPr>
+        <w:jc w:val="both"/>
+        <w:rPr>
+          <w:rFonts w:asciiTheme="majorBidi" w:hAnsiTheme="majorBidi" w:cstheme="majorBidi"/>
+          <w:sz w:val="28"/>
+          <w:szCs w:val="28"/>
+        </w:rPr>
+      </w:pPr>
+    </w:p>
+    <w:p>
+      <w:pPr>
+        <w:jc w:val="both"/>
+        <w:rPr>
+          <w:rFonts w:asciiTheme="majorBidi" w:hAnsiTheme="majorBidi" w:cstheme="majorBidi"/>
+          <w:sz w:val="28"/>
+          <w:szCs w:val="28"/>
+        </w:rPr>
+      </w:pPr>
+    </w:p>
+    <w:p>
+      <w:pPr>
+        <w:jc w:val="both"/>
+        <w:rPr>
+          <w:rFonts w:asciiTheme="majorBidi" w:hAnsiTheme="majorBidi" w:cstheme="majorBidi"/>
+          <w:sz w:val="28"/>
+          <w:szCs w:val="28"/>
+        </w:rPr>
+      </w:pPr>
+    </w:p>
+    <w:p>
+      <w:pPr>
+        <w:jc w:val="both"/>
+        <w:rPr>
+          <w:rFonts w:asciiTheme="majorBidi" w:hAnsiTheme="majorBidi" w:cstheme="majorBidi"/>
+          <w:sz w:val="28"/>
+          <w:szCs w:val="28"/>
+        </w:rPr>
+      </w:pPr>
+    </w:p>
+    <w:p>
+      <w:pPr>
+        <w:jc w:val="both"/>
+        <w:rPr>
+          <w:rFonts w:asciiTheme="majorBidi" w:hAnsiTheme="majorBidi" w:cstheme="majorBidi"/>
+          <w:sz w:val="28"/>
+          <w:szCs w:val="28"/>
+        </w:rPr>
+      </w:pPr>
+    </w:p>
+    <w:p>
+      <w:pPr>
+        <w:jc w:val="both"/>
+        <w:rPr>
+          <w:rFonts w:asciiTheme="majorBidi" w:hAnsiTheme="majorBidi" w:cstheme="majorBidi"/>
+          <w:sz w:val="28"/>
+          <w:szCs w:val="28"/>
+        </w:rPr>
+      </w:pPr>
+    </w:p>
+    <w:p>
+      <w:pPr>
+        <w:jc w:val="both"/>
+        <w:rPr>
+          <w:rFonts w:asciiTheme="majorBidi" w:hAnsiTheme="majorBidi" w:cstheme="majorBidi"/>
+          <w:sz w:val="28"/>
+          <w:szCs w:val="28"/>
+        </w:rPr>
+      </w:pPr>
+    </w:p>
+    <w:p>
+      <w:pPr>
+        <w:spacing w:after="80"/>
+        <w:jc w:val="both"/>
+        <w:rPr>
+          <w:rFonts w:asciiTheme="majorBidi" w:hAnsiTheme="majorBidi" w:cstheme="majorBidi"/>
+          <w:b/>
+          <w:bCs/>
+          <w:sz w:val="40"/>
+          <w:szCs w:val="40"/>
+        </w:rPr>
+      </w:pPr>
+      <w:r>
+        <w:rPr>
+          <w:rFonts w:asciiTheme="majorBidi" w:hAnsiTheme="majorBidi" w:cstheme="majorBidi"/>
+          <w:b/>
+          <w:bCs/>
+          <w:sz w:val="40"/>
+          <w:szCs w:val="40"/>
+        </w:rPr>
+        <w:lastRenderedPageBreak/>
+        <w:t>Networking in OpenSUSE:</w:t>
+      </w:r>
+    </w:p>
+    <w:p>
+      <w:pPr>
+        <w:spacing w:after="60"/>
+        <w:jc w:val="both"/>
+        <w:rPr>
+          <w:rFonts w:asciiTheme="majorBidi" w:hAnsiTheme="majorBidi" w:cstheme="majorBidi"/>
+          <w:sz w:val="28"/>
+          <w:szCs w:val="28"/>
+        </w:rPr>
+      </w:pPr>
+      <w:r>
+        <w:rPr>
+          <w:rFonts w:asciiTheme="majorBidi" w:hAnsiTheme="majorBidi" w:cstheme="majorBidi"/>
+          <w:sz w:val="28"/>
+          <w:szCs w:val="28"/>
+        </w:rPr>
+        <w:t>There are two main ways to manage networking in openSUSE:</w:t>
+      </w:r>
+    </w:p>
+    <w:p>
+      <w:pPr>
+        <w:pStyle w:val="ListParagraph"/>
+        <w:numPr>
+          <w:ilvl w:val="0"/>
+          <w:numId w:val="27"/>
+        </w:numPr>
+        <w:ind w:left="360"/>
+        <w:jc w:val="both"/>
+        <w:rPr>
+          <w:rFonts w:asciiTheme="majorBidi" w:hAnsiTheme="majorBidi" w:cstheme="majorBidi"/>
+          <w:sz w:val="28"/>
+          <w:szCs w:val="28"/>
+        </w:rPr>
+      </w:pPr>
+      <w:proofErr w:type="spellStart"/>
+      <w:r>
+        <w:rPr>
+          <w:rFonts w:asciiTheme="majorBidi" w:hAnsiTheme="majorBidi" w:cstheme="majorBidi"/>
+          <w:b/>
+          <w:bCs/>
+          <w:sz w:val="28"/>
+          <w:szCs w:val="28"/>
+        </w:rPr>
+        <w:t>NetworkManager</w:t>
+      </w:r>
+      <w:proofErr w:type="spellEnd"/>
+      <w:r>
+        <w:rPr>
+          <w:rFonts w:asciiTheme="majorBidi" w:hAnsiTheme="majorBidi" w:cstheme="majorBidi"/>
+          <w:sz w:val="28"/>
+          <w:szCs w:val="28"/>
+        </w:rPr>
+        <w:t xml:space="preserve"> (default on desktop installations)</w:t>
+      </w:r>
+    </w:p>
+    <w:p>
+      <w:pPr>
+        <w:pStyle w:val="ListParagraph"/>
+        <w:numPr>
+          <w:ilvl w:val="0"/>
+          <w:numId w:val="27"/>
+        </w:numPr>
+        <w:spacing w:after="100"/>
+        <w:ind w:left="360"/>
+        <w:jc w:val="both"/>
+        <w:rPr>
+          <w:rFonts w:asciiTheme="majorBidi" w:hAnsiTheme="majorBidi" w:cstheme="majorBidi"/>
+          <w:sz w:val="28"/>
+          <w:szCs w:val="28"/>
+        </w:rPr>
+      </w:pPr>
+      <w:r>
+        <w:rPr>
+          <w:rFonts w:asciiTheme="majorBidi" w:hAnsiTheme="majorBidi" w:cstheme="majorBidi"/>
+          <w:b/>
+          <w:bCs/>
+          <w:sz w:val="28"/>
+          <w:szCs w:val="28"/>
+        </w:rPr>
+        <w:t>Wicked</w:t>
+      </w:r>
+      <w:r>
+        <w:rPr>
+          <w:rFonts w:asciiTheme="majorBidi" w:hAnsiTheme="majorBidi" w:cstheme="majorBidi"/>
+          <w:sz w:val="28"/>
+          <w:szCs w:val="28"/>
+        </w:rPr>
+        <w:t xml:space="preserve"> (commonly used on servers)</w:t>
+      </w:r>
+    </w:p>
+    <w:p>
+      <w:pPr>
+        <w:spacing w:after="60"/>
+        <w:jc w:val="both"/>
+        <w:rPr>
+          <w:rFonts w:asciiTheme="majorBidi" w:hAnsiTheme="majorBidi" w:cstheme="majorBidi"/>
+          <w:sz w:val="28"/>
+          <w:szCs w:val="28"/>
+        </w:rPr>
+      </w:pPr>
+      <w:r>
+        <w:rPr>
+          <w:rFonts w:asciiTheme="majorBidi" w:hAnsiTheme="majorBidi" w:cstheme="majorBidi"/>
+          <w:sz w:val="28"/>
+          <w:szCs w:val="28"/>
+        </w:rPr>
+        <w:t>You can check which one is active:</w:t>
+      </w:r>
+    </w:p>
+    <w:p>
+      <w:pPr>
+        <w:spacing w:after="60"/>
+        <w:jc w:val="both"/>
+        <w:rPr>
+          <w:rFonts w:asciiTheme="majorBidi" w:hAnsiTheme="majorBidi" w:cstheme="majorBidi"/>
+          <w:b/>
+          <w:bCs/>
+          <w:i/>
+          <w:iCs/>
+          <w:sz w:val="28"/>
+          <w:szCs w:val="28"/>
+        </w:rPr>
+      </w:pPr>
+      <w:proofErr w:type="spellStart"/>
+      <w:r>
+        <w:rPr>
+          <w:rFonts w:asciiTheme="majorBidi" w:hAnsiTheme="majorBidi" w:cstheme="majorBidi"/>
+          <w:b/>
+          <w:bCs/>
+          <w:i/>
+          <w:iCs/>
+          <w:sz w:val="28"/>
+          <w:szCs w:val="28"/>
+        </w:rPr>
+        <w:t>sudo</w:t>
+      </w:r>
+      <w:proofErr w:type="spellEnd"/>
+      <w:r>
+        <w:rPr>
+          <w:rFonts w:asciiTheme="majorBidi" w:hAnsiTheme="majorBidi" w:cstheme="majorBidi"/>
+          <w:b/>
+          <w:bCs/>
+          <w:i/>
+          <w:iCs/>
+          <w:sz w:val="28"/>
+          <w:szCs w:val="28"/>
+        </w:rPr>
+        <w:t xml:space="preserve"> </w:t>
+      </w:r>
+      <w:proofErr w:type="spellStart"/>
+      <w:r>
+        <w:rPr>
+          <w:rFonts w:asciiTheme="majorBidi" w:hAnsiTheme="majorBidi" w:cstheme="majorBidi"/>
+          <w:b/>
+          <w:bCs/>
+          <w:i/>
+          <w:iCs/>
+          <w:sz w:val="28"/>
+          <w:szCs w:val="28"/>
+        </w:rPr>
+        <w:t>systemctl</w:t>
+      </w:r>
+      <w:proofErr w:type="spellEnd"/>
+      <w:r>
+        <w:rPr>
+          <w:rFonts w:asciiTheme="majorBidi" w:hAnsiTheme="majorBidi" w:cstheme="majorBidi"/>
+          <w:b/>
+          <w:bCs/>
+          <w:i/>
+          <w:iCs/>
+          <w:sz w:val="28"/>
+          <w:szCs w:val="28"/>
+        </w:rPr>
+        <w:t xml:space="preserve"> status </w:t>
+      </w:r>
+      <w:proofErr w:type="spellStart"/>
+      <w:r>
+        <w:rPr>
+          <w:rFonts w:asciiTheme="majorBidi" w:hAnsiTheme="majorBidi" w:cstheme="majorBidi"/>
+          <w:b/>
+          <w:bCs/>
+          <w:i/>
+          <w:iCs/>
+          <w:sz w:val="28"/>
+          <w:szCs w:val="28"/>
+        </w:rPr>
+        <w:t>NetworkManager</w:t>
+      </w:r>
+      <w:proofErr w:type="spellEnd"/>
+    </w:p>
+    <w:p>
+      <w:pPr>
+        <w:spacing w:after="60"/>
+        <w:jc w:val="both"/>
+        <w:rPr>
+          <w:rFonts w:asciiTheme="majorBidi" w:hAnsiTheme="majorBidi" w:cstheme="majorBidi"/>
+          <w:sz w:val="28"/>
+          <w:szCs w:val="28"/>
+        </w:rPr>
+      </w:pPr>
+      <w:r>
+        <w:rPr>
+          <w:rFonts w:asciiTheme="majorBidi" w:hAnsiTheme="majorBidi" w:cstheme="majorBidi"/>
+          <w:sz w:val="28"/>
+          <w:szCs w:val="28"/>
+        </w:rPr>
+        <w:t>or</w:t>
+      </w:r>
+    </w:p>
+    <w:p>
+      <w:pPr>
+        <w:spacing w:after="60"/>
+        <w:jc w:val="both"/>
+        <w:rPr>
+          <w:rFonts w:asciiTheme="majorBidi" w:hAnsiTheme="majorBidi" w:cstheme="majorBidi"/>
+          <w:b/>
+          <w:bCs/>
+          <w:i/>
+          <w:iCs/>
+          <w:sz w:val="28"/>
+          <w:szCs w:val="28"/>
+        </w:rPr>
+      </w:pPr>
+      <w:proofErr w:type="spellStart"/>
+      <w:r>
+        <w:rPr>
+          <w:rFonts w:asciiTheme="majorBidi" w:hAnsiTheme="majorBidi" w:cstheme="majorBidi"/>
+          <w:b/>
+          <w:bCs/>
+          <w:i/>
+          <w:iCs/>
+          <w:sz w:val="28"/>
+          <w:szCs w:val="28"/>
+        </w:rPr>
+        <w:t>sudo</w:t>
+      </w:r>
+      <w:proofErr w:type="spellEnd"/>
+      <w:r>
+        <w:rPr>
+          <w:rFonts w:asciiTheme="majorBidi" w:hAnsiTheme="majorBidi" w:cstheme="majorBidi"/>
+          <w:b/>
+          <w:bCs/>
+          <w:i/>
+          <w:iCs/>
+          <w:sz w:val="28"/>
+          <w:szCs w:val="28"/>
+        </w:rPr>
+        <w:t xml:space="preserve"> </w:t>
+      </w:r>
+      <w:proofErr w:type="spellStart"/>
+      <w:r>
+        <w:rPr>
+          <w:rFonts w:asciiTheme="majorBidi" w:hAnsiTheme="majorBidi" w:cstheme="majorBidi"/>
+          <w:b/>
+          <w:bCs/>
+          <w:i/>
+          <w:iCs/>
+          <w:sz w:val="28"/>
+          <w:szCs w:val="28"/>
+        </w:rPr>
+        <w:t>systemctl</w:t>
+      </w:r>
+      <w:proofErr w:type="spellEnd"/>
+      <w:r>
+        <w:rPr>
+          <w:rFonts w:asciiTheme="majorBidi" w:hAnsiTheme="majorBidi" w:cstheme="majorBidi"/>
+          <w:b/>
+          <w:bCs/>
+          <w:i/>
+          <w:iCs/>
+          <w:sz w:val="28"/>
+          <w:szCs w:val="28"/>
+        </w:rPr>
+        <w:t xml:space="preserve"> status wicked</w:t>
+      </w:r>
+    </w:p>
+    <w:p>
+      <w:pPr>
+        <w:spacing w:after="100"/>
+        <w:jc w:val="both"/>
+        <w:rPr>
+          <w:rFonts w:asciiTheme="majorBidi" w:hAnsiTheme="majorBidi" w:cstheme="majorBidi"/>
+          <w:sz w:val="28"/>
+          <w:szCs w:val="28"/>
+        </w:rPr>
+      </w:pPr>
+      <w:r>
+        <w:rPr>
+          <w:rFonts w:asciiTheme="majorBidi" w:hAnsiTheme="majorBidi" w:cstheme="majorBidi"/>
+          <w:sz w:val="28"/>
+          <w:szCs w:val="28"/>
+        </w:rPr>
+        <w:t>Usually, only one of them is active at a time.</w:t>
+      </w:r>
+    </w:p>
+    <w:p>
+      <w:pPr>
+        <w:pStyle w:val="ListParagraph"/>
+        <w:numPr>
+          <w:ilvl w:val="0"/>
+          <w:numId w:val="28"/>
+        </w:numPr>
+        <w:spacing w:after="100"/>
+        <w:ind w:left="360"/>
+        <w:jc w:val="both"/>
+        <w:rPr>
+          <w:rFonts w:asciiTheme="majorBidi" w:hAnsiTheme="majorBidi" w:cstheme="majorBidi"/>
+          <w:sz w:val="28"/>
+          <w:szCs w:val="28"/>
+        </w:rPr>
+      </w:pPr>
+      <w:r>
+        <w:rPr>
+          <w:rFonts w:asciiTheme="majorBidi" w:hAnsiTheme="majorBidi" w:cstheme="majorBidi"/>
+          <w:sz w:val="28"/>
+          <w:szCs w:val="28"/>
+        </w:rPr>
+        <w:t xml:space="preserve">Both </w:t>
+      </w:r>
+      <w:proofErr w:type="spellStart"/>
+      <w:r>
+        <w:rPr>
+          <w:rFonts w:asciiTheme="majorBidi" w:hAnsiTheme="majorBidi" w:cstheme="majorBidi"/>
+          <w:b/>
+          <w:bCs/>
+          <w:sz w:val="28"/>
+          <w:szCs w:val="28"/>
+        </w:rPr>
+        <w:t>NetworkManager</w:t>
+      </w:r>
+      <w:proofErr w:type="spellEnd"/>
+      <w:r>
+        <w:rPr>
+          <w:rFonts w:asciiTheme="majorBidi" w:hAnsiTheme="majorBidi" w:cstheme="majorBidi"/>
+          <w:sz w:val="28"/>
+          <w:szCs w:val="28"/>
+        </w:rPr>
+        <w:t xml:space="preserve"> and </w:t>
+      </w:r>
+      <w:r>
+        <w:rPr>
+          <w:rFonts w:asciiTheme="majorBidi" w:hAnsiTheme="majorBidi" w:cstheme="majorBidi"/>
+          <w:b/>
+          <w:bCs/>
+          <w:sz w:val="28"/>
+          <w:szCs w:val="28"/>
+        </w:rPr>
+        <w:t>Wicked</w:t>
+      </w:r>
+      <w:r>
+        <w:rPr>
+          <w:rFonts w:asciiTheme="majorBidi" w:hAnsiTheme="majorBidi" w:cstheme="majorBidi"/>
+          <w:sz w:val="28"/>
+          <w:szCs w:val="28"/>
+        </w:rPr>
+        <w:t xml:space="preserve"> are managed as </w:t>
+      </w:r>
+      <w:proofErr w:type="spellStart"/>
+      <w:r>
+        <w:rPr>
+          <w:rFonts w:asciiTheme="majorBidi" w:hAnsiTheme="majorBidi" w:cstheme="majorBidi"/>
+          <w:sz w:val="28"/>
+          <w:szCs w:val="28"/>
+        </w:rPr>
+        <w:t>systemd</w:t>
+      </w:r>
+      <w:proofErr w:type="spellEnd"/>
+      <w:r>
+        <w:rPr>
+          <w:rFonts w:asciiTheme="majorBidi" w:hAnsiTheme="majorBidi" w:cstheme="majorBidi"/>
+          <w:sz w:val="28"/>
+          <w:szCs w:val="28"/>
+        </w:rPr>
+        <w:t xml:space="preserve"> services on modern openSUSE.</w:t>
+      </w:r>
+      <w:r>
+        <w:rPr>
+          <w:rFonts w:asciiTheme="majorBidi" w:hAnsiTheme="majorBidi" w:cstheme="majorBidi"/>
+          <w:sz w:val="28"/>
+          <w:szCs w:val="28"/>
+        </w:rPr>
+        <w:t xml:space="preserve"> </w:t>
+      </w:r>
+      <w:r>
+        <w:rPr>
+          <w:rFonts w:asciiTheme="majorBidi" w:hAnsiTheme="majorBidi" w:cstheme="majorBidi"/>
+          <w:sz w:val="28"/>
+          <w:szCs w:val="28"/>
+        </w:rPr>
+        <w:t xml:space="preserve">Both services have the same general </w:t>
+      </w:r>
+      <w:proofErr w:type="gramStart"/>
+      <w:r>
+        <w:rPr>
+          <w:rFonts w:asciiTheme="majorBidi" w:hAnsiTheme="majorBidi" w:cstheme="majorBidi"/>
+          <w:sz w:val="28"/>
+          <w:szCs w:val="28"/>
+        </w:rPr>
+        <w:t>purpose</w:t>
+      </w:r>
+      <w:r>
+        <w:rPr>
+          <w:rFonts w:asciiTheme="majorBidi" w:hAnsiTheme="majorBidi" w:cstheme="majorBidi"/>
+          <w:sz w:val="28"/>
+          <w:szCs w:val="28"/>
+        </w:rPr>
+        <w:t>,</w:t>
+      </w:r>
+      <w:proofErr w:type="gramEnd"/>
+      <w:r>
+        <w:rPr>
+          <w:rFonts w:asciiTheme="majorBidi" w:hAnsiTheme="majorBidi" w:cstheme="majorBidi"/>
+          <w:sz w:val="28"/>
+          <w:szCs w:val="28"/>
+        </w:rPr>
+        <w:t xml:space="preserve"> t</w:t>
+      </w:r>
+      <w:r>
+        <w:rPr>
+          <w:rFonts w:asciiTheme="majorBidi" w:hAnsiTheme="majorBidi" w:cstheme="majorBidi"/>
+          <w:sz w:val="28"/>
+          <w:szCs w:val="28"/>
+        </w:rPr>
+        <w:t>hey configure and manage the system's network interfaces.</w:t>
+      </w:r>
+    </w:p>
+    <w:p>
+      <w:pPr>
+        <w:spacing w:after="60"/>
+        <w:jc w:val="both"/>
+        <w:rPr>
+          <w:rFonts w:asciiTheme="majorBidi" w:hAnsiTheme="majorBidi" w:cstheme="majorBidi"/>
+          <w:sz w:val="28"/>
+          <w:szCs w:val="28"/>
+        </w:rPr>
+      </w:pPr>
+      <w:r>
+        <w:rPr>
+          <w:rFonts w:asciiTheme="majorBidi" w:hAnsiTheme="majorBidi" w:cstheme="majorBidi"/>
+          <w:sz w:val="28"/>
+          <w:szCs w:val="28"/>
+        </w:rPr>
+        <w:t>They:</w:t>
+      </w:r>
+    </w:p>
+    <w:p>
+      <w:pPr>
+        <w:pStyle w:val="ListParagraph"/>
+        <w:numPr>
+          <w:ilvl w:val="0"/>
+          <w:numId w:val="29"/>
+        </w:numPr>
+        <w:ind w:left="360"/>
+        <w:jc w:val="both"/>
+        <w:rPr>
+          <w:rFonts w:asciiTheme="majorBidi" w:hAnsiTheme="majorBidi" w:cstheme="majorBidi"/>
+          <w:sz w:val="28"/>
+          <w:szCs w:val="28"/>
+        </w:rPr>
+      </w:pPr>
+      <w:r>
+        <w:rPr>
+          <w:rFonts w:asciiTheme="majorBidi" w:hAnsiTheme="majorBidi" w:cstheme="majorBidi"/>
+          <w:sz w:val="28"/>
+          <w:szCs w:val="28"/>
+        </w:rPr>
+        <w:t>Bring interfaces up or down.</w:t>
+      </w:r>
+    </w:p>
+    <w:p>
+      <w:pPr>
+        <w:pStyle w:val="ListParagraph"/>
+        <w:numPr>
+          <w:ilvl w:val="0"/>
+          <w:numId w:val="29"/>
+        </w:numPr>
+        <w:ind w:left="360"/>
+        <w:jc w:val="both"/>
+        <w:rPr>
+          <w:rFonts w:asciiTheme="majorBidi" w:hAnsiTheme="majorBidi" w:cstheme="majorBidi"/>
+          <w:sz w:val="28"/>
+          <w:szCs w:val="28"/>
+        </w:rPr>
+      </w:pPr>
+      <w:r>
+        <w:rPr>
+          <w:rFonts w:asciiTheme="majorBidi" w:hAnsiTheme="majorBidi" w:cstheme="majorBidi"/>
+          <w:sz w:val="28"/>
+          <w:szCs w:val="28"/>
+        </w:rPr>
+        <w:t>Assign IP addresses (DHCP or static).</w:t>
+      </w:r>
+    </w:p>
+    <w:p>
+      <w:pPr>
+        <w:pStyle w:val="ListParagraph"/>
+        <w:numPr>
+          <w:ilvl w:val="0"/>
+          <w:numId w:val="29"/>
+        </w:numPr>
+        <w:ind w:left="360"/>
+        <w:jc w:val="both"/>
+        <w:rPr>
+          <w:rFonts w:asciiTheme="majorBidi" w:hAnsiTheme="majorBidi" w:cstheme="majorBidi"/>
+          <w:sz w:val="28"/>
+          <w:szCs w:val="28"/>
+        </w:rPr>
+      </w:pPr>
+      <w:r>
+        <w:rPr>
+          <w:rFonts w:asciiTheme="majorBidi" w:hAnsiTheme="majorBidi" w:cstheme="majorBidi"/>
+          <w:sz w:val="28"/>
+          <w:szCs w:val="28"/>
+        </w:rPr>
+        <w:t>Configure the default gateway.</w:t>
+      </w:r>
+    </w:p>
+    <w:p>
+      <w:pPr>
+        <w:pStyle w:val="ListParagraph"/>
+        <w:numPr>
+          <w:ilvl w:val="0"/>
+          <w:numId w:val="29"/>
+        </w:numPr>
+        <w:ind w:left="360"/>
+        <w:jc w:val="both"/>
+        <w:rPr>
+          <w:rFonts w:asciiTheme="majorBidi" w:hAnsiTheme="majorBidi" w:cstheme="majorBidi"/>
+          <w:sz w:val="28"/>
+          <w:szCs w:val="28"/>
+        </w:rPr>
+      </w:pPr>
+      <w:r>
+        <w:rPr>
+          <w:rFonts w:asciiTheme="majorBidi" w:hAnsiTheme="majorBidi" w:cstheme="majorBidi"/>
+          <w:sz w:val="28"/>
+          <w:szCs w:val="28"/>
+        </w:rPr>
+        <w:t>Configure DNS.</w:t>
+      </w:r>
+    </w:p>
+    <w:p>
+      <w:pPr>
+        <w:pStyle w:val="ListParagraph"/>
+        <w:numPr>
+          <w:ilvl w:val="0"/>
+          <w:numId w:val="29"/>
+        </w:numPr>
+        <w:spacing w:after="100"/>
+        <w:ind w:left="360"/>
+        <w:jc w:val="both"/>
+        <w:rPr>
+          <w:rFonts w:asciiTheme="majorBidi" w:hAnsiTheme="majorBidi" w:cstheme="majorBidi"/>
+          <w:sz w:val="28"/>
+          <w:szCs w:val="28"/>
+        </w:rPr>
+      </w:pPr>
+      <w:r>
+        <w:rPr>
+          <w:rFonts w:asciiTheme="majorBidi" w:hAnsiTheme="majorBidi" w:cstheme="majorBidi"/>
+          <w:sz w:val="28"/>
+          <w:szCs w:val="28"/>
+        </w:rPr>
+        <w:t>Monitor network state.</w:t>
+      </w:r>
+    </w:p>
+    <w:p>
+      <w:pPr>
+        <w:spacing w:after="60"/>
+        <w:jc w:val="both"/>
+        <w:rPr>
+          <w:rFonts w:asciiTheme="majorBidi" w:hAnsiTheme="majorBidi" w:cstheme="majorBidi"/>
+          <w:sz w:val="28"/>
+          <w:szCs w:val="28"/>
+        </w:rPr>
+      </w:pPr>
+      <w:r>
+        <w:rPr>
+          <w:rFonts w:asciiTheme="majorBidi" w:hAnsiTheme="majorBidi" w:cstheme="majorBidi"/>
+          <w:sz w:val="28"/>
+          <w:szCs w:val="28"/>
+        </w:rPr>
+        <w:t>The difference is how they manage the network.</w:t>
+      </w:r>
+    </w:p>
+    <w:p>
+      <w:pPr>
+        <w:pStyle w:val="ListParagraph"/>
+        <w:numPr>
+          <w:ilvl w:val="0"/>
+          <w:numId w:val="30"/>
+        </w:numPr>
+        <w:ind w:left="360"/>
+        <w:jc w:val="both"/>
+        <w:rPr>
+          <w:rFonts w:asciiTheme="majorBidi" w:hAnsiTheme="majorBidi" w:cstheme="majorBidi"/>
+          <w:b/>
+          <w:bCs/>
+          <w:sz w:val="28"/>
+          <w:szCs w:val="28"/>
+        </w:rPr>
+      </w:pPr>
+      <w:proofErr w:type="spellStart"/>
+      <w:r>
+        <w:rPr>
+          <w:rFonts w:asciiTheme="majorBidi" w:hAnsiTheme="majorBidi" w:cstheme="majorBidi"/>
+          <w:b/>
+          <w:bCs/>
+          <w:sz w:val="28"/>
+          <w:szCs w:val="28"/>
+        </w:rPr>
+        <w:t>NetworkManager</w:t>
+      </w:r>
+      <w:proofErr w:type="spellEnd"/>
+    </w:p>
+    <w:p>
+      <w:pPr>
+        <w:pStyle w:val="ListParagraph"/>
+        <w:numPr>
+          <w:ilvl w:val="0"/>
+          <w:numId w:val="31"/>
+        </w:numPr>
+        <w:jc w:val="both"/>
+        <w:rPr>
+          <w:rFonts w:asciiTheme="majorBidi" w:hAnsiTheme="majorBidi" w:cstheme="majorBidi"/>
+          <w:sz w:val="28"/>
+          <w:szCs w:val="28"/>
+        </w:rPr>
+      </w:pPr>
+      <w:r>
+        <w:rPr>
+          <w:rFonts w:asciiTheme="majorBidi" w:hAnsiTheme="majorBidi" w:cstheme="majorBidi"/>
+          <w:sz w:val="28"/>
+          <w:szCs w:val="28"/>
+        </w:rPr>
+        <w:t>Dynamic.</w:t>
+      </w:r>
+    </w:p>
+    <w:p>
+      <w:pPr>
+        <w:pStyle w:val="ListParagraph"/>
+        <w:numPr>
+          <w:ilvl w:val="0"/>
+          <w:numId w:val="31"/>
+        </w:numPr>
+        <w:jc w:val="both"/>
+        <w:rPr>
+          <w:rFonts w:asciiTheme="majorBidi" w:hAnsiTheme="majorBidi" w:cstheme="majorBidi"/>
+          <w:sz w:val="28"/>
+          <w:szCs w:val="28"/>
+        </w:rPr>
+      </w:pPr>
+      <w:r>
+        <w:rPr>
+          <w:rFonts w:asciiTheme="majorBidi" w:hAnsiTheme="majorBidi" w:cstheme="majorBidi"/>
+          <w:sz w:val="28"/>
+          <w:szCs w:val="28"/>
+        </w:rPr>
+        <w:t>Designed for desktops and laptops.</w:t>
+      </w:r>
+    </w:p>
+    <w:p>
+      <w:pPr>
+        <w:pStyle w:val="ListParagraph"/>
+        <w:numPr>
+          <w:ilvl w:val="0"/>
+          <w:numId w:val="31"/>
+        </w:numPr>
+        <w:jc w:val="both"/>
+        <w:rPr>
+          <w:rFonts w:asciiTheme="majorBidi" w:hAnsiTheme="majorBidi" w:cstheme="majorBidi"/>
+          <w:sz w:val="28"/>
+          <w:szCs w:val="28"/>
+        </w:rPr>
+      </w:pPr>
+      <w:r>
+        <w:rPr>
+          <w:rFonts w:asciiTheme="majorBidi" w:hAnsiTheme="majorBidi" w:cstheme="majorBidi"/>
+          <w:sz w:val="28"/>
+          <w:szCs w:val="28"/>
+        </w:rPr>
+        <w:t>Handles Wi-Fi, VPNs, changing networks, etc.</w:t>
+      </w:r>
+    </w:p>
+    <w:p>
+      <w:pPr>
+        <w:pStyle w:val="ListParagraph"/>
+        <w:numPr>
+          <w:ilvl w:val="0"/>
+          <w:numId w:val="31"/>
+        </w:numPr>
+        <w:jc w:val="both"/>
+        <w:rPr>
+          <w:rFonts w:asciiTheme="majorBidi" w:hAnsiTheme="majorBidi" w:cstheme="majorBidi"/>
+          <w:sz w:val="28"/>
+          <w:szCs w:val="28"/>
+        </w:rPr>
+      </w:pPr>
+      <w:r>
+        <w:rPr>
+          <w:rFonts w:asciiTheme="majorBidi" w:hAnsiTheme="majorBidi" w:cstheme="majorBidi"/>
+          <w:sz w:val="28"/>
+          <w:szCs w:val="28"/>
+        </w:rPr>
+        <w:t>Automatically reconnects to known networks.</w:t>
+      </w:r>
+    </w:p>
+    <w:p>
+      <w:pPr>
+        <w:pStyle w:val="ListParagraph"/>
+        <w:numPr>
+          <w:ilvl w:val="0"/>
+          <w:numId w:val="30"/>
+        </w:numPr>
+        <w:ind w:left="360"/>
+        <w:jc w:val="both"/>
+        <w:rPr>
+          <w:rFonts w:asciiTheme="majorBidi" w:hAnsiTheme="majorBidi" w:cstheme="majorBidi"/>
+          <w:b/>
+          <w:bCs/>
+          <w:sz w:val="28"/>
+          <w:szCs w:val="28"/>
+        </w:rPr>
+      </w:pPr>
+      <w:r>
+        <w:rPr>
+          <w:rFonts w:asciiTheme="majorBidi" w:hAnsiTheme="majorBidi" w:cstheme="majorBidi"/>
+          <w:b/>
+          <w:bCs/>
+          <w:sz w:val="28"/>
+          <w:szCs w:val="28"/>
+        </w:rPr>
+        <w:t>Wicked</w:t>
+      </w:r>
+    </w:p>
+    <w:p>
+      <w:pPr>
+        <w:pStyle w:val="ListParagraph"/>
+        <w:numPr>
+          <w:ilvl w:val="0"/>
+          <w:numId w:val="32"/>
+        </w:numPr>
+        <w:jc w:val="both"/>
+        <w:rPr>
+          <w:rFonts w:asciiTheme="majorBidi" w:hAnsiTheme="majorBidi" w:cstheme="majorBidi"/>
+          <w:sz w:val="28"/>
+          <w:szCs w:val="28"/>
+        </w:rPr>
+      </w:pPr>
+      <w:r>
+        <w:rPr>
+          <w:rFonts w:asciiTheme="majorBidi" w:hAnsiTheme="majorBidi" w:cstheme="majorBidi"/>
+          <w:sz w:val="28"/>
+          <w:szCs w:val="28"/>
+        </w:rPr>
+        <w:t>Static and configuration-file driven.</w:t>
+      </w:r>
+    </w:p>
+    <w:p>
+      <w:pPr>
+        <w:pStyle w:val="ListParagraph"/>
+        <w:numPr>
+          <w:ilvl w:val="0"/>
+          <w:numId w:val="32"/>
+        </w:numPr>
+        <w:jc w:val="both"/>
+        <w:rPr>
+          <w:rFonts w:asciiTheme="majorBidi" w:hAnsiTheme="majorBidi" w:cstheme="majorBidi"/>
+          <w:sz w:val="28"/>
+          <w:szCs w:val="28"/>
+        </w:rPr>
+      </w:pPr>
+      <w:r>
+        <w:rPr>
+          <w:rFonts w:asciiTheme="majorBidi" w:hAnsiTheme="majorBidi" w:cstheme="majorBidi"/>
+          <w:sz w:val="28"/>
+          <w:szCs w:val="28"/>
+        </w:rPr>
+        <w:t>Designed for servers.</w:t>
+      </w:r>
+    </w:p>
+    <w:p>
+      <w:pPr>
+        <w:pStyle w:val="ListParagraph"/>
+        <w:numPr>
+          <w:ilvl w:val="0"/>
+          <w:numId w:val="32"/>
+        </w:numPr>
+        <w:jc w:val="both"/>
+        <w:rPr>
+          <w:rFonts w:asciiTheme="majorBidi" w:hAnsiTheme="majorBidi" w:cstheme="majorBidi"/>
+          <w:sz w:val="28"/>
+          <w:szCs w:val="28"/>
+        </w:rPr>
+      </w:pPr>
+      <w:r>
+        <w:rPr>
+          <w:rFonts w:asciiTheme="majorBidi" w:hAnsiTheme="majorBidi" w:cstheme="majorBidi"/>
+          <w:sz w:val="28"/>
+          <w:szCs w:val="28"/>
+        </w:rPr>
+        <w:t>Reads configuration at boot and applies it.</w:t>
+      </w:r>
+    </w:p>
+    <w:p>
+      <w:pPr>
+        <w:pStyle w:val="ListParagraph"/>
+        <w:numPr>
+          <w:ilvl w:val="0"/>
+          <w:numId w:val="32"/>
+        </w:numPr>
+        <w:spacing w:after="100"/>
+        <w:jc w:val="both"/>
+        <w:rPr>
+          <w:rFonts w:asciiTheme="majorBidi" w:hAnsiTheme="majorBidi" w:cstheme="majorBidi"/>
+          <w:sz w:val="28"/>
+          <w:szCs w:val="28"/>
+        </w:rPr>
+      </w:pPr>
+      <w:r>
+        <w:rPr>
+          <w:rFonts w:asciiTheme="majorBidi" w:hAnsiTheme="majorBidi" w:cstheme="majorBidi"/>
+          <w:sz w:val="28"/>
+          <w:szCs w:val="28"/>
+        </w:rPr>
+        <w:t>Doesn't focus on automatically switching between networks.</w:t>
+      </w:r>
+    </w:p>
+    <w:p>
+      <w:pPr>
+        <w:spacing w:after="80"/>
+        <w:jc w:val="both"/>
+        <w:rPr>
+          <w:rFonts w:asciiTheme="majorBidi" w:hAnsiTheme="majorBidi" w:cstheme="majorBidi"/>
+          <w:b/>
+          <w:bCs/>
+          <w:sz w:val="28"/>
+          <w:szCs w:val="28"/>
+        </w:rPr>
+      </w:pPr>
+      <w:r>
+        <w:rPr>
+          <w:rFonts w:asciiTheme="majorBidi" w:hAnsiTheme="majorBidi" w:cstheme="majorBidi"/>
+          <w:b/>
+          <w:bCs/>
+          <w:sz w:val="28"/>
+          <w:szCs w:val="28"/>
+        </w:rPr>
+        <w:t>Important point</w:t>
+      </w:r>
+    </w:p>
+    <w:p>
+      <w:pPr>
+        <w:spacing w:after="60"/>
+        <w:jc w:val="both"/>
+        <w:rPr>
+          <w:rFonts w:asciiTheme="majorBidi" w:hAnsiTheme="majorBidi" w:cstheme="majorBidi"/>
+          <w:sz w:val="28"/>
+          <w:szCs w:val="28"/>
+        </w:rPr>
+      </w:pPr>
+      <w:r>
+        <w:rPr>
+          <w:rFonts w:asciiTheme="majorBidi" w:hAnsiTheme="majorBidi" w:cstheme="majorBidi"/>
+          <w:sz w:val="28"/>
+          <w:szCs w:val="28"/>
+        </w:rPr>
+        <w:t>You do not run both at the same time to manage the same interfaces. Typically:</w:t>
+      </w:r>
+    </w:p>
+    <w:p>
+      <w:pPr>
+        <w:pStyle w:val="ListParagraph"/>
+        <w:numPr>
+          <w:ilvl w:val="0"/>
+          <w:numId w:val="33"/>
+        </w:numPr>
+        <w:ind w:left="360"/>
+        <w:jc w:val="both"/>
+        <w:rPr>
+          <w:rFonts w:asciiTheme="majorBidi" w:hAnsiTheme="majorBidi" w:cstheme="majorBidi"/>
+          <w:sz w:val="28"/>
+          <w:szCs w:val="28"/>
+        </w:rPr>
+      </w:pPr>
+      <w:r>
+        <w:rPr>
+          <w:rFonts w:asciiTheme="majorBidi" w:hAnsiTheme="majorBidi" w:cstheme="majorBidi"/>
+          <w:sz w:val="28"/>
+          <w:szCs w:val="28"/>
+        </w:rPr>
+        <w:t xml:space="preserve">Desktop openSUSE → </w:t>
+      </w:r>
+      <w:proofErr w:type="spellStart"/>
+      <w:r>
+        <w:rPr>
+          <w:rFonts w:asciiTheme="majorBidi" w:hAnsiTheme="majorBidi" w:cstheme="majorBidi"/>
+          <w:sz w:val="28"/>
+          <w:szCs w:val="28"/>
+        </w:rPr>
+        <w:t>NetworkManager</w:t>
+      </w:r>
+      <w:proofErr w:type="spellEnd"/>
+      <w:r>
+        <w:rPr>
+          <w:rFonts w:asciiTheme="majorBidi" w:hAnsiTheme="majorBidi" w:cstheme="majorBidi"/>
+          <w:sz w:val="28"/>
+          <w:szCs w:val="28"/>
+        </w:rPr>
+        <w:t xml:space="preserve"> is active.</w:t>
+      </w:r>
+    </w:p>
+    <w:p>
+      <w:pPr>
+        <w:pStyle w:val="ListParagraph"/>
+        <w:numPr>
+          <w:ilvl w:val="0"/>
+          <w:numId w:val="33"/>
+        </w:numPr>
+        <w:spacing w:after="60"/>
+        <w:ind w:left="360"/>
+        <w:jc w:val="both"/>
+        <w:rPr>
+          <w:rFonts w:asciiTheme="majorBidi" w:hAnsiTheme="majorBidi" w:cstheme="majorBidi"/>
+          <w:sz w:val="28"/>
+          <w:szCs w:val="28"/>
+        </w:rPr>
+      </w:pPr>
+      <w:r>
+        <w:rPr>
+          <w:rFonts w:asciiTheme="majorBidi" w:hAnsiTheme="majorBidi" w:cstheme="majorBidi"/>
+          <w:sz w:val="28"/>
+          <w:szCs w:val="28"/>
+        </w:rPr>
+        <w:t>Server openSUSE → Wicked is active.</w:t>
+      </w:r>
+    </w:p>
+    <w:p>
+      <w:pPr>
+        <w:spacing w:after="100"/>
+        <w:jc w:val="both"/>
+        <w:rPr>
+          <w:rFonts w:asciiTheme="majorBidi" w:hAnsiTheme="majorBidi" w:cstheme="majorBidi"/>
+          <w:sz w:val="28"/>
+          <w:szCs w:val="28"/>
+        </w:rPr>
+      </w:pPr>
+      <w:r>
+        <w:rPr>
+          <w:rFonts w:asciiTheme="majorBidi" w:hAnsiTheme="majorBidi" w:cstheme="majorBidi"/>
+          <w:sz w:val="28"/>
+          <w:szCs w:val="28"/>
+        </w:rPr>
+        <w:t>The inactive one is usually stopped and disabled to avoid conflicts.</w:t>
+      </w:r>
+    </w:p>
+    <w:p>
+      <w:pPr>
+        <w:spacing w:after="60"/>
+        <w:jc w:val="both"/>
+        <w:rPr>
+          <w:rFonts w:asciiTheme="majorBidi" w:hAnsiTheme="majorBidi" w:cstheme="majorBidi"/>
+          <w:b/>
+          <w:bCs/>
+          <w:sz w:val="36"/>
+          <w:szCs w:val="36"/>
+        </w:rPr>
+      </w:pPr>
+      <w:r>
+        <w:rPr>
+          <w:rFonts w:asciiTheme="majorBidi" w:hAnsiTheme="majorBidi" w:cstheme="majorBidi"/>
+          <w:b/>
+          <w:bCs/>
+          <w:sz w:val="36"/>
+          <w:szCs w:val="36"/>
+        </w:rPr>
+        <w:t>Wicked</w:t>
+      </w:r>
+      <w:r>
+        <w:rPr>
+          <w:rFonts w:asciiTheme="majorBidi" w:hAnsiTheme="majorBidi" w:cstheme="majorBidi"/>
+          <w:b/>
+          <w:bCs/>
+          <w:sz w:val="36"/>
+          <w:szCs w:val="36"/>
+        </w:rPr>
+        <w:t>:</w:t>
+      </w:r>
+    </w:p>
+    <w:p>
+      <w:pPr>
+        <w:spacing w:after="100"/>
+        <w:jc w:val="both"/>
+        <w:rPr>
+          <w:rFonts w:asciiTheme="majorBidi" w:hAnsiTheme="majorBidi" w:cstheme="majorBidi"/>
+          <w:sz w:val="28"/>
+          <w:szCs w:val="28"/>
+        </w:rPr>
+      </w:pPr>
+      <w:r>
+        <w:rPr>
+          <w:rFonts w:asciiTheme="majorBidi" w:hAnsiTheme="majorBidi" w:cstheme="majorBidi"/>
+          <w:sz w:val="28"/>
+          <w:szCs w:val="28"/>
+        </w:rPr>
+        <w:lastRenderedPageBreak/>
+        <w:t>Wicked is a network management service used by openSUSE to configure and manage network interfaces.</w:t>
+      </w:r>
+      <w:r>
+        <w:rPr>
+          <w:rFonts w:asciiTheme="majorBidi" w:hAnsiTheme="majorBidi" w:cstheme="majorBidi"/>
+          <w:sz w:val="28"/>
+          <w:szCs w:val="28"/>
+        </w:rPr>
+        <w:t xml:space="preserve"> </w:t>
+      </w:r>
+      <w:r>
+        <w:rPr>
+          <w:rFonts w:asciiTheme="majorBidi" w:hAnsiTheme="majorBidi" w:cstheme="majorBidi"/>
+          <w:sz w:val="28"/>
+          <w:szCs w:val="28"/>
+        </w:rPr>
+        <w:t xml:space="preserve">Unlike </w:t>
+      </w:r>
+      <w:proofErr w:type="spellStart"/>
+      <w:r>
+        <w:rPr>
+          <w:rFonts w:asciiTheme="majorBidi" w:hAnsiTheme="majorBidi" w:cstheme="majorBidi"/>
+          <w:b/>
+          <w:bCs/>
+          <w:sz w:val="28"/>
+          <w:szCs w:val="28"/>
+        </w:rPr>
+        <w:t>NetworkManager</w:t>
+      </w:r>
+      <w:proofErr w:type="spellEnd"/>
+      <w:r>
+        <w:rPr>
+          <w:rFonts w:asciiTheme="majorBidi" w:hAnsiTheme="majorBidi" w:cstheme="majorBidi"/>
+          <w:sz w:val="28"/>
+          <w:szCs w:val="28"/>
+        </w:rPr>
+        <w:t>, it is designed for stable, predictable network configurations, which is why it's commonly used on servers.</w:t>
+      </w:r>
+    </w:p>
+    <w:p>
+      <w:pPr>
+        <w:spacing w:after="60"/>
+        <w:rPr>
+          <w:rFonts w:asciiTheme="majorBidi" w:hAnsiTheme="majorBidi" w:cstheme="majorBidi"/>
+          <w:sz w:val="28"/>
+          <w:szCs w:val="28"/>
+        </w:rPr>
+      </w:pPr>
+      <w:r>
+        <w:rPr>
+          <w:rFonts w:asciiTheme="majorBidi" w:hAnsiTheme="majorBidi" w:cstheme="majorBidi"/>
+          <w:sz w:val="28"/>
+          <w:szCs w:val="28"/>
+        </w:rPr>
+        <w:t>When the system boots, Wicked:</w:t>
+      </w:r>
+    </w:p>
+    <w:p>
+      <w:pPr>
+        <w:pStyle w:val="ListParagraph"/>
+        <w:numPr>
+          <w:ilvl w:val="0"/>
+          <w:numId w:val="34"/>
+        </w:numPr>
+        <w:ind w:left="360"/>
+        <w:rPr>
+          <w:rFonts w:asciiTheme="majorBidi" w:hAnsiTheme="majorBidi" w:cstheme="majorBidi"/>
+          <w:sz w:val="28"/>
+          <w:szCs w:val="28"/>
+        </w:rPr>
+      </w:pPr>
+      <w:r>
+        <w:rPr>
+          <w:rFonts w:asciiTheme="majorBidi" w:hAnsiTheme="majorBidi" w:cstheme="majorBidi"/>
+          <w:sz w:val="28"/>
+          <w:szCs w:val="28"/>
+        </w:rPr>
+        <w:t>Reads the network configuration files.</w:t>
+      </w:r>
+    </w:p>
+    <w:p>
+      <w:pPr>
+        <w:pStyle w:val="ListParagraph"/>
+        <w:numPr>
+          <w:ilvl w:val="0"/>
+          <w:numId w:val="34"/>
+        </w:numPr>
+        <w:ind w:left="360"/>
+        <w:rPr>
+          <w:rFonts w:asciiTheme="majorBidi" w:hAnsiTheme="majorBidi" w:cstheme="majorBidi"/>
+          <w:sz w:val="28"/>
+          <w:szCs w:val="28"/>
+        </w:rPr>
+      </w:pPr>
+      <w:r>
+        <w:rPr>
+          <w:rFonts w:asciiTheme="majorBidi" w:hAnsiTheme="majorBidi" w:cstheme="majorBidi"/>
+          <w:sz w:val="28"/>
+          <w:szCs w:val="28"/>
+        </w:rPr>
+        <w:t>Configures the network interfaces.</w:t>
+      </w:r>
+    </w:p>
+    <w:p>
+      <w:pPr>
+        <w:pStyle w:val="ListParagraph"/>
+        <w:numPr>
+          <w:ilvl w:val="0"/>
+          <w:numId w:val="34"/>
+        </w:numPr>
+        <w:ind w:left="360"/>
+        <w:rPr>
+          <w:rFonts w:asciiTheme="majorBidi" w:hAnsiTheme="majorBidi" w:cstheme="majorBidi"/>
+          <w:sz w:val="28"/>
+          <w:szCs w:val="28"/>
+        </w:rPr>
+      </w:pPr>
+      <w:r>
+        <w:rPr>
+          <w:rFonts w:asciiTheme="majorBidi" w:hAnsiTheme="majorBidi" w:cstheme="majorBidi"/>
+          <w:sz w:val="28"/>
+          <w:szCs w:val="28"/>
+        </w:rPr>
+        <w:t>Assigns IP addresses (static or DHCP).</w:t>
+      </w:r>
+    </w:p>
+    <w:p>
+      <w:pPr>
+        <w:pStyle w:val="ListParagraph"/>
+        <w:numPr>
+          <w:ilvl w:val="0"/>
+          <w:numId w:val="34"/>
+        </w:numPr>
+        <w:ind w:left="360"/>
+        <w:rPr>
+          <w:rFonts w:asciiTheme="majorBidi" w:hAnsiTheme="majorBidi" w:cstheme="majorBidi"/>
+          <w:sz w:val="28"/>
+          <w:szCs w:val="28"/>
+        </w:rPr>
+      </w:pPr>
+      <w:r>
+        <w:rPr>
+          <w:rFonts w:asciiTheme="majorBidi" w:hAnsiTheme="majorBidi" w:cstheme="majorBidi"/>
+          <w:sz w:val="28"/>
+          <w:szCs w:val="28"/>
+        </w:rPr>
+        <w:t>Sets the default gateway.</w:t>
+      </w:r>
+    </w:p>
+    <w:p>
+      <w:pPr>
+        <w:pStyle w:val="ListParagraph"/>
+        <w:numPr>
+          <w:ilvl w:val="0"/>
+          <w:numId w:val="34"/>
+        </w:numPr>
+        <w:ind w:left="360"/>
+        <w:rPr>
+          <w:rFonts w:asciiTheme="majorBidi" w:hAnsiTheme="majorBidi" w:cstheme="majorBidi"/>
+          <w:sz w:val="28"/>
+          <w:szCs w:val="28"/>
+        </w:rPr>
+      </w:pPr>
+      <w:r>
+        <w:rPr>
+          <w:rFonts w:asciiTheme="majorBidi" w:hAnsiTheme="majorBidi" w:cstheme="majorBidi"/>
+          <w:sz w:val="28"/>
+          <w:szCs w:val="28"/>
+        </w:rPr>
+        <w:t>Configures DNS.</w:t>
+      </w:r>
+    </w:p>
+    <w:p>
+      <w:pPr>
+        <w:pStyle w:val="ListParagraph"/>
+        <w:numPr>
+          <w:ilvl w:val="0"/>
+          <w:numId w:val="34"/>
+        </w:numPr>
+        <w:ind w:left="360"/>
+        <w:jc w:val="both"/>
+        <w:rPr>
+          <w:rFonts w:asciiTheme="majorBidi" w:hAnsiTheme="majorBidi" w:cstheme="majorBidi"/>
+          <w:sz w:val="28"/>
+          <w:szCs w:val="28"/>
+        </w:rPr>
+      </w:pPr>
+      <w:r>
+        <w:rPr>
+          <w:rFonts w:asciiTheme="majorBidi" w:hAnsiTheme="majorBidi" w:cstheme="majorBidi"/>
+          <w:sz w:val="28"/>
+          <w:szCs w:val="28"/>
+        </w:rPr>
+        <w:t>Brings the interfaces up.</w:t>
+      </w:r>
+    </w:p>
+    <w:p>
+      <w:pPr>
+        <w:rPr>
+          <w:rFonts w:asciiTheme="majorBidi" w:hAnsiTheme="majorBidi" w:cstheme="majorBidi"/>
+          <w:b/>
+          <w:bCs/>
+          <w:sz w:val="28"/>
+          <w:szCs w:val="28"/>
+        </w:rPr>
+      </w:pPr>
+      <w:r>
+        <w:rPr>
+          <w:rFonts w:asciiTheme="majorBidi" w:hAnsiTheme="majorBidi" w:cstheme="majorBidi"/>
+          <w:b/>
+          <w:bCs/>
+          <w:sz w:val="28"/>
+          <w:szCs w:val="28"/>
+        </w:rPr>
+        <w:t>Where does it get its configuration?</w:t>
+      </w:r>
+    </w:p>
+    <w:p>
+      <w:pPr>
+        <w:spacing w:after="60"/>
+        <w:rPr>
+          <w:rFonts w:asciiTheme="majorBidi" w:hAnsiTheme="majorBidi" w:cstheme="majorBidi"/>
+          <w:sz w:val="28"/>
+          <w:szCs w:val="28"/>
+        </w:rPr>
+      </w:pPr>
+      <w:r>
+        <w:rPr>
+          <w:rFonts w:asciiTheme="majorBidi" w:hAnsiTheme="majorBidi" w:cstheme="majorBidi"/>
+          <w:sz w:val="28"/>
+          <w:szCs w:val="28"/>
+        </w:rPr>
+        <w:t>Its configuration is stored mainly under:</w:t>
+      </w:r>
+    </w:p>
+    <w:p>
+      <w:pPr>
+        <w:spacing w:after="100"/>
+        <w:rPr>
+          <w:rFonts w:asciiTheme="majorBidi" w:hAnsiTheme="majorBidi" w:cstheme="majorBidi"/>
+          <w:b/>
+          <w:bCs/>
+          <w:i/>
+          <w:iCs/>
+          <w:sz w:val="28"/>
+          <w:szCs w:val="28"/>
+        </w:rPr>
+      </w:pPr>
+      <w:r>
+        <w:rPr>
+          <w:rFonts w:asciiTheme="majorBidi" w:hAnsiTheme="majorBidi" w:cstheme="majorBidi"/>
+          <w:b/>
+          <w:bCs/>
+          <w:i/>
+          <w:iCs/>
+          <w:sz w:val="28"/>
+          <w:szCs w:val="28"/>
+        </w:rPr>
+        <w:t>/</w:t>
+      </w:r>
+      <w:proofErr w:type="spellStart"/>
+      <w:r>
+        <w:rPr>
+          <w:rFonts w:asciiTheme="majorBidi" w:hAnsiTheme="majorBidi" w:cstheme="majorBidi"/>
+          <w:b/>
+          <w:bCs/>
+          <w:i/>
+          <w:iCs/>
+          <w:sz w:val="28"/>
+          <w:szCs w:val="28"/>
+        </w:rPr>
+        <w:t>etc</w:t>
+      </w:r>
+      <w:proofErr w:type="spellEnd"/>
+      <w:r>
+        <w:rPr>
+          <w:rFonts w:asciiTheme="majorBidi" w:hAnsiTheme="majorBidi" w:cstheme="majorBidi"/>
+          <w:b/>
+          <w:bCs/>
+          <w:i/>
+          <w:iCs/>
+          <w:sz w:val="28"/>
+          <w:szCs w:val="28"/>
+        </w:rPr>
+        <w:t>/</w:t>
+      </w:r>
+      <w:proofErr w:type="spellStart"/>
+      <w:r>
+        <w:rPr>
+          <w:rFonts w:asciiTheme="majorBidi" w:hAnsiTheme="majorBidi" w:cstheme="majorBidi"/>
+          <w:b/>
+          <w:bCs/>
+          <w:i/>
+          <w:iCs/>
+          <w:sz w:val="28"/>
+          <w:szCs w:val="28"/>
+        </w:rPr>
+        <w:t>sysconfig</w:t>
+      </w:r>
+      <w:proofErr w:type="spellEnd"/>
+      <w:r>
+        <w:rPr>
+          <w:rFonts w:asciiTheme="majorBidi" w:hAnsiTheme="majorBidi" w:cstheme="majorBidi"/>
+          <w:b/>
+          <w:bCs/>
+          <w:i/>
+          <w:iCs/>
+          <w:sz w:val="28"/>
+          <w:szCs w:val="28"/>
+        </w:rPr>
+        <w:t>/network/</w:t>
+      </w:r>
+    </w:p>
+    <w:p>
+      <w:pPr>
+        <w:rPr>
+          <w:rFonts w:asciiTheme="majorBidi" w:hAnsiTheme="majorBidi" w:cstheme="majorBidi"/>
+          <w:sz w:val="28"/>
+          <w:szCs w:val="28"/>
+        </w:rPr>
+      </w:pPr>
+      <w:r>
+        <w:rPr>
+          <w:rFonts w:asciiTheme="majorBidi" w:hAnsiTheme="majorBidi" w:cstheme="majorBidi"/>
+          <w:noProof/>
+          <w:sz w:val="28"/>
+          <w:szCs w:val="28"/>
+        </w:rPr>
+        <mc:AlternateContent>
+          <mc:Choice Requires="wps">
+            <w:drawing>
+              <wp:anchor distT="0" distB="0" distL="114300" distR="114300" simplePos="0" relativeHeight="251661312" behindDoc="0" locked="0" layoutInCell="1" allowOverlap="1" wp14:anchorId="1142974E" wp14:editId="0B406D28">
+                <wp:simplePos x="0" y="0"/>
+                <wp:positionH relativeFrom="margin">
+                  <wp:align>left</wp:align>
+                </wp:positionH>
+                <wp:positionV relativeFrom="paragraph">
+                  <wp:posOffset>276860</wp:posOffset>
+                </wp:positionV>
+                <wp:extent cx="2430780" cy="1272540"/>
+                <wp:effectExtent l="0" t="0" r="26670" b="22860"/>
+                <wp:wrapNone/>
+                <wp:docPr id="1047120269" name="Rectangle 3"/>
+                <wp:cNvGraphicFramePr/>
+                <a:graphic xmlns:a="http://schemas.openxmlformats.org/drawingml/2006/main">
+                  <a:graphicData uri="http://schemas.microsoft.com/office/word/2010/wordprocessingShape">
+                    <wps:wsp>
+                      <wps:cNvSpPr/>
+                      <wps:spPr>
+                        <a:xfrm>
+                          <a:off x="0" y="0"/>
+                          <a:ext cx="2430780" cy="1272540"/>
+                        </a:xfrm>
+                        <a:prstGeom prst="rect">
+                          <a:avLst/>
+                        </a:prstGeom>
+                      </wps:spPr>
+                      <wps:style>
+                        <a:lnRef idx="2">
+                          <a:schemeClr val="dk1">
+                            <a:shade val="15000"/>
+                          </a:schemeClr>
+                        </a:lnRef>
+                        <a:fillRef idx="1">
+                          <a:schemeClr val="dk1"/>
+                        </a:fillRef>
+                        <a:effectRef idx="0">
+                          <a:schemeClr val="dk1"/>
+                        </a:effectRef>
+                        <a:fontRef idx="minor">
+                          <a:schemeClr val="lt1"/>
+                        </a:fontRef>
+                      </wps:style>
+                      <wps:txbx>
+                        <w:txbxContent>
+                          <w:p>
+                            <w:pPr>
+                              <w:spacing w:after="0"/>
+                              <w:rPr>
+                                <w:rFonts w:asciiTheme="majorBidi" w:hAnsiTheme="majorBidi" w:cstheme="majorBidi"/>
+                                <w:b/>
+                                <w:bCs/>
+                                <w:i/>
+                                <w:iCs/>
+                                <w:sz w:val="28"/>
+                                <w:szCs w:val="28"/>
+                              </w:rPr>
+                            </w:pPr>
+                            <w:r>
+                              <w:rPr>
+                                <w:rFonts w:asciiTheme="majorBidi" w:hAnsiTheme="majorBidi" w:cstheme="majorBidi"/>
+                                <w:b/>
+                                <w:bCs/>
+                                <w:i/>
+                                <w:iCs/>
+                                <w:sz w:val="28"/>
+                                <w:szCs w:val="28"/>
+                              </w:rPr>
+                              <w:t>/</w:t>
+                            </w:r>
+                            <w:proofErr w:type="spellStart"/>
+                            <w:r>
+                              <w:rPr>
+                                <w:rFonts w:asciiTheme="majorBidi" w:hAnsiTheme="majorBidi" w:cstheme="majorBidi"/>
+                                <w:b/>
+                                <w:bCs/>
+                                <w:i/>
+                                <w:iCs/>
+                                <w:sz w:val="28"/>
+                                <w:szCs w:val="28"/>
+                              </w:rPr>
+                              <w:t>etc</w:t>
+                            </w:r>
+                            <w:proofErr w:type="spellEnd"/>
+                            <w:r>
+                              <w:rPr>
+                                <w:rFonts w:asciiTheme="majorBidi" w:hAnsiTheme="majorBidi" w:cstheme="majorBidi"/>
+                                <w:b/>
+                                <w:bCs/>
+                                <w:i/>
+                                <w:iCs/>
+                                <w:sz w:val="28"/>
+                                <w:szCs w:val="28"/>
+                              </w:rPr>
+                              <w:t>/</w:t>
+                            </w:r>
+                            <w:proofErr w:type="spellStart"/>
+                            <w:r>
+                              <w:rPr>
+                                <w:rFonts w:asciiTheme="majorBidi" w:hAnsiTheme="majorBidi" w:cstheme="majorBidi"/>
+                                <w:b/>
+                                <w:bCs/>
+                                <w:i/>
+                                <w:iCs/>
+                                <w:sz w:val="28"/>
+                                <w:szCs w:val="28"/>
+                              </w:rPr>
+                              <w:t>sysconfig</w:t>
+                            </w:r>
+                            <w:proofErr w:type="spellEnd"/>
+                            <w:r>
+                              <w:rPr>
+                                <w:rFonts w:asciiTheme="majorBidi" w:hAnsiTheme="majorBidi" w:cstheme="majorBidi"/>
+                                <w:b/>
+                                <w:bCs/>
+                                <w:i/>
+                                <w:iCs/>
+                                <w:sz w:val="28"/>
+                                <w:szCs w:val="28"/>
+                              </w:rPr>
+                              <w:t>/network/</w:t>
+                            </w:r>
+                          </w:p>
+                          <w:p>
+                            <w:pPr>
+                              <w:spacing w:after="0"/>
+                              <w:rPr>
+                                <w:rFonts w:asciiTheme="majorBidi" w:hAnsiTheme="majorBidi" w:cstheme="majorBidi"/>
+                                <w:b/>
+                                <w:bCs/>
+                                <w:i/>
+                                <w:iCs/>
+                                <w:sz w:val="28"/>
+                                <w:szCs w:val="28"/>
+                              </w:rPr>
+                            </w:pPr>
+                            <w:r>
+                              <w:rPr>
+                                <w:rFonts w:asciiTheme="majorBidi" w:hAnsiTheme="majorBidi" w:cstheme="majorBidi"/>
+                                <w:b/>
+                                <w:bCs/>
+                                <w:i/>
+                                <w:iCs/>
+                                <w:sz w:val="28"/>
+                                <w:szCs w:val="28"/>
+                              </w:rPr>
+                              <w:t>├── ifcfg-enp0s3</w:t>
+                            </w:r>
+                          </w:p>
+                          <w:p>
+                            <w:pPr>
+                              <w:spacing w:after="0"/>
+                              <w:rPr>
+                                <w:rFonts w:asciiTheme="majorBidi" w:hAnsiTheme="majorBidi" w:cstheme="majorBidi"/>
+                                <w:b/>
+                                <w:bCs/>
+                                <w:i/>
+                                <w:iCs/>
+                                <w:sz w:val="28"/>
+                                <w:szCs w:val="28"/>
+                              </w:rPr>
+                            </w:pPr>
+                            <w:r>
+                              <w:rPr>
+                                <w:rFonts w:asciiTheme="majorBidi" w:hAnsiTheme="majorBidi" w:cstheme="majorBidi"/>
+                                <w:b/>
+                                <w:bCs/>
+                                <w:i/>
+                                <w:iCs/>
+                                <w:sz w:val="28"/>
+                                <w:szCs w:val="28"/>
+                              </w:rPr>
+                              <w:t>├── ifcfg-enp0s8</w:t>
+                            </w:r>
+                          </w:p>
+                          <w:p>
+                            <w:pPr>
+                              <w:spacing w:after="0"/>
+                              <w:rPr>
+                                <w:rFonts w:asciiTheme="majorBidi" w:hAnsiTheme="majorBidi" w:cstheme="majorBidi"/>
+                                <w:b/>
+                                <w:bCs/>
+                                <w:i/>
+                                <w:iCs/>
+                                <w:sz w:val="28"/>
+                                <w:szCs w:val="28"/>
+                              </w:rPr>
+                            </w:pPr>
+                            <w:r>
+                              <w:rPr>
+                                <w:rFonts w:asciiTheme="majorBidi" w:hAnsiTheme="majorBidi" w:cstheme="majorBidi"/>
+                                <w:b/>
+                                <w:bCs/>
+                                <w:i/>
+                                <w:iCs/>
+                                <w:sz w:val="28"/>
+                                <w:szCs w:val="28"/>
+                              </w:rPr>
+                              <w:t>├── routes</w:t>
+                            </w:r>
+                          </w:p>
+                          <w:p>
+                            <w:pPr>
+                              <w:spacing w:after="0"/>
+                              <w:rPr>
+                                <w:rFonts w:asciiTheme="majorBidi" w:hAnsiTheme="majorBidi" w:cstheme="majorBidi"/>
+                                <w:b/>
+                                <w:bCs/>
+                                <w:i/>
+                                <w:iCs/>
+                                <w:sz w:val="28"/>
+                                <w:szCs w:val="28"/>
+                              </w:rPr>
+                            </w:pPr>
+                            <w:r>
+                              <w:rPr>
+                                <w:rFonts w:asciiTheme="majorBidi" w:hAnsiTheme="majorBidi" w:cstheme="majorBidi"/>
+                                <w:b/>
+                                <w:bCs/>
+                                <w:i/>
+                                <w:iCs/>
+                                <w:sz w:val="28"/>
+                                <w:szCs w:val="28"/>
+                              </w:rPr>
+                              <w:t>└── config</w:t>
+                            </w:r>
+                          </w:p>
+                          <w:p>
+                            <w:pPr>
+                              <w:spacing w:after="0"/>
+                              <w:jc w:val="center"/>
+                              <w:rPr>
+                                <w:b/>
+                                <w:bCs/>
+                                <w:i/>
+                                <w:iCs/>
+                              </w:rPr>
+                            </w:pPr>
+                          </w:p>
+                        </w:txbxContent>
+                      </wps:txbx>
+                      <wps:bodyPr rot="0" spcFirstLastPara="0" vertOverflow="overflow" horzOverflow="overflow" vert="horz" wrap="square" lIns="91440" tIns="45720" rIns="91440" bIns="45720" numCol="1" spcCol="0" rtlCol="0" fromWordArt="0" anchor="ctr" anchorCtr="0" forceAA="0" compatLnSpc="1">
+                        <a:prstTxWarp prst="textNoShape">
+                          <a:avLst/>
+                        </a:prstTxWarp>
+                        <a:noAutofit/>
+                      </wps:bodyPr>
+                    </wps:wsp>
+                  </a:graphicData>
+                </a:graphic>
+                <wp14:sizeRelH relativeFrom="margin">
+                  <wp14:pctWidth>0</wp14:pctWidth>
+                </wp14:sizeRelH>
+                <wp14:sizeRelV relativeFrom="margin">
+                  <wp14:pctHeight>0</wp14:pctHeight>
+                </wp14:sizeRelV>
+              </wp:anchor>
+            </w:drawing>
+          </mc:Choice>
+          <mc:Fallback>
+            <w:pict>
+              <v:rect w14:anchorId="1142974E" id="Rectangle 3" o:spid="_x0000_s1028" style="position:absolute;margin-left:0;margin-top:21.8pt;width:191.4pt;height:100.2pt;z-index:251661312;visibility:visible;mso-wrap-style:square;mso-width-percent:0;mso-height-percent:0;mso-wrap-distance-left:9pt;mso-wrap-distance-top:0;mso-wrap-distance-right:9pt;mso-wrap-distance-bottom:0;mso-position-horizontal:left;mso-position-horizontal-relative:margin;mso-position-vertical:absolute;mso-position-vertical-relative:text;mso-width-percent:0;mso-height-percent:0;mso-width-relative:margin;mso-height-relative:margin;v-text-anchor:middle" o:gfxdata="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" fillcolor="black [3200]" strokecolor="black [480]" strokeweight="1pt">
+                <v:textbox>
+                  <w:txbxContent>
+                    <w:p>
+                      <w:pPr>
+                        <w:spacing w:after="0"/>
+                        <w:rPr>
+                          <w:rFonts w:asciiTheme="majorBidi" w:hAnsiTheme="majorBidi" w:cstheme="majorBidi"/>
+                          <w:b/>
+                          <w:bCs/>
+                          <w:i/>
+                          <w:iCs/>
+                          <w:sz w:val="28"/>
+                          <w:szCs w:val="28"/>
+                        </w:rPr>
+                      </w:pPr>
+                      <w:r>
+                        <w:rPr>
+                          <w:rFonts w:asciiTheme="majorBidi" w:hAnsiTheme="majorBidi" w:cstheme="majorBidi"/>
+                          <w:b/>
+                          <w:bCs/>
+                          <w:i/>
+                          <w:iCs/>
+                          <w:sz w:val="28"/>
+                          <w:szCs w:val="28"/>
+                        </w:rPr>
+                        <w:t>/</w:t>
+                      </w:r>
+                      <w:proofErr w:type="spellStart"/>
+                      <w:r>
+                        <w:rPr>
+                          <w:rFonts w:asciiTheme="majorBidi" w:hAnsiTheme="majorBidi" w:cstheme="majorBidi"/>
+                          <w:b/>
+                          <w:bCs/>
+                          <w:i/>
+                          <w:iCs/>
+                          <w:sz w:val="28"/>
+                          <w:szCs w:val="28"/>
+                        </w:rPr>
+                        <w:t>etc</w:t>
+                      </w:r>
+                      <w:proofErr w:type="spellEnd"/>
+                      <w:r>
+                        <w:rPr>
+                          <w:rFonts w:asciiTheme="majorBidi" w:hAnsiTheme="majorBidi" w:cstheme="majorBidi"/>
+                          <w:b/>
+                          <w:bCs/>
+                          <w:i/>
+                          <w:iCs/>
+                          <w:sz w:val="28"/>
+                          <w:szCs w:val="28"/>
+                        </w:rPr>
+                        <w:t>/</w:t>
+                      </w:r>
+                      <w:proofErr w:type="spellStart"/>
+                      <w:r>
+                        <w:rPr>
+                          <w:rFonts w:asciiTheme="majorBidi" w:hAnsiTheme="majorBidi" w:cstheme="majorBidi"/>
+                          <w:b/>
+                          <w:bCs/>
+                          <w:i/>
+                          <w:iCs/>
+                          <w:sz w:val="28"/>
+                          <w:szCs w:val="28"/>
+                        </w:rPr>
+                        <w:t>sysconfig</w:t>
+                      </w:r>
+                      <w:proofErr w:type="spellEnd"/>
+                      <w:r>
+                        <w:rPr>
+                          <w:rFonts w:asciiTheme="majorBidi" w:hAnsiTheme="majorBidi" w:cstheme="majorBidi"/>
+                          <w:b/>
+                          <w:bCs/>
+                          <w:i/>
+                          <w:iCs/>
+                          <w:sz w:val="28"/>
+                          <w:szCs w:val="28"/>
+                        </w:rPr>
+                        <w:t>/network/</w:t>
+                      </w:r>
+                    </w:p>
+                    <w:p>
+                      <w:pPr>
+                        <w:spacing w:after="0"/>
+                        <w:rPr>
+                          <w:rFonts w:asciiTheme="majorBidi" w:hAnsiTheme="majorBidi" w:cstheme="majorBidi"/>
+                          <w:b/>
+                          <w:bCs/>
+                          <w:i/>
+                          <w:iCs/>
+                          <w:sz w:val="28"/>
+                          <w:szCs w:val="28"/>
+                        </w:rPr>
+                      </w:pPr>
+                      <w:r>
+                        <w:rPr>
+                          <w:rFonts w:asciiTheme="majorBidi" w:hAnsiTheme="majorBidi" w:cstheme="majorBidi"/>
+                          <w:b/>
+                          <w:bCs/>
+                          <w:i/>
+                          <w:iCs/>
+                          <w:sz w:val="28"/>
+                          <w:szCs w:val="28"/>
+                        </w:rPr>
+                        <w:t>├── ifcfg-enp0s3</w:t>
+                      </w:r>
+                    </w:p>
+                    <w:p>
+                      <w:pPr>
+                        <w:spacing w:after="0"/>
+                        <w:rPr>
+                          <w:rFonts w:asciiTheme="majorBidi" w:hAnsiTheme="majorBidi" w:cstheme="majorBidi"/>
+                          <w:b/>
+                          <w:bCs/>
+                          <w:i/>
+                          <w:iCs/>
+                          <w:sz w:val="28"/>
+                          <w:szCs w:val="28"/>
+                        </w:rPr>
+                      </w:pPr>
+                      <w:r>
+                        <w:rPr>
+                          <w:rFonts w:asciiTheme="majorBidi" w:hAnsiTheme="majorBidi" w:cstheme="majorBidi"/>
+                          <w:b/>
+                          <w:bCs/>
+                          <w:i/>
+                          <w:iCs/>
+                          <w:sz w:val="28"/>
+                          <w:szCs w:val="28"/>
+                        </w:rPr>
+                        <w:t>├── ifcfg-enp0s8</w:t>
+                      </w:r>
+                    </w:p>
+                    <w:p>
+                      <w:pPr>
+                        <w:spacing w:after="0"/>
+                        <w:rPr>
+                          <w:rFonts w:asciiTheme="majorBidi" w:hAnsiTheme="majorBidi" w:cstheme="majorBidi"/>
+                          <w:b/>
+                          <w:bCs/>
+                          <w:i/>
+                          <w:iCs/>
+                          <w:sz w:val="28"/>
+                          <w:szCs w:val="28"/>
+                        </w:rPr>
+                      </w:pPr>
+                      <w:r>
+                        <w:rPr>
+                          <w:rFonts w:asciiTheme="majorBidi" w:hAnsiTheme="majorBidi" w:cstheme="majorBidi"/>
+                          <w:b/>
+                          <w:bCs/>
+                          <w:i/>
+                          <w:iCs/>
+                          <w:sz w:val="28"/>
+                          <w:szCs w:val="28"/>
+                        </w:rPr>
+                        <w:t>├── routes</w:t>
+                      </w:r>
+                    </w:p>
+                    <w:p>
+                      <w:pPr>
+                        <w:spacing w:after="0"/>
+                        <w:rPr>
+                          <w:rFonts w:asciiTheme="majorBidi" w:hAnsiTheme="majorBidi" w:cstheme="majorBidi"/>
+                          <w:b/>
+                          <w:bCs/>
+                          <w:i/>
+                          <w:iCs/>
+                          <w:sz w:val="28"/>
+                          <w:szCs w:val="28"/>
+                        </w:rPr>
+                      </w:pPr>
+                      <w:r>
+                        <w:rPr>
+                          <w:rFonts w:asciiTheme="majorBidi" w:hAnsiTheme="majorBidi" w:cstheme="majorBidi"/>
+                          <w:b/>
+                          <w:bCs/>
+                          <w:i/>
+                          <w:iCs/>
+                          <w:sz w:val="28"/>
+                          <w:szCs w:val="28"/>
+                        </w:rPr>
+                        <w:t>└── config</w:t>
+                      </w:r>
+                    </w:p>
+                    <w:p>
+                      <w:pPr>
+                        <w:spacing w:after="0"/>
+                        <w:jc w:val="center"/>
+                        <w:rPr>
+                          <w:b/>
+                          <w:bCs/>
+                          <w:i/>
+                          <w:iCs/>
+                        </w:rPr>
+                      </w:pPr>
+                    </w:p>
+                  </w:txbxContent>
+                </v:textbox>
+                <w10:wrap anchorx="margin"/>
+              </v:rect>
+            </w:pict>
+          </mc:Fallback>
+        </mc:AlternateContent>
+      </w:r>
+      <w:r>
+        <w:rPr>
+          <w:rFonts w:asciiTheme="majorBidi" w:hAnsiTheme="majorBidi" w:cstheme="majorBidi"/>
+          <w:sz w:val="28"/>
+          <w:szCs w:val="28"/>
+        </w:rPr>
+        <w:t>For example:</w:t>
+      </w:r>
+    </w:p>
+    <w:p>
+      <w:pPr>
+        <w:rPr>
+          <w:rFonts w:asciiTheme="majorBidi" w:hAnsiTheme="majorBidi" w:cstheme="majorBidi"/>
+          <w:sz w:val="28"/>
+          <w:szCs w:val="28"/>
+        </w:rPr>
+      </w:pPr>
+    </w:p>
+    <w:p>
+      <w:pPr>
+        <w:rPr>
+          <w:rFonts w:asciiTheme="majorBidi" w:hAnsiTheme="majorBidi" w:cstheme="majorBidi"/>
+          <w:sz w:val="28"/>
+          <w:szCs w:val="28"/>
+        </w:rPr>
+      </w:pPr>
+    </w:p>
+    <w:p>
+      <w:pPr>
+        <w:rPr>
+          <w:rFonts w:asciiTheme="majorBidi" w:hAnsiTheme="majorBidi" w:cstheme="majorBidi"/>
+          <w:sz w:val="28"/>
+          <w:szCs w:val="28"/>
+        </w:rPr>
+      </w:pPr>
+    </w:p>
+    <w:p>
+      <w:pPr>
+        <w:jc w:val="both"/>
+        <w:rPr>
+          <w:rFonts w:asciiTheme="majorBidi" w:hAnsiTheme="majorBidi" w:cstheme="majorBidi"/>
+          <w:sz w:val="18"/>
+          <w:szCs w:val="18"/>
+        </w:rPr>
+      </w:pPr>
+    </w:p>
+    <w:p>
+      <w:pPr>
+        <w:spacing w:after="100"/>
+        <w:jc w:val="both"/>
+        <w:rPr>
+          <w:rFonts w:asciiTheme="majorBidi" w:hAnsiTheme="majorBidi" w:cstheme="majorBidi"/>
+          <w:sz w:val="28"/>
+          <w:szCs w:val="28"/>
+        </w:rPr>
+      </w:pPr>
+      <w:r>
+        <w:rPr>
+          <w:rFonts w:asciiTheme="majorBidi" w:hAnsiTheme="majorBidi" w:cstheme="majorBidi"/>
+          <w:sz w:val="28"/>
+          <w:szCs w:val="28"/>
+        </w:rPr>
+        <w:t xml:space="preserve">The most important files are the </w:t>
+      </w:r>
+      <w:proofErr w:type="spellStart"/>
+      <w:r>
+        <w:rPr>
+          <w:rFonts w:asciiTheme="majorBidi" w:hAnsiTheme="majorBidi" w:cstheme="majorBidi"/>
+          <w:b/>
+          <w:bCs/>
+          <w:i/>
+          <w:iCs/>
+          <w:sz w:val="28"/>
+          <w:szCs w:val="28"/>
+        </w:rPr>
+        <w:t>ifcfg</w:t>
+      </w:r>
+      <w:proofErr w:type="spellEnd"/>
+      <w:r>
+        <w:rPr>
+          <w:rFonts w:asciiTheme="majorBidi" w:hAnsiTheme="majorBidi" w:cstheme="majorBidi"/>
+          <w:b/>
+          <w:bCs/>
+          <w:i/>
+          <w:iCs/>
+          <w:sz w:val="28"/>
+          <w:szCs w:val="28"/>
+        </w:rPr>
+        <w:t>-*</w:t>
+      </w:r>
+      <w:r>
+        <w:rPr>
+          <w:rFonts w:asciiTheme="majorBidi" w:hAnsiTheme="majorBidi" w:cstheme="majorBidi"/>
+          <w:sz w:val="28"/>
+          <w:szCs w:val="28"/>
+        </w:rPr>
+        <w:t xml:space="preserve"> files.</w:t>
+      </w:r>
+    </w:p>
+    <w:p>
+      <w:pPr>
+        <w:spacing w:after="80"/>
+        <w:rPr>
+          <w:rFonts w:asciiTheme="majorBidi" w:hAnsiTheme="majorBidi" w:cstheme="majorBidi"/>
+          <w:sz w:val="28"/>
+          <w:szCs w:val="28"/>
+          <w:u w:val="single"/>
+        </w:rPr>
+      </w:pPr>
+      <w:r>
+        <w:rPr>
+          <w:rFonts w:asciiTheme="majorBidi" w:hAnsiTheme="majorBidi" w:cstheme="majorBidi"/>
+          <w:sz w:val="28"/>
+          <w:szCs w:val="28"/>
+          <w:u w:val="single"/>
+        </w:rPr>
+        <w:t>Example configuration</w:t>
+      </w:r>
+      <w:r>
+        <w:rPr>
+          <w:rFonts w:asciiTheme="majorBidi" w:hAnsiTheme="majorBidi" w:cstheme="majorBidi"/>
+          <w:sz w:val="28"/>
+          <w:szCs w:val="28"/>
+          <w:u w:val="single"/>
+        </w:rPr>
+        <w:t>:</w:t>
+      </w:r>
+    </w:p>
+    <w:p>
+      <w:pPr>
+        <w:spacing w:after="80"/>
+        <w:rPr>
+          <w:rFonts w:asciiTheme="majorBidi" w:hAnsiTheme="majorBidi" w:cstheme="majorBidi"/>
+          <w:sz w:val="28"/>
+          <w:szCs w:val="28"/>
+        </w:rPr>
+      </w:pPr>
+      <w:r>
+        <w:rPr>
+          <w:rFonts w:asciiTheme="majorBidi" w:hAnsiTheme="majorBidi" w:cstheme="majorBidi"/>
+          <w:sz w:val="28"/>
+          <w:szCs w:val="28"/>
+        </w:rPr>
+        <w:t>Suppose your Ethernet interface is enp0s3.</w:t>
+      </w:r>
+    </w:p>
+    <w:p>
+      <w:pPr>
+        <w:rPr>
+          <w:rFonts w:asciiTheme="majorBidi" w:hAnsiTheme="majorBidi" w:cstheme="majorBidi"/>
+          <w:sz w:val="28"/>
+          <w:szCs w:val="28"/>
+        </w:rPr>
+      </w:pPr>
+      <w:r>
+        <w:rPr>
+          <w:rFonts w:asciiTheme="majorBidi" w:hAnsiTheme="majorBidi" w:cstheme="majorBidi"/>
+          <w:noProof/>
+          <w:sz w:val="28"/>
+          <w:szCs w:val="28"/>
+        </w:rPr>
+        <mc:AlternateContent>
+          <mc:Choice Requires="wps">
+            <w:drawing>
+              <wp:anchor distT="0" distB="0" distL="114300" distR="114300" simplePos="0" relativeHeight="251662336" behindDoc="0" locked="0" layoutInCell="1" allowOverlap="1" wp14:anchorId="0D5C0D19" wp14:editId="68D0EC02">
+                <wp:simplePos x="0" y="0"/>
+                <wp:positionH relativeFrom="margin">
+                  <wp:align>left</wp:align>
+                </wp:positionH>
+                <wp:positionV relativeFrom="paragraph">
+                  <wp:posOffset>267335</wp:posOffset>
+                </wp:positionV>
+                <wp:extent cx="2316480" cy="800100"/>
+                <wp:effectExtent l="0" t="0" r="26670" b="19050"/>
+                <wp:wrapNone/>
+                <wp:docPr id="498859995" name="Rectangle 4"/>
+                <wp:cNvGraphicFramePr/>
+                <a:graphic xmlns:a="http://schemas.openxmlformats.org/drawingml/2006/main">
+                  <a:graphicData uri="http://schemas.microsoft.com/office/word/2010/wordprocessingShape">
+                    <wps:wsp>
+                      <wps:cNvSpPr/>
+                      <wps:spPr>
+                        <a:xfrm>
+                          <a:off x="0" y="0"/>
+                          <a:ext cx="2316480" cy="800100"/>
+                        </a:xfrm>
+                        <a:prstGeom prst="rect">
+                          <a:avLst/>
+                        </a:prstGeom>
+                      </wps:spPr>
+                      <wps:style>
+                        <a:lnRef idx="2">
+                          <a:schemeClr val="dk1">
+                            <a:shade val="15000"/>
+                          </a:schemeClr>
+                        </a:lnRef>
+                        <a:fillRef idx="1">
+                          <a:schemeClr val="dk1"/>
+                        </a:fillRef>
+                        <a:effectRef idx="0">
+                          <a:schemeClr val="dk1"/>
+                        </a:effectRef>
+                        <a:fontRef idx="minor">
+                          <a:schemeClr val="lt1"/>
+                        </a:fontRef>
+                      </wps:style>
+                      <wps:txbx>
+                        <w:txbxContent>
+                          <w:p>
+                            <w:pPr>
+                              <w:spacing w:after="0"/>
+                              <w:rPr>
+                                <w:rFonts w:asciiTheme="majorBidi" w:hAnsiTheme="majorBidi" w:cstheme="majorBidi"/>
+                                <w:b/>
+                                <w:bCs/>
+                                <w:i/>
+                                <w:iCs/>
+                                <w:sz w:val="28"/>
+                                <w:szCs w:val="28"/>
+                              </w:rPr>
+                            </w:pPr>
+                            <w:r>
+                              <w:rPr>
+                                <w:rFonts w:asciiTheme="majorBidi" w:hAnsiTheme="majorBidi" w:cstheme="majorBidi"/>
+                                <w:b/>
+                                <w:bCs/>
+                                <w:i/>
+                                <w:iCs/>
+                                <w:sz w:val="28"/>
+                                <w:szCs w:val="28"/>
+                              </w:rPr>
+                              <w:t>BOOTPROTO='static'</w:t>
+                            </w:r>
+                          </w:p>
+                          <w:p>
+                            <w:pPr>
+                              <w:spacing w:after="0"/>
+                              <w:rPr>
+                                <w:rFonts w:asciiTheme="majorBidi" w:hAnsiTheme="majorBidi" w:cstheme="majorBidi"/>
+                                <w:b/>
+                                <w:bCs/>
+                                <w:i/>
+                                <w:iCs/>
+                                <w:sz w:val="28"/>
+                                <w:szCs w:val="28"/>
+                              </w:rPr>
+                            </w:pPr>
+                            <w:r>
+                              <w:rPr>
+                                <w:rFonts w:asciiTheme="majorBidi" w:hAnsiTheme="majorBidi" w:cstheme="majorBidi"/>
+                                <w:b/>
+                                <w:bCs/>
+                                <w:i/>
+                                <w:iCs/>
+                                <w:sz w:val="28"/>
+                                <w:szCs w:val="28"/>
+                              </w:rPr>
+                              <w:t>IPADDR='192.168.1.100/24'</w:t>
+                            </w:r>
+                          </w:p>
+                          <w:p>
+                            <w:pPr>
+                              <w:spacing w:after="0"/>
+                              <w:rPr>
+                                <w:rFonts w:asciiTheme="majorBidi" w:hAnsiTheme="majorBidi" w:cstheme="majorBidi"/>
+                                <w:b/>
+                                <w:bCs/>
+                                <w:i/>
+                                <w:iCs/>
+                                <w:sz w:val="28"/>
+                                <w:szCs w:val="28"/>
+                              </w:rPr>
+                            </w:pPr>
+                            <w:r>
+                              <w:rPr>
+                                <w:rFonts w:asciiTheme="majorBidi" w:hAnsiTheme="majorBidi" w:cstheme="majorBidi"/>
+                                <w:b/>
+                                <w:bCs/>
+                                <w:i/>
+                                <w:iCs/>
+                                <w:sz w:val="28"/>
+                                <w:szCs w:val="28"/>
+                              </w:rPr>
+                              <w:t>STARTMODE='auto'</w:t>
+                            </w:r>
+                          </w:p>
+                          <w:p>
+                            <w:pPr>
+                              <w:spacing w:after="0"/>
+                              <w:jc w:val="center"/>
+                              <w:rPr>
+                                <w:b/>
+                                <w:bCs/>
+                                <w:i/>
+                                <w:iCs/>
+                              </w:rPr>
+                            </w:pPr>
+                          </w:p>
+                        </w:txbxContent>
+                      </wps:txbx>
+                      <wps:bodyPr rot="0" spcFirstLastPara="0" vertOverflow="overflow" horzOverflow="overflow" vert="horz" wrap="square" lIns="91440" tIns="45720" rIns="91440" bIns="45720" numCol="1" spcCol="0" rtlCol="0" fromWordArt="0" anchor="ctr" anchorCtr="0" forceAA="0" compatLnSpc="1">
+                        <a:prstTxWarp prst="textNoShape">
+                          <a:avLst/>
+                        </a:prstTxWarp>
+                        <a:noAutofit/>
+                      </wps:bodyPr>
+                    </wps:wsp>
+                  </a:graphicData>
+                </a:graphic>
+                <wp14:sizeRelH relativeFrom="margin">
+                  <wp14:pctWidth>0</wp14:pctWidth>
+                </wp14:sizeRelH>
+                <wp14:sizeRelV relativeFrom="margin">
+                  <wp14:pctHeight>0</wp14:pctHeight>
+                </wp14:sizeRelV>
+              </wp:anchor>
+            </w:drawing>
+          </mc:Choice>
+          <mc:Fallback>
+            <w:pict>
+              <v:rect w14:anchorId="0D5C0D19" id="Rectangle 4" o:spid="_x0000_s1029" style="position:absolute;margin-left:0;margin-top:21.05pt;width:182.4pt;height:63pt;z-index:251662336;visibility:visible;mso-wrap-style:square;mso-width-percent:0;mso-height-percent:0;mso-wrap-distance-left:9pt;mso-wrap-distance-top:0;mso-wrap-distance-right:9pt;mso-wrap-distance-bottom:0;mso-position-horizontal:left;mso-position-horizontal-relative:margin;mso-position-vertical:absolute;mso-position-vertical-relative:text;mso-width-percent:0;mso-height-percent:0;mso-width-relative:margin;mso-height-relative:margin;v-text-anchor:middle" o:gfxdata="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" fillcolor="black [3200]" strokecolor="black [480]" strokeweight="1pt">
+                <v:textbox>
+                  <w:txbxContent>
+                    <w:p>
+                      <w:pPr>
+                        <w:spacing w:after="0"/>
+                        <w:rPr>
+                          <w:rFonts w:asciiTheme="majorBidi" w:hAnsiTheme="majorBidi" w:cstheme="majorBidi"/>
+                          <w:b/>
+                          <w:bCs/>
+                          <w:i/>
+                          <w:iCs/>
+                          <w:sz w:val="28"/>
+                          <w:szCs w:val="28"/>
+                        </w:rPr>
+                      </w:pPr>
+                      <w:r>
+                        <w:rPr>
+                          <w:rFonts w:asciiTheme="majorBidi" w:hAnsiTheme="majorBidi" w:cstheme="majorBidi"/>
+                          <w:b/>
+                          <w:bCs/>
+                          <w:i/>
+                          <w:iCs/>
+                          <w:sz w:val="28"/>
+                          <w:szCs w:val="28"/>
+                        </w:rPr>
+                        <w:t>BOOTPROTO='static'</w:t>
+                      </w:r>
+                    </w:p>
+                    <w:p>
+                      <w:pPr>
+                        <w:spacing w:after="0"/>
+                        <w:rPr>
+                          <w:rFonts w:asciiTheme="majorBidi" w:hAnsiTheme="majorBidi" w:cstheme="majorBidi"/>
+                          <w:b/>
+                          <w:bCs/>
+                          <w:i/>
+                          <w:iCs/>
+                          <w:sz w:val="28"/>
+                          <w:szCs w:val="28"/>
+                        </w:rPr>
+                      </w:pPr>
+                      <w:r>
+                        <w:rPr>
+                          <w:rFonts w:asciiTheme="majorBidi" w:hAnsiTheme="majorBidi" w:cstheme="majorBidi"/>
+                          <w:b/>
+                          <w:bCs/>
+                          <w:i/>
+                          <w:iCs/>
+                          <w:sz w:val="28"/>
+                          <w:szCs w:val="28"/>
+                        </w:rPr>
+                        <w:t>IPADDR='192.168.1.100/24'</w:t>
+                      </w:r>
+                    </w:p>
+                    <w:p>
+                      <w:pPr>
+                        <w:spacing w:after="0"/>
+                        <w:rPr>
+                          <w:rFonts w:asciiTheme="majorBidi" w:hAnsiTheme="majorBidi" w:cstheme="majorBidi"/>
+                          <w:b/>
+                          <w:bCs/>
+                          <w:i/>
+                          <w:iCs/>
+                          <w:sz w:val="28"/>
+                          <w:szCs w:val="28"/>
+                        </w:rPr>
+                      </w:pPr>
+                      <w:r>
+                        <w:rPr>
+                          <w:rFonts w:asciiTheme="majorBidi" w:hAnsiTheme="majorBidi" w:cstheme="majorBidi"/>
+                          <w:b/>
+                          <w:bCs/>
+                          <w:i/>
+                          <w:iCs/>
+                          <w:sz w:val="28"/>
+                          <w:szCs w:val="28"/>
+                        </w:rPr>
+                        <w:t>STARTMODE='auto'</w:t>
+                      </w:r>
+                    </w:p>
+                    <w:p>
+                      <w:pPr>
+                        <w:spacing w:after="0"/>
+                        <w:jc w:val="center"/>
+                        <w:rPr>
+                          <w:b/>
+                          <w:bCs/>
+                          <w:i/>
+                          <w:iCs/>
+                        </w:rPr>
+                      </w:pPr>
+                    </w:p>
+                  </w:txbxContent>
+                </v:textbox>
+                <w10:wrap anchorx="margin"/>
+              </v:rect>
+            </w:pict>
+          </mc:Fallback>
+        </mc:AlternateContent>
+      </w:r>
+      <w:r>
+        <w:rPr>
+          <w:rFonts w:asciiTheme="majorBidi" w:hAnsiTheme="majorBidi" w:cstheme="majorBidi"/>
+          <w:sz w:val="28"/>
+          <w:szCs w:val="28"/>
+        </w:rPr>
+        <w:t>You might have:</w:t>
+      </w:r>
+    </w:p>
+    <w:p>
+      <w:pPr>
+        <w:rPr>
+          <w:rFonts w:asciiTheme="majorBidi" w:hAnsiTheme="majorBidi" w:cstheme="majorBidi"/>
+          <w:sz w:val="28"/>
+          <w:szCs w:val="28"/>
+        </w:rPr>
+      </w:pPr>
+    </w:p>
+    <w:p>
+      <w:pPr>
+        <w:rPr>
+          <w:rFonts w:asciiTheme="majorBidi" w:hAnsiTheme="majorBidi" w:cstheme="majorBidi"/>
+          <w:sz w:val="40"/>
+          <w:szCs w:val="40"/>
+        </w:rPr>
+      </w:pPr>
+    </w:p>
+    <w:p>
+      <w:pPr>
+        <w:spacing w:after="60"/>
+        <w:rPr>
+          <w:rFonts w:asciiTheme="majorBidi" w:hAnsiTheme="majorBidi" w:cstheme="majorBidi"/>
+          <w:sz w:val="28"/>
+          <w:szCs w:val="28"/>
+        </w:rPr>
+      </w:pPr>
+      <w:r>
+        <w:rPr>
+          <w:rFonts w:asciiTheme="majorBidi" w:hAnsiTheme="majorBidi" w:cstheme="majorBidi"/>
+          <w:sz w:val="28"/>
+          <w:szCs w:val="28"/>
+        </w:rPr>
+        <w:t>This tells Wicked:</w:t>
+      </w:r>
+    </w:p>
+    <w:p>
+      <w:pPr>
+        <w:pStyle w:val="ListParagraph"/>
+        <w:numPr>
+          <w:ilvl w:val="0"/>
+          <w:numId w:val="35"/>
+        </w:numPr>
+        <w:ind w:left="360"/>
+        <w:rPr>
+          <w:rFonts w:asciiTheme="majorBidi" w:hAnsiTheme="majorBidi" w:cstheme="majorBidi"/>
+          <w:sz w:val="28"/>
+          <w:szCs w:val="28"/>
+        </w:rPr>
+      </w:pPr>
+      <w:r>
+        <w:rPr>
+          <w:rFonts w:asciiTheme="majorBidi" w:hAnsiTheme="majorBidi" w:cstheme="majorBidi"/>
+          <w:sz w:val="28"/>
+          <w:szCs w:val="28"/>
+        </w:rPr>
+        <w:t>Use a static IP.</w:t>
+      </w:r>
+    </w:p>
+    <w:p>
+      <w:pPr>
+        <w:pStyle w:val="ListParagraph"/>
+        <w:numPr>
+          <w:ilvl w:val="0"/>
+          <w:numId w:val="35"/>
+        </w:numPr>
+        <w:ind w:left="360"/>
+        <w:rPr>
+          <w:rFonts w:asciiTheme="majorBidi" w:hAnsiTheme="majorBidi" w:cstheme="majorBidi"/>
+          <w:sz w:val="28"/>
+          <w:szCs w:val="28"/>
+        </w:rPr>
+      </w:pPr>
+      <w:r>
+        <w:rPr>
+          <w:rFonts w:asciiTheme="majorBidi" w:hAnsiTheme="majorBidi" w:cstheme="majorBidi"/>
+          <w:sz w:val="28"/>
+          <w:szCs w:val="28"/>
+        </w:rPr>
+        <w:t>Assign 192.168.1.100/24.</w:t>
+      </w:r>
+    </w:p>
+    <w:p>
+      <w:pPr>
+        <w:pStyle w:val="ListParagraph"/>
+        <w:numPr>
+          <w:ilvl w:val="0"/>
+          <w:numId w:val="35"/>
+        </w:numPr>
+        <w:spacing w:after="80"/>
+        <w:ind w:left="360"/>
+        <w:rPr>
+          <w:rFonts w:asciiTheme="majorBidi" w:hAnsiTheme="majorBidi" w:cstheme="majorBidi"/>
+          <w:sz w:val="28"/>
+          <w:szCs w:val="28"/>
+        </w:rPr>
+      </w:pPr>
+      <w:r>
+        <w:rPr>
+          <w:rFonts w:asciiTheme="majorBidi" w:hAnsiTheme="majorBidi" w:cstheme="majorBidi"/>
+          <w:sz w:val="28"/>
+          <w:szCs w:val="28"/>
+        </w:rPr>
+        <w:t>Bring the interface up automatically during boot.</w:t>
+      </w:r>
+    </w:p>
+    <w:p>
+      <w:pPr>
+        <w:rPr>
+          <w:rFonts w:asciiTheme="majorBidi" w:hAnsiTheme="majorBidi" w:cstheme="majorBidi"/>
+          <w:sz w:val="28"/>
+          <w:szCs w:val="28"/>
+        </w:rPr>
+      </w:pPr>
+      <w:r>
+        <w:rPr>
+          <w:rFonts w:asciiTheme="majorBidi" w:hAnsiTheme="majorBidi" w:cstheme="majorBidi"/>
+          <w:noProof/>
+          <w:sz w:val="28"/>
+          <w:szCs w:val="28"/>
+        </w:rPr>
+        <mc:AlternateContent>
+          <mc:Choice Requires="wps">
+            <w:drawing>
+              <wp:anchor distT="0" distB="0" distL="114300" distR="114300" simplePos="0" relativeHeight="251663360" behindDoc="0" locked="0" layoutInCell="1" allowOverlap="1" wp14:anchorId="16E86AF2" wp14:editId="78B444B7">
+                <wp:simplePos x="0" y="0"/>
+                <wp:positionH relativeFrom="margin">
+                  <wp:align>left</wp:align>
+                </wp:positionH>
+                <wp:positionV relativeFrom="paragraph">
+                  <wp:posOffset>267970</wp:posOffset>
+                </wp:positionV>
+                <wp:extent cx="1836420" cy="548640"/>
+                <wp:effectExtent l="0" t="0" r="11430" b="22860"/>
+                <wp:wrapNone/>
+                <wp:docPr id="1860185123" name="Rectangle 5"/>
+                <wp:cNvGraphicFramePr/>
+                <a:graphic xmlns:a="http://schemas.openxmlformats.org/drawingml/2006/main">
+                  <a:graphicData uri="http://schemas.microsoft.com/office/word/2010/wordprocessingShape">
+                    <wps:wsp>
+                      <wps:cNvSpPr/>
+                      <wps:spPr>
+                        <a:xfrm>
+                          <a:off x="0" y="0"/>
+                          <a:ext cx="1836420" cy="548640"/>
+                        </a:xfrm>
+                        <a:prstGeom prst="rect">
+                          <a:avLst/>
+                        </a:prstGeom>
+                      </wps:spPr>
+                      <wps:style>
+                        <a:lnRef idx="2">
+                          <a:schemeClr val="dk1">
+                            <a:shade val="15000"/>
+                          </a:schemeClr>
+                        </a:lnRef>
+                        <a:fillRef idx="1">
+                          <a:schemeClr val="dk1"/>
+                        </a:fillRef>
+                        <a:effectRef idx="0">
+                          <a:schemeClr val="dk1"/>
+                        </a:effectRef>
+                        <a:fontRef idx="minor">
+                          <a:schemeClr val="lt1"/>
+                        </a:fontRef>
+                      </wps:style>
+                      <wps:txbx>
+                        <w:txbxContent>
+                          <w:p>
+                            <w:pPr>
+                              <w:spacing w:after="0"/>
+                              <w:rPr>
+                                <w:rFonts w:asciiTheme="majorBidi" w:hAnsiTheme="majorBidi" w:cstheme="majorBidi"/>
+                                <w:b/>
+                                <w:bCs/>
+                                <w:i/>
+                                <w:iCs/>
+                                <w:sz w:val="28"/>
+                                <w:szCs w:val="28"/>
+                              </w:rPr>
+                            </w:pPr>
+                            <w:r>
+                              <w:rPr>
+                                <w:rFonts w:asciiTheme="majorBidi" w:hAnsiTheme="majorBidi" w:cstheme="majorBidi"/>
+                                <w:b/>
+                                <w:bCs/>
+                                <w:i/>
+                                <w:iCs/>
+                                <w:sz w:val="28"/>
+                                <w:szCs w:val="28"/>
+                              </w:rPr>
+                              <w:t>BOOTPROTO='</w:t>
+                            </w:r>
+                            <w:proofErr w:type="spellStart"/>
+                            <w:r>
+                              <w:rPr>
+                                <w:rFonts w:asciiTheme="majorBidi" w:hAnsiTheme="majorBidi" w:cstheme="majorBidi"/>
+                                <w:b/>
+                                <w:bCs/>
+                                <w:i/>
+                                <w:iCs/>
+                                <w:sz w:val="28"/>
+                                <w:szCs w:val="28"/>
+                              </w:rPr>
+                              <w:t>dhcp</w:t>
+                            </w:r>
+                            <w:proofErr w:type="spellEnd"/>
+                            <w:r>
+                              <w:rPr>
+                                <w:rFonts w:asciiTheme="majorBidi" w:hAnsiTheme="majorBidi" w:cstheme="majorBidi"/>
+                                <w:b/>
+                                <w:bCs/>
+                                <w:i/>
+                                <w:iCs/>
+                                <w:sz w:val="28"/>
+                                <w:szCs w:val="28"/>
+                              </w:rPr>
+                              <w:t>'</w:t>
+                            </w:r>
+                          </w:p>
+                          <w:p>
+                            <w:pPr>
+                              <w:spacing w:after="0"/>
+                              <w:jc w:val="both"/>
+                              <w:rPr>
+                                <w:rFonts w:asciiTheme="majorBidi" w:hAnsiTheme="majorBidi" w:cstheme="majorBidi"/>
+                                <w:b/>
+                                <w:bCs/>
+                                <w:i/>
+                                <w:iCs/>
+                                <w:sz w:val="28"/>
+                                <w:szCs w:val="28"/>
+                              </w:rPr>
+                            </w:pPr>
+                            <w:r>
+                              <w:rPr>
+                                <w:rFonts w:asciiTheme="majorBidi" w:hAnsiTheme="majorBidi" w:cstheme="majorBidi"/>
+                                <w:b/>
+                                <w:bCs/>
+                                <w:i/>
+                                <w:iCs/>
+                                <w:sz w:val="28"/>
+                                <w:szCs w:val="28"/>
+                              </w:rPr>
+                              <w:t>STARTMODE='auto'</w:t>
+                            </w:r>
+                          </w:p>
+                          <w:p>
+                            <w:pPr>
+                              <w:jc w:val="center"/>
+                            </w:pPr>
+                          </w:p>
+                        </w:txbxContent>
+                      </wps:txbx>
+                      <wps:bodyPr rot="0" spcFirstLastPara="0" vertOverflow="overflow" horzOverflow="overflow" vert="horz" wrap="square" lIns="91440" tIns="45720" rIns="91440" bIns="45720" numCol="1" spcCol="0" rtlCol="0" fromWordArt="0" anchor="ctr" anchorCtr="0" forceAA="0" compatLnSpc="1">
+                        <a:prstTxWarp prst="textNoShape">
+                          <a:avLst/>
+                        </a:prstTxWarp>
+                        <a:noAutofit/>
+                      </wps:bodyPr>
+                    </wps:wsp>
+                  </a:graphicData>
+                </a:graphic>
+                <wp14:sizeRelH relativeFrom="margin">
+                  <wp14:pctWidth>0</wp14:pctWidth>
+                </wp14:sizeRelH>
+                <wp14:sizeRelV relativeFrom="margin">
+                  <wp14:pctHeight>0</wp14:pctHeight>
+                </wp14:sizeRelV>
+              </wp:anchor>
+            </w:drawing>
+          </mc:Choice>
+          <mc:Fallback>
+            <w:pict>
+              <v:rect w14:anchorId="16E86AF2" id="Rectangle 5" o:spid="_x0000_s1030" style="position:absolute;margin-left:0;margin-top:21.1pt;width:144.6pt;height:43.2pt;z-index:251663360;visibility:visible;mso-wrap-style:square;mso-width-percent:0;mso-height-percent:0;mso-wrap-distance-left:9pt;mso-wrap-distance-top:0;mso-wrap-distance-right:9pt;mso-wrap-distance-bottom:0;mso-position-horizontal:left;mso-position-horizontal-relative:margin;mso-position-vertical:absolute;mso-position-vertical-relative:text;mso-width-percent:0;mso-height-percent:0;mso-width-relative:margin;mso-height-relative:margin;v-text-anchor:middle" o:gfxdata="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" fillcolor="black [3200]" strokecolor="black [480]" strokeweight="1pt">
+                <v:textbox>
+                  <w:txbxContent>
+                    <w:p>
+                      <w:pPr>
+                        <w:spacing w:after="0"/>
+                        <w:rPr>
+                          <w:rFonts w:asciiTheme="majorBidi" w:hAnsiTheme="majorBidi" w:cstheme="majorBidi"/>
+                          <w:b/>
+                          <w:bCs/>
+                          <w:i/>
+                          <w:iCs/>
+                          <w:sz w:val="28"/>
+                          <w:szCs w:val="28"/>
+                        </w:rPr>
+                      </w:pPr>
+                      <w:r>
+                        <w:rPr>
+                          <w:rFonts w:asciiTheme="majorBidi" w:hAnsiTheme="majorBidi" w:cstheme="majorBidi"/>
+                          <w:b/>
+                          <w:bCs/>
+                          <w:i/>
+                          <w:iCs/>
+                          <w:sz w:val="28"/>
+                          <w:szCs w:val="28"/>
+                        </w:rPr>
+                        <w:t>BOOTPROTO='</w:t>
+                      </w:r>
+                      <w:proofErr w:type="spellStart"/>
+                      <w:r>
+                        <w:rPr>
+                          <w:rFonts w:asciiTheme="majorBidi" w:hAnsiTheme="majorBidi" w:cstheme="majorBidi"/>
+                          <w:b/>
+                          <w:bCs/>
+                          <w:i/>
+                          <w:iCs/>
+                          <w:sz w:val="28"/>
+                          <w:szCs w:val="28"/>
+                        </w:rPr>
+                        <w:t>dhcp</w:t>
+                      </w:r>
+                      <w:proofErr w:type="spellEnd"/>
+                      <w:r>
+                        <w:rPr>
+                          <w:rFonts w:asciiTheme="majorBidi" w:hAnsiTheme="majorBidi" w:cstheme="majorBidi"/>
+                          <w:b/>
+                          <w:bCs/>
+                          <w:i/>
+                          <w:iCs/>
+                          <w:sz w:val="28"/>
+                          <w:szCs w:val="28"/>
+                        </w:rPr>
+                        <w:t>'</w:t>
+                      </w:r>
+                    </w:p>
+                    <w:p>
+                      <w:pPr>
+                        <w:spacing w:after="0"/>
+                        <w:jc w:val="both"/>
+                        <w:rPr>
+                          <w:rFonts w:asciiTheme="majorBidi" w:hAnsiTheme="majorBidi" w:cstheme="majorBidi"/>
+                          <w:b/>
+                          <w:bCs/>
+                          <w:i/>
+                          <w:iCs/>
+                          <w:sz w:val="28"/>
+                          <w:szCs w:val="28"/>
+                        </w:rPr>
+                      </w:pPr>
+                      <w:r>
+                        <w:rPr>
+                          <w:rFonts w:asciiTheme="majorBidi" w:hAnsiTheme="majorBidi" w:cstheme="majorBidi"/>
+                          <w:b/>
+                          <w:bCs/>
+                          <w:i/>
+                          <w:iCs/>
+                          <w:sz w:val="28"/>
+                          <w:szCs w:val="28"/>
+                        </w:rPr>
+                        <w:t>STARTMODE='auto'</w:t>
+                      </w:r>
+                    </w:p>
+                    <w:p>
+                      <w:pPr>
+                        <w:jc w:val="center"/>
+                      </w:pPr>
+                    </w:p>
+                  </w:txbxContent>
+                </v:textbox>
+                <w10:wrap anchorx="margin"/>
+              </v:rect>
+            </w:pict>
+          </mc:Fallback>
+        </mc:AlternateContent>
+      </w:r>
+      <w:r>
+        <w:rPr>
+          <w:rFonts w:asciiTheme="majorBidi" w:hAnsiTheme="majorBidi" w:cstheme="majorBidi"/>
+          <w:sz w:val="28"/>
+          <w:szCs w:val="28"/>
+        </w:rPr>
+        <w:t>If you wanted DHCP instead:</w:t>
+      </w:r>
+    </w:p>
+    <w:p>
+      <w:pPr>
+        <w:rPr>
+          <w:rFonts w:asciiTheme="majorBidi" w:hAnsiTheme="majorBidi" w:cstheme="majorBidi"/>
+          <w:sz w:val="28"/>
+          <w:szCs w:val="28"/>
+        </w:rPr>
+      </w:pPr>
+    </w:p>
+    <w:p>
+      <w:pPr>
+        <w:rPr>
+          <w:rFonts w:asciiTheme="majorBidi" w:hAnsiTheme="majorBidi" w:cstheme="majorBidi"/>
+          <w:sz w:val="16"/>
+          <w:szCs w:val="16"/>
+        </w:rPr>
+      </w:pPr>
+    </w:p>
+    <w:p>
+      <w:pPr>
+        <w:rPr>
+          <w:rFonts w:asciiTheme="majorBidi" w:hAnsiTheme="majorBidi" w:cstheme="majorBidi"/>
+          <w:b/>
+          <w:bCs/>
+          <w:sz w:val="28"/>
+          <w:szCs w:val="28"/>
+        </w:rPr>
+      </w:pPr>
+      <w:r>
+        <w:rPr>
+          <w:rFonts w:asciiTheme="majorBidi" w:hAnsiTheme="majorBidi" w:cstheme="majorBidi"/>
+          <w:b/>
+          <w:bCs/>
+          <w:sz w:val="28"/>
+          <w:szCs w:val="28"/>
+        </w:rPr>
+        <w:t>What happens during boot?</w:t>
+      </w:r>
+    </w:p>
+    <w:p>
+      <w:pPr>
+        <w:rPr>
+          <w:rFonts w:asciiTheme="majorBidi" w:hAnsiTheme="majorBidi" w:cstheme="majorBidi"/>
+          <w:sz w:val="28"/>
+          <w:szCs w:val="28"/>
+        </w:rPr>
+      </w:pPr>
+      <w:r>
+        <w:rPr>
+          <w:rFonts w:asciiTheme="majorBidi" w:hAnsiTheme="majorBidi" w:cstheme="majorBidi"/>
+          <w:sz w:val="28"/>
+          <w:szCs w:val="28"/>
+        </w:rPr>
+        <w:t>When the system starts:</w:t>
+      </w:r>
+    </w:p>
+    <w:p>
+      <w:pPr>
+        <w:rPr>
+          <w:rFonts w:asciiTheme="majorBidi" w:hAnsiTheme="majorBidi" w:cstheme="majorBidi"/>
+          <w:sz w:val="28"/>
+          <w:szCs w:val="28"/>
+        </w:rPr>
+      </w:pPr>
+      <w:r>
+        <w:rPr>
+          <w:rFonts w:asciiTheme="majorBidi" w:hAnsiTheme="majorBidi" w:cstheme="majorBidi"/>
+          <w:noProof/>
+          <w:sz w:val="28"/>
+          <w:szCs w:val="28"/>
+        </w:rPr>
+        <w:lastRenderedPageBreak/>
+        <mc:AlternateContent>
+          <mc:Choice Requires="wps">
+            <w:drawing>
+              <wp:anchor distT="0" distB="0" distL="114300" distR="114300" simplePos="0" relativeHeight="251664384" behindDoc="0" locked="0" layoutInCell="1" allowOverlap="1" wp14:anchorId="2A42D466" wp14:editId="7E257E10">
+                <wp:simplePos x="0" y="0"/>
+                <wp:positionH relativeFrom="margin">
+                  <wp:align>left</wp:align>
+                </wp:positionH>
+                <wp:positionV relativeFrom="paragraph">
+                  <wp:posOffset>0</wp:posOffset>
+                </wp:positionV>
+                <wp:extent cx="2453640" cy="2263140"/>
+                <wp:effectExtent l="0" t="0" r="22860" b="22860"/>
+                <wp:wrapNone/>
+                <wp:docPr id="1904299488" name="Rectangle 6"/>
+                <wp:cNvGraphicFramePr/>
+                <a:graphic xmlns:a="http://schemas.openxmlformats.org/drawingml/2006/main">
+                  <a:graphicData uri="http://schemas.microsoft.com/office/word/2010/wordprocessingShape">
+                    <wps:wsp>
+                      <wps:cNvSpPr/>
+                      <wps:spPr>
+                        <a:xfrm>
+                          <a:off x="0" y="0"/>
+                          <a:ext cx="2453640" cy="2263140"/>
+                        </a:xfrm>
+                        <a:prstGeom prst="rect">
+                          <a:avLst/>
+                        </a:prstGeom>
+                      </wps:spPr>
+                      <wps:style>
+                        <a:lnRef idx="2">
+                          <a:schemeClr val="dk1">
+                            <a:shade val="15000"/>
+                          </a:schemeClr>
+                        </a:lnRef>
+                        <a:fillRef idx="1">
+                          <a:schemeClr val="dk1"/>
+                        </a:fillRef>
+                        <a:effectRef idx="0">
+                          <a:schemeClr val="dk1"/>
+                        </a:effectRef>
+                        <a:fontRef idx="minor">
+                          <a:schemeClr val="lt1"/>
+                        </a:fontRef>
+                      </wps:style>
+                      <wps:txbx>
+                        <w:txbxContent>
+                          <w:p>
+                            <w:pPr>
+                              <w:spacing w:after="0"/>
+                              <w:rPr>
+                                <w:rFonts w:asciiTheme="majorBidi" w:hAnsiTheme="majorBidi" w:cstheme="majorBidi"/>
+                                <w:b/>
+                                <w:bCs/>
+                                <w:i/>
+                                <w:iCs/>
+                                <w:sz w:val="28"/>
+                                <w:szCs w:val="28"/>
+                              </w:rPr>
+                            </w:pPr>
+                            <w:r>
+                              <w:rPr>
+                                <w:rFonts w:asciiTheme="majorBidi" w:hAnsiTheme="majorBidi" w:cstheme="majorBidi"/>
+                                <w:b/>
+                                <w:bCs/>
+                                <w:i/>
+                                <w:iCs/>
+                                <w:sz w:val="28"/>
+                                <w:szCs w:val="28"/>
+                              </w:rPr>
+                              <w:t>System</w:t>
+                            </w:r>
+                          </w:p>
+                          <w:p>
+                            <w:pPr>
+                              <w:spacing w:after="0"/>
+                              <w:rPr>
+                                <w:rFonts w:asciiTheme="majorBidi" w:hAnsiTheme="majorBidi" w:cstheme="majorBidi"/>
+                                <w:b/>
+                                <w:bCs/>
+                                <w:i/>
+                                <w:iCs/>
+                                <w:sz w:val="28"/>
+                                <w:szCs w:val="28"/>
+                              </w:rPr>
+                            </w:pPr>
+                            <w:r>
+                              <w:rPr>
+                                <w:rFonts w:asciiTheme="majorBidi" w:hAnsiTheme="majorBidi" w:cstheme="majorBidi"/>
+                                <w:b/>
+                                <w:bCs/>
+                                <w:i/>
+                                <w:iCs/>
+                                <w:sz w:val="28"/>
+                                <w:szCs w:val="28"/>
+                              </w:rPr>
+                              <w:t>↓</w:t>
+                            </w:r>
+                          </w:p>
+                          <w:p>
+                            <w:pPr>
+                              <w:spacing w:after="0"/>
+                              <w:rPr>
+                                <w:rFonts w:asciiTheme="majorBidi" w:hAnsiTheme="majorBidi" w:cstheme="majorBidi"/>
+                                <w:b/>
+                                <w:bCs/>
+                                <w:i/>
+                                <w:iCs/>
+                                <w:sz w:val="28"/>
+                                <w:szCs w:val="28"/>
+                              </w:rPr>
+                            </w:pPr>
+                            <w:proofErr w:type="spellStart"/>
+                            <w:proofErr w:type="gramStart"/>
+                            <w:r>
+                              <w:rPr>
+                                <w:rFonts w:asciiTheme="majorBidi" w:hAnsiTheme="majorBidi" w:cstheme="majorBidi"/>
+                                <w:b/>
+                                <w:bCs/>
+                                <w:i/>
+                                <w:iCs/>
+                                <w:sz w:val="28"/>
+                                <w:szCs w:val="28"/>
+                              </w:rPr>
+                              <w:t>wicked.service</w:t>
+                            </w:r>
+                            <w:proofErr w:type="spellEnd"/>
+                            <w:proofErr w:type="gramEnd"/>
+                          </w:p>
+                          <w:p>
+                            <w:pPr>
+                              <w:spacing w:after="0"/>
+                              <w:rPr>
+                                <w:rFonts w:asciiTheme="majorBidi" w:hAnsiTheme="majorBidi" w:cstheme="majorBidi"/>
+                                <w:b/>
+                                <w:bCs/>
+                                <w:i/>
+                                <w:iCs/>
+                                <w:sz w:val="28"/>
+                                <w:szCs w:val="28"/>
+                              </w:rPr>
+                            </w:pPr>
+                            <w:r>
+                              <w:rPr>
+                                <w:rFonts w:asciiTheme="majorBidi" w:hAnsiTheme="majorBidi" w:cstheme="majorBidi"/>
+                                <w:b/>
+                                <w:bCs/>
+                                <w:i/>
+                                <w:iCs/>
+                                <w:sz w:val="28"/>
+                                <w:szCs w:val="28"/>
+                              </w:rPr>
+                              <w:t>↓</w:t>
+                            </w:r>
+                          </w:p>
+                          <w:p>
+                            <w:pPr>
+                              <w:spacing w:after="0"/>
+                              <w:rPr>
+                                <w:rFonts w:asciiTheme="majorBidi" w:hAnsiTheme="majorBidi" w:cstheme="majorBidi"/>
+                                <w:b/>
+                                <w:bCs/>
+                                <w:i/>
+                                <w:iCs/>
+                                <w:sz w:val="28"/>
+                                <w:szCs w:val="28"/>
+                              </w:rPr>
+                            </w:pPr>
+                            <w:r>
+                              <w:rPr>
+                                <w:rFonts w:asciiTheme="majorBidi" w:hAnsiTheme="majorBidi" w:cstheme="majorBidi"/>
+                                <w:b/>
+                                <w:bCs/>
+                                <w:i/>
+                                <w:iCs/>
+                                <w:sz w:val="28"/>
+                                <w:szCs w:val="28"/>
+                              </w:rPr>
+                              <w:t xml:space="preserve">Reads </w:t>
+                            </w:r>
+                            <w:proofErr w:type="spellStart"/>
+                            <w:r>
+                              <w:rPr>
+                                <w:rFonts w:asciiTheme="majorBidi" w:hAnsiTheme="majorBidi" w:cstheme="majorBidi"/>
+                                <w:b/>
+                                <w:bCs/>
+                                <w:i/>
+                                <w:iCs/>
+                                <w:sz w:val="28"/>
+                                <w:szCs w:val="28"/>
+                              </w:rPr>
+                              <w:t>ifcfg</w:t>
+                            </w:r>
+                            <w:proofErr w:type="spellEnd"/>
+                            <w:r>
+                              <w:rPr>
+                                <w:rFonts w:asciiTheme="majorBidi" w:hAnsiTheme="majorBidi" w:cstheme="majorBidi"/>
+                                <w:b/>
+                                <w:bCs/>
+                                <w:i/>
+                                <w:iCs/>
+                                <w:sz w:val="28"/>
+                                <w:szCs w:val="28"/>
+                              </w:rPr>
+                              <w:t>-* files</w:t>
+                            </w:r>
+                          </w:p>
+                          <w:p>
+                            <w:pPr>
+                              <w:spacing w:after="0"/>
+                              <w:rPr>
+                                <w:rFonts w:asciiTheme="majorBidi" w:hAnsiTheme="majorBidi" w:cstheme="majorBidi"/>
+                                <w:b/>
+                                <w:bCs/>
+                                <w:i/>
+                                <w:iCs/>
+                                <w:sz w:val="28"/>
+                                <w:szCs w:val="28"/>
+                              </w:rPr>
+                            </w:pPr>
+                            <w:r>
+                              <w:rPr>
+                                <w:rFonts w:asciiTheme="majorBidi" w:hAnsiTheme="majorBidi" w:cstheme="majorBidi"/>
+                                <w:b/>
+                                <w:bCs/>
+                                <w:i/>
+                                <w:iCs/>
+                                <w:sz w:val="28"/>
+                                <w:szCs w:val="28"/>
+                              </w:rPr>
+                              <w:t>↓</w:t>
+                            </w:r>
+                          </w:p>
+                          <w:p>
+                            <w:pPr>
+                              <w:spacing w:after="0"/>
+                              <w:rPr>
+                                <w:rFonts w:asciiTheme="majorBidi" w:hAnsiTheme="majorBidi" w:cstheme="majorBidi"/>
+                                <w:b/>
+                                <w:bCs/>
+                                <w:i/>
+                                <w:iCs/>
+                                <w:sz w:val="28"/>
+                                <w:szCs w:val="28"/>
+                              </w:rPr>
+                            </w:pPr>
+                            <w:r>
+                              <w:rPr>
+                                <w:rFonts w:asciiTheme="majorBidi" w:hAnsiTheme="majorBidi" w:cstheme="majorBidi"/>
+                                <w:b/>
+                                <w:bCs/>
+                                <w:i/>
+                                <w:iCs/>
+                                <w:sz w:val="28"/>
+                                <w:szCs w:val="28"/>
+                              </w:rPr>
+                              <w:t>Configures kernel networking</w:t>
+                            </w:r>
+                          </w:p>
+                          <w:p>
+                            <w:pPr>
+                              <w:spacing w:after="0"/>
+                              <w:rPr>
+                                <w:rFonts w:asciiTheme="majorBidi" w:hAnsiTheme="majorBidi" w:cstheme="majorBidi"/>
+                                <w:b/>
+                                <w:bCs/>
+                                <w:i/>
+                                <w:iCs/>
+                                <w:sz w:val="28"/>
+                                <w:szCs w:val="28"/>
+                              </w:rPr>
+                            </w:pPr>
+                            <w:r>
+                              <w:rPr>
+                                <w:rFonts w:asciiTheme="majorBidi" w:hAnsiTheme="majorBidi" w:cstheme="majorBidi"/>
+                                <w:b/>
+                                <w:bCs/>
+                                <w:i/>
+                                <w:iCs/>
+                                <w:sz w:val="28"/>
+                                <w:szCs w:val="28"/>
+                              </w:rPr>
+                              <w:t xml:space="preserve"> ↓</w:t>
+                            </w:r>
+                          </w:p>
+                          <w:p>
+                            <w:pPr>
+                              <w:spacing w:after="0"/>
+                              <w:rPr>
+                                <w:rFonts w:asciiTheme="majorBidi" w:hAnsiTheme="majorBidi" w:cstheme="majorBidi"/>
+                                <w:b/>
+                                <w:bCs/>
+                                <w:i/>
+                                <w:iCs/>
+                                <w:sz w:val="28"/>
+                                <w:szCs w:val="28"/>
+                              </w:rPr>
+                            </w:pPr>
+                            <w:r>
+                              <w:rPr>
+                                <w:rFonts w:asciiTheme="majorBidi" w:hAnsiTheme="majorBidi" w:cstheme="majorBidi"/>
+                                <w:b/>
+                                <w:bCs/>
+                                <w:i/>
+                                <w:iCs/>
+                                <w:sz w:val="28"/>
+                                <w:szCs w:val="28"/>
+                              </w:rPr>
+                              <w:t>Interface becomes available</w:t>
+                            </w:r>
+                          </w:p>
+                          <w:p>
+                            <w:pPr>
+                              <w:spacing w:after="0"/>
+                              <w:jc w:val="center"/>
+                              <w:rPr>
+                                <w:b/>
+                                <w:bCs/>
+                                <w:i/>
+                                <w:iCs/>
+                              </w:rPr>
+                            </w:pPr>
+                          </w:p>
+                        </w:txbxContent>
+                      </wps:txbx>
+                      <wps:bodyPr rot="0" spcFirstLastPara="0" vertOverflow="overflow" horzOverflow="overflow" vert="horz" wrap="square" lIns="91440" tIns="45720" rIns="91440" bIns="45720" numCol="1" spcCol="0" rtlCol="0" fromWordArt="0" anchor="ctr" anchorCtr="0" forceAA="0" compatLnSpc="1">
+                        <a:prstTxWarp prst="textNoShape">
+                          <a:avLst/>
+                        </a:prstTxWarp>
+                        <a:noAutofit/>
+                      </wps:bodyPr>
+                    </wps:wsp>
+                  </a:graphicData>
+                </a:graphic>
+                <wp14:sizeRelH relativeFrom="margin">
+                  <wp14:pctWidth>0</wp14:pctWidth>
+                </wp14:sizeRelH>
+                <wp14:sizeRelV relativeFrom="margin">
+                  <wp14:pctHeight>0</wp14:pctHeight>
+                </wp14:sizeRelV>
+              </wp:anchor>
+            </w:drawing>
+          </mc:Choice>
+          <mc:Fallback>
+            <w:pict>
+              <v:rect w14:anchorId="2A42D466" id="Rectangle 6" o:spid="_x0000_s1031" style="position:absolute;margin-left:0;margin-top:0;width:193.2pt;height:178.2pt;z-index:251664384;visibility:visible;mso-wrap-style:square;mso-width-percent:0;mso-height-percent:0;mso-wrap-distance-left:9pt;mso-wrap-distance-top:0;mso-wrap-distance-right:9pt;mso-wrap-distance-bottom:0;mso-position-horizontal:left;mso-position-horizontal-relative:margin;mso-position-vertical:absolute;mso-position-vertical-relative:text;mso-width-percent:0;mso-height-percent:0;mso-width-relative:margin;mso-height-relative:margin;v-text-anchor:middle" o:gfxdata="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" fillcolor="black [3200]" strokecolor="black [480]" strokeweight="1pt">
+                <v:textbox>
+                  <w:txbxContent>
+                    <w:p>
+                      <w:pPr>
+                        <w:spacing w:after="0"/>
+                        <w:rPr>
+                          <w:rFonts w:asciiTheme="majorBidi" w:hAnsiTheme="majorBidi" w:cstheme="majorBidi"/>
+                          <w:b/>
+                          <w:bCs/>
+                          <w:i/>
+                          <w:iCs/>
+                          <w:sz w:val="28"/>
+                          <w:szCs w:val="28"/>
+                        </w:rPr>
+                      </w:pPr>
+                      <w:r>
+                        <w:rPr>
+                          <w:rFonts w:asciiTheme="majorBidi" w:hAnsiTheme="majorBidi" w:cstheme="majorBidi"/>
+                          <w:b/>
+                          <w:bCs/>
+                          <w:i/>
+                          <w:iCs/>
+                          <w:sz w:val="28"/>
+                          <w:szCs w:val="28"/>
+                        </w:rPr>
+                        <w:t>System</w:t>
+                      </w:r>
+                    </w:p>
+                    <w:p>
+                      <w:pPr>
+                        <w:spacing w:after="0"/>
+                        <w:rPr>
+                          <w:rFonts w:asciiTheme="majorBidi" w:hAnsiTheme="majorBidi" w:cstheme="majorBidi"/>
+                          <w:b/>
+                          <w:bCs/>
+                          <w:i/>
+                          <w:iCs/>
+                          <w:sz w:val="28"/>
+                          <w:szCs w:val="28"/>
+                        </w:rPr>
+                      </w:pPr>
+                      <w:r>
+                        <w:rPr>
+                          <w:rFonts w:asciiTheme="majorBidi" w:hAnsiTheme="majorBidi" w:cstheme="majorBidi"/>
+                          <w:b/>
+                          <w:bCs/>
+                          <w:i/>
+                          <w:iCs/>
+                          <w:sz w:val="28"/>
+                          <w:szCs w:val="28"/>
+                        </w:rPr>
+                        <w:t>↓</w:t>
+                      </w:r>
+                    </w:p>
+                    <w:p>
+                      <w:pPr>
+                        <w:spacing w:after="0"/>
+                        <w:rPr>
+                          <w:rFonts w:asciiTheme="majorBidi" w:hAnsiTheme="majorBidi" w:cstheme="majorBidi"/>
+                          <w:b/>
+                          <w:bCs/>
+                          <w:i/>
+                          <w:iCs/>
+                          <w:sz w:val="28"/>
+                          <w:szCs w:val="28"/>
+                        </w:rPr>
+                      </w:pPr>
+                      <w:proofErr w:type="spellStart"/>
+                      <w:proofErr w:type="gramStart"/>
+                      <w:r>
+                        <w:rPr>
+                          <w:rFonts w:asciiTheme="majorBidi" w:hAnsiTheme="majorBidi" w:cstheme="majorBidi"/>
+                          <w:b/>
+                          <w:bCs/>
+                          <w:i/>
+                          <w:iCs/>
+                          <w:sz w:val="28"/>
+                          <w:szCs w:val="28"/>
+                        </w:rPr>
+                        <w:t>wicked.service</w:t>
+                      </w:r>
+                      <w:proofErr w:type="spellEnd"/>
+                      <w:proofErr w:type="gramEnd"/>
+                    </w:p>
+                    <w:p>
+                      <w:pPr>
+                        <w:spacing w:after="0"/>
+                        <w:rPr>
+                          <w:rFonts w:asciiTheme="majorBidi" w:hAnsiTheme="majorBidi" w:cstheme="majorBidi"/>
+                          <w:b/>
+                          <w:bCs/>
+                          <w:i/>
+                          <w:iCs/>
+                          <w:sz w:val="28"/>
+                          <w:szCs w:val="28"/>
+                        </w:rPr>
+                      </w:pPr>
+                      <w:r>
+                        <w:rPr>
+                          <w:rFonts w:asciiTheme="majorBidi" w:hAnsiTheme="majorBidi" w:cstheme="majorBidi"/>
+                          <w:b/>
+                          <w:bCs/>
+                          <w:i/>
+                          <w:iCs/>
+                          <w:sz w:val="28"/>
+                          <w:szCs w:val="28"/>
+                        </w:rPr>
+                        <w:t>↓</w:t>
+                      </w:r>
+                    </w:p>
+                    <w:p>
+                      <w:pPr>
+                        <w:spacing w:after="0"/>
+                        <w:rPr>
+                          <w:rFonts w:asciiTheme="majorBidi" w:hAnsiTheme="majorBidi" w:cstheme="majorBidi"/>
+                          <w:b/>
+                          <w:bCs/>
+                          <w:i/>
+                          <w:iCs/>
+                          <w:sz w:val="28"/>
+                          <w:szCs w:val="28"/>
+                        </w:rPr>
+                      </w:pPr>
+                      <w:r>
+                        <w:rPr>
+                          <w:rFonts w:asciiTheme="majorBidi" w:hAnsiTheme="majorBidi" w:cstheme="majorBidi"/>
+                          <w:b/>
+                          <w:bCs/>
+                          <w:i/>
+                          <w:iCs/>
+                          <w:sz w:val="28"/>
+                          <w:szCs w:val="28"/>
+                        </w:rPr>
+                        <w:t xml:space="preserve">Reads </w:t>
+                      </w:r>
+                      <w:proofErr w:type="spellStart"/>
+                      <w:r>
+                        <w:rPr>
+                          <w:rFonts w:asciiTheme="majorBidi" w:hAnsiTheme="majorBidi" w:cstheme="majorBidi"/>
+                          <w:b/>
+                          <w:bCs/>
+                          <w:i/>
+                          <w:iCs/>
+                          <w:sz w:val="28"/>
+                          <w:szCs w:val="28"/>
+                        </w:rPr>
+                        <w:t>ifcfg</w:t>
+                      </w:r>
+                      <w:proofErr w:type="spellEnd"/>
+                      <w:r>
+                        <w:rPr>
+                          <w:rFonts w:asciiTheme="majorBidi" w:hAnsiTheme="majorBidi" w:cstheme="majorBidi"/>
+                          <w:b/>
+                          <w:bCs/>
+                          <w:i/>
+                          <w:iCs/>
+                          <w:sz w:val="28"/>
+                          <w:szCs w:val="28"/>
+                        </w:rPr>
+                        <w:t>-* files</w:t>
+                      </w:r>
+                    </w:p>
+                    <w:p>
+                      <w:pPr>
+                        <w:spacing w:after="0"/>
+                        <w:rPr>
+                          <w:rFonts w:asciiTheme="majorBidi" w:hAnsiTheme="majorBidi" w:cstheme="majorBidi"/>
+                          <w:b/>
+                          <w:bCs/>
+                          <w:i/>
+                          <w:iCs/>
+                          <w:sz w:val="28"/>
+                          <w:szCs w:val="28"/>
+                        </w:rPr>
+                      </w:pPr>
+                      <w:r>
+                        <w:rPr>
+                          <w:rFonts w:asciiTheme="majorBidi" w:hAnsiTheme="majorBidi" w:cstheme="majorBidi"/>
+                          <w:b/>
+                          <w:bCs/>
+                          <w:i/>
+                          <w:iCs/>
+                          <w:sz w:val="28"/>
+                          <w:szCs w:val="28"/>
+                        </w:rPr>
+                        <w:t>↓</w:t>
+                      </w:r>
+                    </w:p>
+                    <w:p>
+                      <w:pPr>
+                        <w:spacing w:after="0"/>
+                        <w:rPr>
+                          <w:rFonts w:asciiTheme="majorBidi" w:hAnsiTheme="majorBidi" w:cstheme="majorBidi"/>
+                          <w:b/>
+                          <w:bCs/>
+                          <w:i/>
+                          <w:iCs/>
+                          <w:sz w:val="28"/>
+                          <w:szCs w:val="28"/>
+                        </w:rPr>
+                      </w:pPr>
+                      <w:r>
+                        <w:rPr>
+                          <w:rFonts w:asciiTheme="majorBidi" w:hAnsiTheme="majorBidi" w:cstheme="majorBidi"/>
+                          <w:b/>
+                          <w:bCs/>
+                          <w:i/>
+                          <w:iCs/>
+                          <w:sz w:val="28"/>
+                          <w:szCs w:val="28"/>
+                        </w:rPr>
+                        <w:t>Configures kernel networking</w:t>
+                      </w:r>
+                    </w:p>
+                    <w:p>
+                      <w:pPr>
+                        <w:spacing w:after="0"/>
+                        <w:rPr>
+                          <w:rFonts w:asciiTheme="majorBidi" w:hAnsiTheme="majorBidi" w:cstheme="majorBidi"/>
+                          <w:b/>
+                          <w:bCs/>
+                          <w:i/>
+                          <w:iCs/>
+                          <w:sz w:val="28"/>
+                          <w:szCs w:val="28"/>
+                        </w:rPr>
+                      </w:pPr>
+                      <w:r>
+                        <w:rPr>
+                          <w:rFonts w:asciiTheme="majorBidi" w:hAnsiTheme="majorBidi" w:cstheme="majorBidi"/>
+                          <w:b/>
+                          <w:bCs/>
+                          <w:i/>
+                          <w:iCs/>
+                          <w:sz w:val="28"/>
+                          <w:szCs w:val="28"/>
+                        </w:rPr>
+                        <w:t xml:space="preserve"> ↓</w:t>
+                      </w:r>
+                    </w:p>
+                    <w:p>
+                      <w:pPr>
+                        <w:spacing w:after="0"/>
+                        <w:rPr>
+                          <w:rFonts w:asciiTheme="majorBidi" w:hAnsiTheme="majorBidi" w:cstheme="majorBidi"/>
+                          <w:b/>
+                          <w:bCs/>
+                          <w:i/>
+                          <w:iCs/>
+                          <w:sz w:val="28"/>
+                          <w:szCs w:val="28"/>
+                        </w:rPr>
+                      </w:pPr>
+                      <w:r>
+                        <w:rPr>
+                          <w:rFonts w:asciiTheme="majorBidi" w:hAnsiTheme="majorBidi" w:cstheme="majorBidi"/>
+                          <w:b/>
+                          <w:bCs/>
+                          <w:i/>
+                          <w:iCs/>
+                          <w:sz w:val="28"/>
+                          <w:szCs w:val="28"/>
+                        </w:rPr>
+                        <w:t>Interface becomes available</w:t>
+                      </w:r>
+                    </w:p>
+                    <w:p>
+                      <w:pPr>
+                        <w:spacing w:after="0"/>
+                        <w:jc w:val="center"/>
+                        <w:rPr>
+                          <w:b/>
+                          <w:bCs/>
+                          <w:i/>
+                          <w:iCs/>
+                        </w:rPr>
+                      </w:pPr>
+                    </w:p>
+                  </w:txbxContent>
+                </v:textbox>
+                <w10:wrap anchorx="margin"/>
+              </v:rect>
+            </w:pict>
+          </mc:Fallback>
+        </mc:AlternateContent>
+      </w:r>
+    </w:p>
+    <w:p>
+      <w:pPr>
+        <w:rPr>
+          <w:rFonts w:asciiTheme="majorBidi" w:hAnsiTheme="majorBidi" w:cstheme="majorBidi"/>
+          <w:sz w:val="28"/>
+          <w:szCs w:val="28"/>
+        </w:rPr>
+      </w:pPr>
+    </w:p>
+    <w:p>
+      <w:pPr>
+        <w:rPr>
+          <w:rFonts w:asciiTheme="majorBidi" w:hAnsiTheme="majorBidi" w:cstheme="majorBidi"/>
+          <w:sz w:val="28"/>
+          <w:szCs w:val="28"/>
+        </w:rPr>
+      </w:pPr>
+    </w:p>
+    <w:p>
+      <w:pPr>
+        <w:rPr>
+          <w:rFonts w:asciiTheme="majorBidi" w:hAnsiTheme="majorBidi" w:cstheme="majorBidi"/>
+          <w:sz w:val="28"/>
+          <w:szCs w:val="28"/>
+        </w:rPr>
+      </w:pPr>
+    </w:p>
+    <w:p>
+      <w:pPr>
+        <w:rPr>
+          <w:rFonts w:asciiTheme="majorBidi" w:hAnsiTheme="majorBidi" w:cstheme="majorBidi"/>
+          <w:sz w:val="28"/>
+          <w:szCs w:val="28"/>
+        </w:rPr>
+      </w:pPr>
+    </w:p>
+    <w:p>
+      <w:pPr>
+        <w:rPr>
+          <w:rFonts w:asciiTheme="majorBidi" w:hAnsiTheme="majorBidi" w:cstheme="majorBidi"/>
+          <w:sz w:val="28"/>
+          <w:szCs w:val="28"/>
+        </w:rPr>
+      </w:pPr>
+    </w:p>
+    <w:p>
+      <w:pPr>
+        <w:rPr>
+          <w:rFonts w:asciiTheme="majorBidi" w:hAnsiTheme="majorBidi" w:cstheme="majorBidi"/>
+          <w:sz w:val="22"/>
+          <w:szCs w:val="22"/>
+        </w:rPr>
+      </w:pPr>
+    </w:p>
+    <w:p>
+      <w:pPr>
+        <w:rPr>
+          <w:rFonts w:asciiTheme="majorBidi" w:hAnsiTheme="majorBidi" w:cstheme="majorBidi"/>
+          <w:sz w:val="28"/>
+          <w:szCs w:val="28"/>
+        </w:rPr>
+      </w:pPr>
+      <w:r>
+        <w:rPr>
+          <w:rFonts w:asciiTheme="majorBidi" w:hAnsiTheme="majorBidi" w:cstheme="majorBidi"/>
+          <w:sz w:val="28"/>
+          <w:szCs w:val="28"/>
+        </w:rPr>
+        <w:t>Notice that Wicked doesn't perform the networking itself. It reads the configuration and tells the Linux kernel how to configure the interfaces.</w:t>
+      </w:r>
+    </w:p>
+    <w:p>
+      <w:pPr>
+        <w:spacing w:after="60"/>
+        <w:rPr>
+          <w:rFonts w:asciiTheme="majorBidi" w:hAnsiTheme="majorBidi" w:cstheme="majorBidi"/>
+          <w:b/>
+          <w:bCs/>
+          <w:sz w:val="32"/>
+          <w:szCs w:val="32"/>
+        </w:rPr>
+      </w:pPr>
+      <w:r>
+        <w:rPr>
+          <w:rFonts w:asciiTheme="majorBidi" w:hAnsiTheme="majorBidi" w:cstheme="majorBidi"/>
+          <w:b/>
+          <w:bCs/>
+          <w:sz w:val="32"/>
+          <w:szCs w:val="32"/>
+        </w:rPr>
+        <w:t>Useful commands</w:t>
+      </w:r>
+      <w:r>
+        <w:rPr>
+          <w:rFonts w:asciiTheme="majorBidi" w:hAnsiTheme="majorBidi" w:cstheme="majorBidi"/>
+          <w:b/>
+          <w:bCs/>
+          <w:sz w:val="32"/>
+          <w:szCs w:val="32"/>
+        </w:rPr>
+        <w:t>:</w:t>
+      </w:r>
+    </w:p>
+    <w:p>
+      <w:pPr>
+        <w:pStyle w:val="ListParagraph"/>
+        <w:numPr>
+          <w:ilvl w:val="0"/>
+          <w:numId w:val="36"/>
+        </w:numPr>
+        <w:ind w:left="360"/>
+        <w:rPr>
+          <w:rFonts w:asciiTheme="majorBidi" w:hAnsiTheme="majorBidi" w:cstheme="majorBidi"/>
+          <w:sz w:val="28"/>
+          <w:szCs w:val="28"/>
+        </w:rPr>
+      </w:pPr>
+      <w:proofErr w:type="spellStart"/>
+      <w:r>
+        <w:rPr>
+          <w:rFonts w:asciiTheme="majorBidi" w:hAnsiTheme="majorBidi" w:cstheme="majorBidi"/>
+          <w:b/>
+          <w:bCs/>
+          <w:i/>
+          <w:iCs/>
+          <w:sz w:val="28"/>
+          <w:szCs w:val="28"/>
+        </w:rPr>
+        <w:t>systemctl</w:t>
+      </w:r>
+      <w:proofErr w:type="spellEnd"/>
+      <w:r>
+        <w:rPr>
+          <w:rFonts w:asciiTheme="majorBidi" w:hAnsiTheme="majorBidi" w:cstheme="majorBidi"/>
+          <w:b/>
+          <w:bCs/>
+          <w:i/>
+          <w:iCs/>
+          <w:sz w:val="28"/>
+          <w:szCs w:val="28"/>
+        </w:rPr>
+        <w:t xml:space="preserve"> status wicked</w:t>
+      </w:r>
+      <w:r>
+        <w:rPr>
+          <w:rFonts w:asciiTheme="majorBidi" w:hAnsiTheme="majorBidi" w:cstheme="majorBidi"/>
+          <w:sz w:val="28"/>
+          <w:szCs w:val="28"/>
+        </w:rPr>
+        <w:t xml:space="preserve"> </w:t>
+      </w:r>
+      <w:r>
+        <w:rPr>
+          <w:rFonts w:asciiTheme="majorBidi" w:hAnsiTheme="majorBidi" w:cstheme="majorBidi"/>
+          <w:sz w:val="28"/>
+          <w:szCs w:val="28"/>
+        </w:rPr>
+        <w:t>→</w:t>
+      </w:r>
+      <w:r>
+        <w:rPr>
+          <w:rFonts w:asciiTheme="majorBidi" w:hAnsiTheme="majorBidi" w:cstheme="majorBidi"/>
+          <w:sz w:val="28"/>
+          <w:szCs w:val="28"/>
+        </w:rPr>
+        <w:t xml:space="preserve"> </w:t>
+      </w:r>
+      <w:r>
+        <w:rPr>
+          <w:rFonts w:asciiTheme="majorBidi" w:hAnsiTheme="majorBidi" w:cstheme="majorBidi"/>
+          <w:sz w:val="28"/>
+          <w:szCs w:val="28"/>
+        </w:rPr>
+        <w:t>Show service status</w:t>
+      </w:r>
+    </w:p>
+    <w:p>
+      <w:pPr>
+        <w:pStyle w:val="ListParagraph"/>
+        <w:numPr>
+          <w:ilvl w:val="0"/>
+          <w:numId w:val="36"/>
+        </w:numPr>
+        <w:ind w:left="360"/>
+        <w:rPr>
+          <w:rFonts w:asciiTheme="majorBidi" w:hAnsiTheme="majorBidi" w:cstheme="majorBidi"/>
+          <w:sz w:val="28"/>
+          <w:szCs w:val="28"/>
+        </w:rPr>
+      </w:pPr>
+      <w:proofErr w:type="spellStart"/>
+      <w:r>
+        <w:rPr>
+          <w:rFonts w:asciiTheme="majorBidi" w:hAnsiTheme="majorBidi" w:cstheme="majorBidi"/>
+          <w:b/>
+          <w:bCs/>
+          <w:i/>
+          <w:iCs/>
+          <w:sz w:val="28"/>
+          <w:szCs w:val="28"/>
+        </w:rPr>
+        <w:t>sudo</w:t>
+      </w:r>
+      <w:proofErr w:type="spellEnd"/>
+      <w:r>
+        <w:rPr>
+          <w:rFonts w:asciiTheme="majorBidi" w:hAnsiTheme="majorBidi" w:cstheme="majorBidi"/>
+          <w:b/>
+          <w:bCs/>
+          <w:i/>
+          <w:iCs/>
+          <w:sz w:val="28"/>
+          <w:szCs w:val="28"/>
+        </w:rPr>
+        <w:t xml:space="preserve"> </w:t>
+      </w:r>
+      <w:proofErr w:type="spellStart"/>
+      <w:r>
+        <w:rPr>
+          <w:rFonts w:asciiTheme="majorBidi" w:hAnsiTheme="majorBidi" w:cstheme="majorBidi"/>
+          <w:b/>
+          <w:bCs/>
+          <w:i/>
+          <w:iCs/>
+          <w:sz w:val="28"/>
+          <w:szCs w:val="28"/>
+        </w:rPr>
+        <w:t>systemctl</w:t>
+      </w:r>
+      <w:proofErr w:type="spellEnd"/>
+      <w:r>
+        <w:rPr>
+          <w:rFonts w:asciiTheme="majorBidi" w:hAnsiTheme="majorBidi" w:cstheme="majorBidi"/>
+          <w:b/>
+          <w:bCs/>
+          <w:i/>
+          <w:iCs/>
+          <w:sz w:val="28"/>
+          <w:szCs w:val="28"/>
+        </w:rPr>
+        <w:t xml:space="preserve"> restart wicked</w:t>
+      </w:r>
+      <w:r>
+        <w:rPr>
+          <w:rFonts w:asciiTheme="majorBidi" w:hAnsiTheme="majorBidi" w:cstheme="majorBidi"/>
+          <w:sz w:val="28"/>
+          <w:szCs w:val="28"/>
+        </w:rPr>
+        <w:t xml:space="preserve"> </w:t>
+      </w:r>
+      <w:r>
+        <w:rPr>
+          <w:rFonts w:asciiTheme="majorBidi" w:hAnsiTheme="majorBidi" w:cstheme="majorBidi"/>
+          <w:sz w:val="28"/>
+          <w:szCs w:val="28"/>
+        </w:rPr>
+        <w:t>→ Restart it</w:t>
+      </w:r>
+    </w:p>
+    <w:p>
+      <w:pPr>
+        <w:pStyle w:val="ListParagraph"/>
+        <w:numPr>
+          <w:ilvl w:val="0"/>
+          <w:numId w:val="36"/>
+        </w:numPr>
+        <w:ind w:left="360"/>
+        <w:rPr>
+          <w:rFonts w:asciiTheme="majorBidi" w:hAnsiTheme="majorBidi" w:cstheme="majorBidi"/>
+          <w:sz w:val="28"/>
+          <w:szCs w:val="28"/>
+        </w:rPr>
+      </w:pPr>
+      <w:proofErr w:type="spellStart"/>
+      <w:r>
+        <w:rPr>
+          <w:rFonts w:asciiTheme="majorBidi" w:hAnsiTheme="majorBidi" w:cstheme="majorBidi"/>
+          <w:b/>
+          <w:bCs/>
+          <w:i/>
+          <w:iCs/>
+          <w:sz w:val="28"/>
+          <w:szCs w:val="28"/>
+        </w:rPr>
+        <w:t>sudo</w:t>
+      </w:r>
+      <w:proofErr w:type="spellEnd"/>
+      <w:r>
+        <w:rPr>
+          <w:rFonts w:asciiTheme="majorBidi" w:hAnsiTheme="majorBidi" w:cstheme="majorBidi"/>
+          <w:b/>
+          <w:bCs/>
+          <w:i/>
+          <w:iCs/>
+          <w:sz w:val="28"/>
+          <w:szCs w:val="28"/>
+        </w:rPr>
+        <w:t xml:space="preserve"> wicked </w:t>
+      </w:r>
+      <w:proofErr w:type="spellStart"/>
+      <w:r>
+        <w:rPr>
+          <w:rFonts w:asciiTheme="majorBidi" w:hAnsiTheme="majorBidi" w:cstheme="majorBidi"/>
+          <w:b/>
+          <w:bCs/>
+          <w:i/>
+          <w:iCs/>
+          <w:sz w:val="28"/>
+          <w:szCs w:val="28"/>
+        </w:rPr>
+        <w:t>ifup</w:t>
+      </w:r>
+      <w:proofErr w:type="spellEnd"/>
+      <w:r>
+        <w:rPr>
+          <w:rFonts w:asciiTheme="majorBidi" w:hAnsiTheme="majorBidi" w:cstheme="majorBidi"/>
+          <w:b/>
+          <w:bCs/>
+          <w:i/>
+          <w:iCs/>
+          <w:sz w:val="28"/>
+          <w:szCs w:val="28"/>
+        </w:rPr>
+        <w:t xml:space="preserve"> all</w:t>
+      </w:r>
+      <w:r>
+        <w:rPr>
+          <w:rFonts w:asciiTheme="majorBidi" w:hAnsiTheme="majorBidi" w:cstheme="majorBidi"/>
+          <w:sz w:val="28"/>
+          <w:szCs w:val="28"/>
+        </w:rPr>
+        <w:t xml:space="preserve"> </w:t>
+      </w:r>
+      <w:r>
+        <w:rPr>
+          <w:rFonts w:asciiTheme="majorBidi" w:hAnsiTheme="majorBidi" w:cstheme="majorBidi"/>
+          <w:sz w:val="28"/>
+          <w:szCs w:val="28"/>
+        </w:rPr>
+        <w:t>→ Bring up all configured interfaces</w:t>
+      </w:r>
+    </w:p>
+    <w:p>
+      <w:pPr>
+        <w:pStyle w:val="ListParagraph"/>
+        <w:numPr>
+          <w:ilvl w:val="0"/>
+          <w:numId w:val="36"/>
+        </w:numPr>
+        <w:ind w:left="360"/>
+        <w:rPr>
+          <w:rFonts w:asciiTheme="majorBidi" w:hAnsiTheme="majorBidi" w:cstheme="majorBidi"/>
+          <w:sz w:val="28"/>
+          <w:szCs w:val="28"/>
+        </w:rPr>
+      </w:pPr>
+      <w:proofErr w:type="spellStart"/>
+      <w:r>
+        <w:rPr>
+          <w:rFonts w:asciiTheme="majorBidi" w:hAnsiTheme="majorBidi" w:cstheme="majorBidi"/>
+          <w:b/>
+          <w:bCs/>
+          <w:i/>
+          <w:iCs/>
+          <w:sz w:val="28"/>
+          <w:szCs w:val="28"/>
+        </w:rPr>
+        <w:t>sudo</w:t>
+      </w:r>
+      <w:proofErr w:type="spellEnd"/>
+      <w:r>
+        <w:rPr>
+          <w:rFonts w:asciiTheme="majorBidi" w:hAnsiTheme="majorBidi" w:cstheme="majorBidi"/>
+          <w:b/>
+          <w:bCs/>
+          <w:i/>
+          <w:iCs/>
+          <w:sz w:val="28"/>
+          <w:szCs w:val="28"/>
+        </w:rPr>
+        <w:t xml:space="preserve"> wicked </w:t>
+      </w:r>
+      <w:proofErr w:type="spellStart"/>
+      <w:r>
+        <w:rPr>
+          <w:rFonts w:asciiTheme="majorBidi" w:hAnsiTheme="majorBidi" w:cstheme="majorBidi"/>
+          <w:b/>
+          <w:bCs/>
+          <w:i/>
+          <w:iCs/>
+          <w:sz w:val="28"/>
+          <w:szCs w:val="28"/>
+        </w:rPr>
+        <w:t>ifdown</w:t>
+      </w:r>
+      <w:proofErr w:type="spellEnd"/>
+      <w:r>
+        <w:rPr>
+          <w:rFonts w:asciiTheme="majorBidi" w:hAnsiTheme="majorBidi" w:cstheme="majorBidi"/>
+          <w:b/>
+          <w:bCs/>
+          <w:i/>
+          <w:iCs/>
+          <w:sz w:val="28"/>
+          <w:szCs w:val="28"/>
+        </w:rPr>
+        <w:t xml:space="preserve"> all</w:t>
+      </w:r>
+      <w:r>
+        <w:rPr>
+          <w:rFonts w:asciiTheme="majorBidi" w:hAnsiTheme="majorBidi" w:cstheme="majorBidi"/>
+          <w:sz w:val="28"/>
+          <w:szCs w:val="28"/>
+        </w:rPr>
+        <w:t xml:space="preserve"> </w:t>
+      </w:r>
+      <w:r>
+        <w:rPr>
+          <w:rFonts w:asciiTheme="majorBidi" w:hAnsiTheme="majorBidi" w:cstheme="majorBidi"/>
+          <w:sz w:val="28"/>
+          <w:szCs w:val="28"/>
+        </w:rPr>
+        <w:t>→</w:t>
+      </w:r>
+      <w:r>
+        <w:rPr>
+          <w:rFonts w:asciiTheme="majorBidi" w:hAnsiTheme="majorBidi" w:cstheme="majorBidi"/>
+          <w:sz w:val="28"/>
+          <w:szCs w:val="28"/>
+        </w:rPr>
+        <w:t xml:space="preserve"> </w:t>
+      </w:r>
+      <w:r>
+        <w:rPr>
+          <w:rFonts w:asciiTheme="majorBidi" w:hAnsiTheme="majorBidi" w:cstheme="majorBidi"/>
+          <w:sz w:val="28"/>
+          <w:szCs w:val="28"/>
+        </w:rPr>
+        <w:t>Bring down all interfaces</w:t>
+      </w:r>
+    </w:p>
+    <w:p>
+      <w:pPr>
+        <w:pStyle w:val="ListParagraph"/>
+        <w:numPr>
+          <w:ilvl w:val="0"/>
+          <w:numId w:val="36"/>
+        </w:numPr>
+        <w:ind w:left="360"/>
+        <w:rPr>
+          <w:rFonts w:asciiTheme="majorBidi" w:hAnsiTheme="majorBidi" w:cstheme="majorBidi"/>
+          <w:sz w:val="28"/>
+          <w:szCs w:val="28"/>
+        </w:rPr>
+      </w:pPr>
+      <w:proofErr w:type="spellStart"/>
+      <w:r>
+        <w:rPr>
+          <w:rFonts w:asciiTheme="majorBidi" w:hAnsiTheme="majorBidi" w:cstheme="majorBidi"/>
+          <w:b/>
+          <w:bCs/>
+          <w:i/>
+          <w:iCs/>
+          <w:sz w:val="28"/>
+          <w:szCs w:val="28"/>
+        </w:rPr>
+        <w:t>sudo</w:t>
+      </w:r>
+      <w:proofErr w:type="spellEnd"/>
+      <w:r>
+        <w:rPr>
+          <w:rFonts w:asciiTheme="majorBidi" w:hAnsiTheme="majorBidi" w:cstheme="majorBidi"/>
+          <w:b/>
+          <w:bCs/>
+          <w:i/>
+          <w:iCs/>
+          <w:sz w:val="28"/>
+          <w:szCs w:val="28"/>
+        </w:rPr>
+        <w:t xml:space="preserve"> wicked </w:t>
+      </w:r>
+      <w:proofErr w:type="spellStart"/>
+      <w:r>
+        <w:rPr>
+          <w:rFonts w:asciiTheme="majorBidi" w:hAnsiTheme="majorBidi" w:cstheme="majorBidi"/>
+          <w:b/>
+          <w:bCs/>
+          <w:i/>
+          <w:iCs/>
+          <w:sz w:val="28"/>
+          <w:szCs w:val="28"/>
+        </w:rPr>
+        <w:t>ifup</w:t>
+      </w:r>
+      <w:proofErr w:type="spellEnd"/>
+      <w:r>
+        <w:rPr>
+          <w:rFonts w:asciiTheme="majorBidi" w:hAnsiTheme="majorBidi" w:cstheme="majorBidi"/>
+          <w:b/>
+          <w:bCs/>
+          <w:i/>
+          <w:iCs/>
+          <w:sz w:val="28"/>
+          <w:szCs w:val="28"/>
+        </w:rPr>
+        <w:t xml:space="preserve"> enp0s3</w:t>
+      </w:r>
+      <w:r>
+        <w:rPr>
+          <w:rFonts w:asciiTheme="majorBidi" w:hAnsiTheme="majorBidi" w:cstheme="majorBidi"/>
+          <w:sz w:val="28"/>
+          <w:szCs w:val="28"/>
+        </w:rPr>
+        <w:t xml:space="preserve"> </w:t>
+      </w:r>
+      <w:r>
+        <w:rPr>
+          <w:rFonts w:asciiTheme="majorBidi" w:hAnsiTheme="majorBidi" w:cstheme="majorBidi"/>
+          <w:sz w:val="28"/>
+          <w:szCs w:val="28"/>
+        </w:rPr>
+        <w:t>→</w:t>
+      </w:r>
+      <w:r>
+        <w:rPr>
+          <w:rFonts w:asciiTheme="majorBidi" w:hAnsiTheme="majorBidi" w:cstheme="majorBidi"/>
+          <w:sz w:val="28"/>
+          <w:szCs w:val="28"/>
+        </w:rPr>
+        <w:t xml:space="preserve"> </w:t>
+      </w:r>
+      <w:r>
+        <w:rPr>
+          <w:rFonts w:asciiTheme="majorBidi" w:hAnsiTheme="majorBidi" w:cstheme="majorBidi"/>
+          <w:sz w:val="28"/>
+          <w:szCs w:val="28"/>
+        </w:rPr>
+        <w:t>Bring up a specific interface</w:t>
+      </w:r>
+    </w:p>
+    <w:p>
+      <w:pPr>
+        <w:pStyle w:val="ListParagraph"/>
+        <w:numPr>
+          <w:ilvl w:val="0"/>
+          <w:numId w:val="36"/>
+        </w:numPr>
+        <w:spacing w:after="100"/>
+        <w:ind w:left="360"/>
+        <w:rPr>
+          <w:rFonts w:asciiTheme="majorBidi" w:hAnsiTheme="majorBidi" w:cstheme="majorBidi"/>
+          <w:sz w:val="28"/>
+          <w:szCs w:val="28"/>
+        </w:rPr>
+      </w:pPr>
+      <w:proofErr w:type="spellStart"/>
+      <w:r>
+        <w:rPr>
+          <w:rFonts w:asciiTheme="majorBidi" w:hAnsiTheme="majorBidi" w:cstheme="majorBidi"/>
+          <w:b/>
+          <w:bCs/>
+          <w:i/>
+          <w:iCs/>
+          <w:sz w:val="28"/>
+          <w:szCs w:val="28"/>
+        </w:rPr>
+        <w:t>sudo</w:t>
+      </w:r>
+      <w:proofErr w:type="spellEnd"/>
+      <w:r>
+        <w:rPr>
+          <w:rFonts w:asciiTheme="majorBidi" w:hAnsiTheme="majorBidi" w:cstheme="majorBidi"/>
+          <w:b/>
+          <w:bCs/>
+          <w:i/>
+          <w:iCs/>
+          <w:sz w:val="28"/>
+          <w:szCs w:val="28"/>
+        </w:rPr>
+        <w:t xml:space="preserve"> wicked </w:t>
+      </w:r>
+      <w:proofErr w:type="spellStart"/>
+      <w:r>
+        <w:rPr>
+          <w:rFonts w:asciiTheme="majorBidi" w:hAnsiTheme="majorBidi" w:cstheme="majorBidi"/>
+          <w:b/>
+          <w:bCs/>
+          <w:i/>
+          <w:iCs/>
+          <w:sz w:val="28"/>
+          <w:szCs w:val="28"/>
+        </w:rPr>
+        <w:t>ifdown</w:t>
+      </w:r>
+      <w:proofErr w:type="spellEnd"/>
+      <w:r>
+        <w:rPr>
+          <w:rFonts w:asciiTheme="majorBidi" w:hAnsiTheme="majorBidi" w:cstheme="majorBidi"/>
+          <w:b/>
+          <w:bCs/>
+          <w:i/>
+          <w:iCs/>
+          <w:sz w:val="28"/>
+          <w:szCs w:val="28"/>
+        </w:rPr>
+        <w:t xml:space="preserve"> enp0s3</w:t>
+      </w:r>
+      <w:r>
+        <w:rPr>
+          <w:rFonts w:asciiTheme="majorBidi" w:hAnsiTheme="majorBidi" w:cstheme="majorBidi"/>
+          <w:sz w:val="28"/>
+          <w:szCs w:val="28"/>
+        </w:rPr>
+        <w:t xml:space="preserve"> </w:t>
+      </w:r>
+      <w:r>
+        <w:rPr>
+          <w:rFonts w:asciiTheme="majorBidi" w:hAnsiTheme="majorBidi" w:cstheme="majorBidi"/>
+          <w:sz w:val="28"/>
+          <w:szCs w:val="28"/>
+        </w:rPr>
+        <w:t>→</w:t>
+      </w:r>
+      <w:r>
+        <w:rPr>
+          <w:rFonts w:asciiTheme="majorBidi" w:hAnsiTheme="majorBidi" w:cstheme="majorBidi"/>
+          <w:sz w:val="28"/>
+          <w:szCs w:val="28"/>
+        </w:rPr>
+        <w:t xml:space="preserve"> </w:t>
+      </w:r>
+      <w:r>
+        <w:rPr>
+          <w:rFonts w:asciiTheme="majorBidi" w:hAnsiTheme="majorBidi" w:cstheme="majorBidi"/>
+          <w:sz w:val="28"/>
+          <w:szCs w:val="28"/>
+        </w:rPr>
+        <w:t>Bring it down</w:t>
+      </w:r>
+    </w:p>
+    <w:p>
+      <w:pPr>
+        <w:spacing w:after="80"/>
+        <w:rPr>
+          <w:rFonts w:asciiTheme="majorBidi" w:hAnsiTheme="majorBidi" w:cstheme="majorBidi"/>
+          <w:b/>
+          <w:bCs/>
+          <w:sz w:val="28"/>
+          <w:szCs w:val="28"/>
+        </w:rPr>
+      </w:pPr>
+      <w:r>
+        <w:rPr>
+          <w:rFonts w:asciiTheme="majorBidi" w:hAnsiTheme="majorBidi" w:cstheme="majorBidi"/>
+          <w:b/>
+          <w:bCs/>
+          <w:sz w:val="28"/>
+          <w:szCs w:val="28"/>
+        </w:rPr>
+        <w:t xml:space="preserve">Does Wicked replace </w:t>
+      </w:r>
+      <w:proofErr w:type="spellStart"/>
+      <w:r>
+        <w:rPr>
+          <w:rFonts w:asciiTheme="majorBidi" w:hAnsiTheme="majorBidi" w:cstheme="majorBidi"/>
+          <w:b/>
+          <w:bCs/>
+          <w:i/>
+          <w:iCs/>
+          <w:sz w:val="28"/>
+          <w:szCs w:val="28"/>
+        </w:rPr>
+        <w:t>ip</w:t>
+      </w:r>
+      <w:proofErr w:type="spellEnd"/>
+      <w:r>
+        <w:rPr>
+          <w:rFonts w:asciiTheme="majorBidi" w:hAnsiTheme="majorBidi" w:cstheme="majorBidi"/>
+          <w:b/>
+          <w:bCs/>
+          <w:sz w:val="28"/>
+          <w:szCs w:val="28"/>
+        </w:rPr>
+        <w:t>?</w:t>
+      </w:r>
+    </w:p>
+    <w:p>
+      <w:pPr>
+        <w:spacing w:after="60"/>
+        <w:rPr>
+          <w:rFonts w:asciiTheme="majorBidi" w:hAnsiTheme="majorBidi" w:cstheme="majorBidi"/>
+          <w:sz w:val="28"/>
+          <w:szCs w:val="28"/>
+        </w:rPr>
+      </w:pPr>
+      <w:r>
+        <w:rPr>
+          <w:rFonts w:asciiTheme="majorBidi" w:hAnsiTheme="majorBidi" w:cstheme="majorBidi"/>
+          <w:sz w:val="28"/>
+          <w:szCs w:val="28"/>
+        </w:rPr>
+        <w:t>No.</w:t>
+      </w:r>
+      <w:r>
+        <w:rPr>
+          <w:rFonts w:asciiTheme="majorBidi" w:hAnsiTheme="majorBidi" w:cstheme="majorBidi"/>
+          <w:sz w:val="28"/>
+          <w:szCs w:val="28"/>
+        </w:rPr>
+        <w:t xml:space="preserve"> </w:t>
+      </w:r>
+      <w:r>
+        <w:rPr>
+          <w:rFonts w:asciiTheme="majorBidi" w:hAnsiTheme="majorBidi" w:cstheme="majorBidi"/>
+          <w:sz w:val="28"/>
+          <w:szCs w:val="28"/>
+        </w:rPr>
+        <w:t>Think of it like this:</w:t>
+      </w:r>
+    </w:p>
+    <w:p>
+      <w:pPr>
+        <w:pStyle w:val="ListParagraph"/>
+        <w:numPr>
+          <w:ilvl w:val="0"/>
+          <w:numId w:val="37"/>
+        </w:numPr>
+        <w:ind w:left="360"/>
+        <w:rPr>
+          <w:rFonts w:asciiTheme="majorBidi" w:hAnsiTheme="majorBidi" w:cstheme="majorBidi"/>
+          <w:sz w:val="28"/>
+          <w:szCs w:val="28"/>
+        </w:rPr>
+      </w:pPr>
+      <w:proofErr w:type="spellStart"/>
+      <w:r>
+        <w:rPr>
+          <w:rFonts w:asciiTheme="majorBidi" w:hAnsiTheme="majorBidi" w:cstheme="majorBidi"/>
+          <w:b/>
+          <w:bCs/>
+          <w:i/>
+          <w:iCs/>
+          <w:sz w:val="28"/>
+          <w:szCs w:val="28"/>
+        </w:rPr>
+        <w:t>ip</w:t>
+      </w:r>
+      <w:proofErr w:type="spellEnd"/>
+      <w:r>
+        <w:rPr>
+          <w:rFonts w:asciiTheme="majorBidi" w:hAnsiTheme="majorBidi" w:cstheme="majorBidi"/>
+          <w:sz w:val="28"/>
+          <w:szCs w:val="28"/>
+        </w:rPr>
+        <w:t xml:space="preserve"> is a tool that lets you inspect or temporarily change the kernel's current network configuration.</w:t>
+      </w:r>
+    </w:p>
+    <w:p>
+      <w:pPr>
+        <w:pStyle w:val="ListParagraph"/>
+        <w:numPr>
+          <w:ilvl w:val="0"/>
+          <w:numId w:val="37"/>
+        </w:numPr>
+        <w:spacing w:after="80"/>
+        <w:ind w:left="360"/>
+        <w:rPr>
+          <w:rFonts w:asciiTheme="majorBidi" w:hAnsiTheme="majorBidi" w:cstheme="majorBidi"/>
+          <w:sz w:val="28"/>
+          <w:szCs w:val="28"/>
+        </w:rPr>
+      </w:pPr>
+      <w:r>
+        <w:rPr>
+          <w:rFonts w:asciiTheme="majorBidi" w:hAnsiTheme="majorBidi" w:cstheme="majorBidi"/>
+          <w:b/>
+          <w:bCs/>
+          <w:sz w:val="28"/>
+          <w:szCs w:val="28"/>
+        </w:rPr>
+        <w:t>Wicked</w:t>
+      </w:r>
+      <w:r>
+        <w:rPr>
+          <w:rFonts w:asciiTheme="majorBidi" w:hAnsiTheme="majorBidi" w:cstheme="majorBidi"/>
+          <w:sz w:val="28"/>
+          <w:szCs w:val="28"/>
+        </w:rPr>
+        <w:t xml:space="preserve"> is a service that reads configuration files and applies them automatically, especially at boot.</w:t>
+      </w:r>
+    </w:p>
+    <w:p>
+      <w:pPr>
+        <w:spacing w:after="80"/>
+        <w:rPr>
+          <w:rFonts w:asciiTheme="majorBidi" w:hAnsiTheme="majorBidi" w:cstheme="majorBidi"/>
+          <w:sz w:val="28"/>
+          <w:szCs w:val="28"/>
+          <w:u w:val="single"/>
+        </w:rPr>
+      </w:pPr>
+      <w:r>
+        <w:rPr>
+          <w:rFonts w:asciiTheme="majorBidi" w:hAnsiTheme="majorBidi" w:cstheme="majorBidi"/>
+          <w:sz w:val="28"/>
+          <w:szCs w:val="28"/>
+          <w:u w:val="single"/>
+        </w:rPr>
+        <w:t>For example:</w:t>
+      </w:r>
+    </w:p>
+    <w:p>
+      <w:pPr>
+        <w:jc w:val="both"/>
+        <w:rPr>
+          <w:rFonts w:asciiTheme="majorBidi" w:hAnsiTheme="majorBidi" w:cstheme="majorBidi"/>
+          <w:b/>
+          <w:bCs/>
+          <w:i/>
+          <w:iCs/>
+          <w:sz w:val="28"/>
+          <w:szCs w:val="28"/>
+        </w:rPr>
+      </w:pPr>
+      <w:proofErr w:type="spellStart"/>
+      <w:r>
+        <w:rPr>
+          <w:rFonts w:asciiTheme="majorBidi" w:hAnsiTheme="majorBidi" w:cstheme="majorBidi"/>
+          <w:b/>
+          <w:bCs/>
+          <w:i/>
+          <w:iCs/>
+          <w:sz w:val="28"/>
+          <w:szCs w:val="28"/>
+        </w:rPr>
+        <w:t>sudo</w:t>
+      </w:r>
+      <w:proofErr w:type="spellEnd"/>
+      <w:r>
+        <w:rPr>
+          <w:rFonts w:asciiTheme="majorBidi" w:hAnsiTheme="majorBidi" w:cstheme="majorBidi"/>
+          <w:b/>
+          <w:bCs/>
+          <w:i/>
+          <w:iCs/>
+          <w:sz w:val="28"/>
+          <w:szCs w:val="28"/>
+        </w:rPr>
+        <w:t xml:space="preserve"> </w:t>
+      </w:r>
+      <w:proofErr w:type="spellStart"/>
+      <w:r>
+        <w:rPr>
+          <w:rFonts w:asciiTheme="majorBidi" w:hAnsiTheme="majorBidi" w:cstheme="majorBidi"/>
+          <w:b/>
+          <w:bCs/>
+          <w:i/>
+          <w:iCs/>
+          <w:sz w:val="28"/>
+          <w:szCs w:val="28"/>
+        </w:rPr>
+        <w:t>ip</w:t>
+      </w:r>
+      <w:proofErr w:type="spellEnd"/>
+      <w:r>
+        <w:rPr>
+          <w:rFonts w:asciiTheme="majorBidi" w:hAnsiTheme="majorBidi" w:cstheme="majorBidi"/>
+          <w:b/>
+          <w:bCs/>
+          <w:i/>
+          <w:iCs/>
+          <w:sz w:val="28"/>
+          <w:szCs w:val="28"/>
+        </w:rPr>
+        <w:t xml:space="preserve"> </w:t>
+      </w:r>
+      <w:proofErr w:type="spellStart"/>
+      <w:r>
+        <w:rPr>
+          <w:rFonts w:asciiTheme="majorBidi" w:hAnsiTheme="majorBidi" w:cstheme="majorBidi"/>
+          <w:b/>
+          <w:bCs/>
+          <w:i/>
+          <w:iCs/>
+          <w:sz w:val="28"/>
+          <w:szCs w:val="28"/>
+        </w:rPr>
+        <w:t>addr</w:t>
+      </w:r>
+      <w:proofErr w:type="spellEnd"/>
+      <w:r>
+        <w:rPr>
+          <w:rFonts w:asciiTheme="majorBidi" w:hAnsiTheme="majorBidi" w:cstheme="majorBidi"/>
+          <w:b/>
+          <w:bCs/>
+          <w:i/>
+          <w:iCs/>
+          <w:sz w:val="28"/>
+          <w:szCs w:val="28"/>
+        </w:rPr>
+        <w:t xml:space="preserve"> add 192.168.1.200/24 dev enp0s3</w:t>
+      </w:r>
+      <w:r>
+        <w:rPr>
+          <w:rFonts w:asciiTheme="majorBidi" w:hAnsiTheme="majorBidi" w:cstheme="majorBidi"/>
+          <w:b/>
+          <w:bCs/>
+          <w:i/>
+          <w:iCs/>
+          <w:sz w:val="28"/>
+          <w:szCs w:val="28"/>
+        </w:rPr>
+        <w:t xml:space="preserve"> </w:t>
+      </w:r>
+      <w:r>
+        <w:rPr>
+          <w:rFonts w:asciiTheme="majorBidi" w:hAnsiTheme="majorBidi" w:cstheme="majorBidi"/>
+          <w:sz w:val="28"/>
+          <w:szCs w:val="28"/>
+        </w:rPr>
+        <w:t>→ adds an IP address immediately, but it's a temporary change. After a reboot</w:t>
+      </w:r>
+      <w:r>
+        <w:rPr>
+          <w:rFonts w:asciiTheme="majorBidi" w:hAnsiTheme="majorBidi" w:cstheme="majorBidi"/>
+          <w:sz w:val="28"/>
+          <w:szCs w:val="28"/>
+        </w:rPr>
+        <w:t xml:space="preserve"> </w:t>
+      </w:r>
+      <w:r>
+        <w:rPr>
+          <w:rFonts w:asciiTheme="majorBidi" w:hAnsiTheme="majorBidi" w:cstheme="majorBidi"/>
+          <w:sz w:val="28"/>
+          <w:szCs w:val="28"/>
+        </w:rPr>
+        <w:t>or after Wicked reapplies its configuration</w:t>
+      </w:r>
+      <w:r>
+        <w:rPr>
+          <w:rFonts w:asciiTheme="majorBidi" w:hAnsiTheme="majorBidi" w:cstheme="majorBidi"/>
+          <w:sz w:val="28"/>
+          <w:szCs w:val="28"/>
+        </w:rPr>
+        <w:t xml:space="preserve">, </w:t>
+      </w:r>
+      <w:r>
+        <w:rPr>
+          <w:rFonts w:asciiTheme="majorBidi" w:hAnsiTheme="majorBidi" w:cstheme="majorBidi"/>
+          <w:sz w:val="28"/>
+          <w:szCs w:val="28"/>
+        </w:rPr>
+        <w:t xml:space="preserve">that address is gone unless it's defined in the </w:t>
+      </w:r>
+      <w:proofErr w:type="spellStart"/>
+      <w:r>
+        <w:rPr>
+          <w:rFonts w:asciiTheme="majorBidi" w:hAnsiTheme="majorBidi" w:cstheme="majorBidi"/>
+          <w:b/>
+          <w:bCs/>
+          <w:i/>
+          <w:iCs/>
+          <w:sz w:val="28"/>
+          <w:szCs w:val="28"/>
+        </w:rPr>
+        <w:t>ifcfg</w:t>
+      </w:r>
+      <w:proofErr w:type="spellEnd"/>
+      <w:r>
+        <w:rPr>
+          <w:rFonts w:asciiTheme="majorBidi" w:hAnsiTheme="majorBidi" w:cstheme="majorBidi"/>
+          <w:b/>
+          <w:bCs/>
+          <w:i/>
+          <w:iCs/>
+          <w:sz w:val="28"/>
+          <w:szCs w:val="28"/>
+        </w:rPr>
+        <w:t>-*</w:t>
+      </w:r>
+      <w:r>
+        <w:rPr>
+          <w:rFonts w:asciiTheme="majorBidi" w:hAnsiTheme="majorBidi" w:cstheme="majorBidi"/>
+          <w:sz w:val="28"/>
+          <w:szCs w:val="28"/>
+        </w:rPr>
+        <w:t xml:space="preserve"> files.</w:t>
+      </w:r>
     </w:p>
     <w:sectPr>
       <w:pgSz w:w="11906" w:h="16838" w:code="9"/>
@@ -8312,6 +12896,119 @@
     </w:lvl>
   </w:abstractNum>
   <w:abstractNum w:abstractNumId="1" w15:restartNumberingAfterBreak="0">
+    <w:nsid w:val="089D1128"/>
+    <w:multiLevelType w:val="hybridMultilevel"/>
+    <w:tmpl w:val="BF247F98"/>
+    <w:lvl w:ilvl="0" w:tplc="04090001">
+      <w:start w:val="1"/>
+      <w:numFmt w:val="bullet"/>
+      <w:lvlText w:val=""/>
+      <w:lvlJc w:val="left"/>
+      <w:pPr>
+        <w:ind w:left="720" w:hanging="360"/>
+      </w:pPr>
+      <w:rPr>
+        <w:rFonts w:ascii="Symbol" w:hAnsi="Symbol" w:hint="default"/>
+      </w:rPr>
+    </w:lvl>
+    <w:lvl w:ilvl="1" w:tplc="04090003" w:tentative="1">
+      <w:start w:val="1"/>
+      <w:numFmt w:val="bullet"/>
+      <w:lvlText w:val="o"/>
+      <w:lvlJc w:val="left"/>
+      <w:pPr>
+        <w:ind w:left="1440" w:hanging="360"/>
+      </w:pPr>
+      <w:rPr>
+        <w:rFonts w:ascii="Courier New" w:hAnsi="Courier New" w:cs="Courier New" w:hint="default"/>
+      </w:rPr>
+    </w:lvl>
+    <w:lvl w:ilvl="2" w:tplc="04090005" w:tentative="1">
+      <w:start w:val="1"/>
+      <w:numFmt w:val="bullet"/>
+      <w:lvlText w:val=""/>
+      <w:lvlJc w:val="left"/>
+      <w:pPr>
+        <w:ind w:left="2160" w:hanging="360"/>
+      </w:pPr>
+      <w:rPr>
+        <w:rFonts w:ascii="Wingdings" w:hAnsi="Wingdings" w:hint="default"/>
+      </w:rPr>
+    </w:lvl>
+    <w:lvl w:ilvl="3" w:tplc="04090001" w:tentative="1">
+      <w:start w:val="1"/>
+      <w:numFmt w:val="bullet"/>
+      <w:lvlText w:val=""/>
+      <w:lvlJc w:val="left"/>
+      <w:pPr>
+        <w:ind w:left="2880" w:hanging="360"/>
+      </w:pPr>
+      <w:rPr>
+        <w:rFonts w:ascii="Symbol" w:hAnsi="Symbol" w:hint="default"/>
+      </w:rPr>
+    </w:lvl>
+    <w:lvl w:ilvl="4" w:tplc="04090003" w:tentative="1">
+      <w:start w:val="1"/>
+      <w:numFmt w:val="bullet"/>
+      <w:lvlText w:val="o"/>
+      <w:lvlJc w:val="left"/>
+      <w:pPr>
+        <w:ind w:left="3600" w:hanging="360"/>
+      </w:pPr>
+      <w:rPr>
+        <w:rFonts w:ascii="Courier New" w:hAnsi="Courier New" w:cs="Courier New" w:hint="default"/>
+      </w:rPr>
+    </w:lvl>
+    <w:lvl w:ilvl="5" w:tplc="04090005" w:tentative="1">
+      <w:start w:val="1"/>
+      <w:numFmt w:val="bullet"/>
+      <w:lvlText w:val=""/>
+      <w:lvlJc w:val="left"/>
+      <w:pPr>
+        <w:ind w:left="4320" w:hanging="360"/>
+      </w:pPr>
+      <w:rPr>
+        <w:rFonts w:ascii="Wingdings" w:hAnsi="Wingdings" w:hint="default"/>
+      </w:rPr>
+    </w:lvl>
+    <w:lvl w:ilvl="6" w:tplc="04090001" w:tentative="1">
+      <w:start w:val="1"/>
+      <w:numFmt w:val="bullet"/>
+      <w:lvlText w:val=""/>
+      <w:lvlJc w:val="left"/>
+      <w:pPr>
+        <w:ind w:left="5040" w:hanging="360"/>
+      </w:pPr>
+      <w:rPr>
+        <w:rFonts w:ascii="Symbol" w:hAnsi="Symbol" w:hint="default"/>
+      </w:rPr>
+    </w:lvl>
+    <w:lvl w:ilvl="7" w:tplc="04090003" w:tentative="1">
+      <w:start w:val="1"/>
+      <w:numFmt w:val="bullet"/>
+      <w:lvlText w:val="o"/>
+      <w:lvlJc w:val="left"/>
+      <w:pPr>
+        <w:ind w:left="5760" w:hanging="360"/>
+      </w:pPr>
+      <w:rPr>
+        <w:rFonts w:ascii="Courier New" w:hAnsi="Courier New" w:cs="Courier New" w:hint="default"/>
+      </w:rPr>
+    </w:lvl>
+    <w:lvl w:ilvl="8" w:tplc="04090005" w:tentative="1">
+      <w:start w:val="1"/>
+      <w:numFmt w:val="bullet"/>
+      <w:lvlText w:val=""/>
+      <w:lvlJc w:val="left"/>
+      <w:pPr>
+        <w:ind w:left="6480" w:hanging="360"/>
+      </w:pPr>
+      <w:rPr>
+        <w:rFonts w:ascii="Wingdings" w:hAnsi="Wingdings" w:hint="default"/>
+      </w:rPr>
+    </w:lvl>
+  </w:abstractNum>
+  <w:abstractNum w:abstractNumId="2" w15:restartNumberingAfterBreak="0">
     <w:nsid w:val="0954145C"/>
     <w:multiLevelType w:val="hybridMultilevel"/>
     <w:tmpl w:val="31644328"/>
@@ -8424,7 +13121,120 @@
       </w:rPr>
     </w:lvl>
   </w:abstractNum>
-  <w:abstractNum w:abstractNumId="2" w15:restartNumberingAfterBreak="0">
+  <w:abstractNum w:abstractNumId="3" w15:restartNumberingAfterBreak="0">
+    <w:nsid w:val="0A6F78F9"/>
+    <w:multiLevelType w:val="hybridMultilevel"/>
+    <w:tmpl w:val="7B54B36A"/>
+    <w:lvl w:ilvl="0" w:tplc="04090001">
+      <w:start w:val="1"/>
+      <w:numFmt w:val="bullet"/>
+      <w:lvlText w:val=""/>
+      <w:lvlJc w:val="left"/>
+      <w:pPr>
+        <w:ind w:left="720" w:hanging="360"/>
+      </w:pPr>
+      <w:rPr>
+        <w:rFonts w:ascii="Symbol" w:hAnsi="Symbol" w:hint="default"/>
+      </w:rPr>
+    </w:lvl>
+    <w:lvl w:ilvl="1" w:tplc="04090003" w:tentative="1">
+      <w:start w:val="1"/>
+      <w:numFmt w:val="bullet"/>
+      <w:lvlText w:val="o"/>
+      <w:lvlJc w:val="left"/>
+      <w:pPr>
+        <w:ind w:left="1440" w:hanging="360"/>
+      </w:pPr>
+      <w:rPr>
+        <w:rFonts w:ascii="Courier New" w:hAnsi="Courier New" w:cs="Courier New" w:hint="default"/>
+      </w:rPr>
+    </w:lvl>
+    <w:lvl w:ilvl="2" w:tplc="04090005" w:tentative="1">
+      <w:start w:val="1"/>
+      <w:numFmt w:val="bullet"/>
+      <w:lvlText w:val=""/>
+      <w:lvlJc w:val="left"/>
+      <w:pPr>
+        <w:ind w:left="2160" w:hanging="360"/>
+      </w:pPr>
+      <w:rPr>
+        <w:rFonts w:ascii="Wingdings" w:hAnsi="Wingdings" w:hint="default"/>
+      </w:rPr>
+    </w:lvl>
+    <w:lvl w:ilvl="3" w:tplc="04090001" w:tentative="1">
+      <w:start w:val="1"/>
+      <w:numFmt w:val="bullet"/>
+      <w:lvlText w:val=""/>
+      <w:lvlJc w:val="left"/>
+      <w:pPr>
+        <w:ind w:left="2880" w:hanging="360"/>
+      </w:pPr>
+      <w:rPr>
+        <w:rFonts w:ascii="Symbol" w:hAnsi="Symbol" w:hint="default"/>
+      </w:rPr>
+    </w:lvl>
+    <w:lvl w:ilvl="4" w:tplc="04090003" w:tentative="1">
+      <w:start w:val="1"/>
+      <w:numFmt w:val="bullet"/>
+      <w:lvlText w:val="o"/>
+      <w:lvlJc w:val="left"/>
+      <w:pPr>
+        <w:ind w:left="3600" w:hanging="360"/>
+      </w:pPr>
+      <w:rPr>
+        <w:rFonts w:ascii="Courier New" w:hAnsi="Courier New" w:cs="Courier New" w:hint="default"/>
+      </w:rPr>
+    </w:lvl>
+    <w:lvl w:ilvl="5" w:tplc="04090005" w:tentative="1">
+      <w:start w:val="1"/>
+      <w:numFmt w:val="bullet"/>
+      <w:lvlText w:val=""/>
+      <w:lvlJc w:val="left"/>
+      <w:pPr>
+        <w:ind w:left="4320" w:hanging="360"/>
+      </w:pPr>
+      <w:rPr>
+        <w:rFonts w:ascii="Wingdings" w:hAnsi="Wingdings" w:hint="default"/>
+      </w:rPr>
+    </w:lvl>
+    <w:lvl w:ilvl="6" w:tplc="04090001" w:tentative="1">
+      <w:start w:val="1"/>
+      <w:numFmt w:val="bullet"/>
+      <w:lvlText w:val=""/>
+      <w:lvlJc w:val="left"/>
+      <w:pPr>
+        <w:ind w:left="5040" w:hanging="360"/>
+      </w:pPr>
+      <w:rPr>
+        <w:rFonts w:ascii="Symbol" w:hAnsi="Symbol" w:hint="default"/>
+      </w:rPr>
+    </w:lvl>
+    <w:lvl w:ilvl="7" w:tplc="04090003" w:tentative="1">
+      <w:start w:val="1"/>
+      <w:numFmt w:val="bullet"/>
+      <w:lvlText w:val="o"/>
+      <w:lvlJc w:val="left"/>
+      <w:pPr>
+        <w:ind w:left="5760" w:hanging="360"/>
+      </w:pPr>
+      <w:rPr>
+        <w:rFonts w:ascii="Courier New" w:hAnsi="Courier New" w:cs="Courier New" w:hint="default"/>
+      </w:rPr>
+    </w:lvl>
+    <w:lvl w:ilvl="8" w:tplc="04090005" w:tentative="1">
+      <w:start w:val="1"/>
+      <w:numFmt w:val="bullet"/>
+      <w:lvlText w:val=""/>
+      <w:lvlJc w:val="left"/>
+      <w:pPr>
+        <w:ind w:left="6480" w:hanging="360"/>
+      </w:pPr>
+      <w:rPr>
+        <w:rFonts w:ascii="Wingdings" w:hAnsi="Wingdings" w:hint="default"/>
+      </w:rPr>
+    </w:lvl>
+  </w:abstractNum>
+  <w:abstractNum w:abstractNumId="4" w15:restartNumberingAfterBreak="0">
     <w:nsid w:val="19AB7C5F"/>
     <w:multiLevelType w:val="hybridMultilevel"/>
     <w:tmpl w:val="13447EBE"/>
@@ -8537,7 +13347,7 @@
       </w:rPr>
     </w:lvl>
   </w:abstractNum>
-  <w:abstractNum w:abstractNumId="3" w15:restartNumberingAfterBreak="0">
+  <w:abstractNum w:abstractNumId="5" w15:restartNumberingAfterBreak="0">
     <w:nsid w:val="1A793A41"/>
     <w:multiLevelType w:val="hybridMultilevel"/>
     <w:tmpl w:val="A52ABFC0"/>
@@ -8650,7 +13460,7 @@
       </w:rPr>
     </w:lvl>
   </w:abstractNum>
-  <w:abstractNum w:abstractNumId="4" w15:restartNumberingAfterBreak="0">
+  <w:abstractNum w:abstractNumId="6" w15:restartNumberingAfterBreak="0">
     <w:nsid w:val="1B315A0E"/>
     <w:multiLevelType w:val="hybridMultilevel"/>
     <w:tmpl w:val="061E0332"/>
@@ -8763,7 +13573,7 @@
       </w:rPr>
     </w:lvl>
   </w:abstractNum>
-  <w:abstractNum w:abstractNumId="5" w15:restartNumberingAfterBreak="0">
+  <w:abstractNum w:abstractNumId="7" w15:restartNumberingAfterBreak="0">
     <w:nsid w:val="1CD977F9"/>
     <w:multiLevelType w:val="hybridMultilevel"/>
     <w:tmpl w:val="5E1828F4"/>
@@ -8876,7 +13686,7 @@
       </w:rPr>
     </w:lvl>
   </w:abstractNum>
-  <w:abstractNum w:abstractNumId="6" w15:restartNumberingAfterBreak="0">
+  <w:abstractNum w:abstractNumId="8" w15:restartNumberingAfterBreak="0">
     <w:nsid w:val="265E2CF1"/>
     <w:multiLevelType w:val="hybridMultilevel"/>
     <w:tmpl w:val="CCCE84B6"/>
@@ -8989,7 +13799,7 @@
       </w:rPr>
     </w:lvl>
   </w:abstractNum>
-  <w:abstractNum w:abstractNumId="7" w15:restartNumberingAfterBreak="0">
+  <w:abstractNum w:abstractNumId="9" w15:restartNumberingAfterBreak="0">
     <w:nsid w:val="295721A7"/>
     <w:multiLevelType w:val="hybridMultilevel"/>
     <w:tmpl w:val="76FC003C"/>
@@ -9102,7 +13912,120 @@
       </w:rPr>
     </w:lvl>
   </w:abstractNum>
-  <w:abstractNum w:abstractNumId="8" w15:restartNumberingAfterBreak="0">
+  <w:abstractNum w:abstractNumId="10" w15:restartNumberingAfterBreak="0">
+    <w:nsid w:val="2CEF7E75"/>
+    <w:multiLevelType w:val="hybridMultilevel"/>
+    <w:tmpl w:val="7E3893D4"/>
+    <w:lvl w:ilvl="0" w:tplc="0409000D">
+      <w:start w:val="1"/>
+      <w:numFmt w:val="bullet"/>
+      <w:lvlText w:val=""/>
+      <w:lvlJc w:val="left"/>
+      <w:pPr>
+        <w:ind w:left="720" w:hanging="360"/>
+      </w:pPr>
+      <w:rPr>
+        <w:rFonts w:ascii="Wingdings" w:hAnsi="Wingdings" w:hint="default"/>
+      </w:rPr>
+    </w:lvl>
+    <w:lvl w:ilvl="1" w:tplc="04090003" w:tentative="1">
+      <w:start w:val="1"/>
+      <w:numFmt w:val="bullet"/>
+      <w:lvlText w:val="o"/>
+      <w:lvlJc w:val="left"/>
+      <w:pPr>
+        <w:ind w:left="1440" w:hanging="360"/>
+      </w:pPr>
+      <w:rPr>
+        <w:rFonts w:ascii="Courier New" w:hAnsi="Courier New" w:cs="Courier New" w:hint="default"/>
+      </w:rPr>
+    </w:lvl>
+    <w:lvl w:ilvl="2" w:tplc="04090005" w:tentative="1">
+      <w:start w:val="1"/>
+      <w:numFmt w:val="bullet"/>
+      <w:lvlText w:val=""/>
+      <w:lvlJc w:val="left"/>
+      <w:pPr>
+        <w:ind w:left="2160" w:hanging="360"/>
+      </w:pPr>
+      <w:rPr>
+        <w:rFonts w:ascii="Wingdings" w:hAnsi="Wingdings" w:hint="default"/>
+      </w:rPr>
+    </w:lvl>
+    <w:lvl w:ilvl="3" w:tplc="04090001" w:tentative="1">
+      <w:start w:val="1"/>
+      <w:numFmt w:val="bullet"/>
+      <w:lvlText w:val=""/>
+      <w:lvlJc w:val="left"/>
+      <w:pPr>
+        <w:ind w:left="2880" w:hanging="360"/>
+      </w:pPr>
+      <w:rPr>
+        <w:rFonts w:ascii="Symbol" w:hAnsi="Symbol" w:hint="default"/>
+      </w:rPr>
+    </w:lvl>
+    <w:lvl w:ilvl="4" w:tplc="04090003" w:tentative="1">
+      <w:start w:val="1"/>
+      <w:numFmt w:val="bullet"/>
+      <w:lvlText w:val="o"/>
+      <w:lvlJc w:val="left"/>
+      <w:pPr>
+        <w:ind w:left="3600" w:hanging="360"/>
+      </w:pPr>
+      <w:rPr>
+        <w:rFonts w:ascii="Courier New" w:hAnsi="Courier New" w:cs="Courier New" w:hint="default"/>
+      </w:rPr>
+    </w:lvl>
+    <w:lvl w:ilvl="5" w:tplc="04090005" w:tentative="1">
+      <w:start w:val="1"/>
+      <w:numFmt w:val="bullet"/>
+      <w:lvlText w:val=""/>
+      <w:lvlJc w:val="left"/>
+      <w:pPr>
+        <w:ind w:left="4320" w:hanging="360"/>
+      </w:pPr>
+      <w:rPr>
+        <w:rFonts w:ascii="Wingdings" w:hAnsi="Wingdings" w:hint="default"/>
+      </w:rPr>
+    </w:lvl>
+    <w:lvl w:ilvl="6" w:tplc="04090001" w:tentative="1">
+      <w:start w:val="1"/>
+      <w:numFmt w:val="bullet"/>
+      <w:lvlText w:val=""/>
+      <w:lvlJc w:val="left"/>
+      <w:pPr>
+        <w:ind w:left="5040" w:hanging="360"/>
+      </w:pPr>
+      <w:rPr>
+        <w:rFonts w:ascii="Symbol" w:hAnsi="Symbol" w:hint="default"/>
+      </w:rPr>
+    </w:lvl>
+    <w:lvl w:ilvl="7" w:tplc="04090003" w:tentative="1">
+      <w:start w:val="1"/>
+      <w:numFmt w:val="bullet"/>
+      <w:lvlText w:val="o"/>
+      <w:lvlJc w:val="left"/>
+      <w:pPr>
+        <w:ind w:left="5760" w:hanging="360"/>
+      </w:pPr>
+      <w:rPr>
+        <w:rFonts w:ascii="Courier New" w:hAnsi="Courier New" w:cs="Courier New" w:hint="default"/>
+      </w:rPr>
+    </w:lvl>
+    <w:lvl w:ilvl="8" w:tplc="04090005" w:tentative="1">
+      <w:start w:val="1"/>
+      <w:numFmt w:val="bullet"/>
+      <w:lvlText w:val=""/>
+      <w:lvlJc w:val="left"/>
+      <w:pPr>
+        <w:ind w:left="6480" w:hanging="360"/>
+      </w:pPr>
+      <w:rPr>
+        <w:rFonts w:ascii="Wingdings" w:hAnsi="Wingdings" w:hint="default"/>
+      </w:rPr>
+    </w:lvl>
+  </w:abstractNum>
+  <w:abstractNum w:abstractNumId="11" w15:restartNumberingAfterBreak="0">
     <w:nsid w:val="303C1FE3"/>
     <w:multiLevelType w:val="hybridMultilevel"/>
     <w:tmpl w:val="9D846EB4"/>
@@ -9215,7 +14138,120 @@
       </w:rPr>
     </w:lvl>
   </w:abstractNum>
-  <w:abstractNum w:abstractNumId="9" w15:restartNumberingAfterBreak="0">
+  <w:abstractNum w:abstractNumId="12" w15:restartNumberingAfterBreak="0">
+    <w:nsid w:val="387F2D99"/>
+    <w:multiLevelType w:val="hybridMultilevel"/>
+    <w:tmpl w:val="A4D64AD0"/>
+    <w:lvl w:ilvl="0" w:tplc="04090001">
+      <w:start w:val="1"/>
+      <w:numFmt w:val="bullet"/>
+      <w:lvlText w:val=""/>
+      <w:lvlJc w:val="left"/>
+      <w:pPr>
+        <w:ind w:left="720" w:hanging="360"/>
+      </w:pPr>
+      <w:rPr>
+        <w:rFonts w:ascii="Symbol" w:hAnsi="Symbol" w:hint="default"/>
+      </w:rPr>
+    </w:lvl>
+    <w:lvl w:ilvl="1" w:tplc="FFFFFFFF" w:tentative="1">
+      <w:start w:val="1"/>
+      <w:numFmt w:val="bullet"/>
+      <w:lvlText w:val="o"/>
+      <w:lvlJc w:val="left"/>
+      <w:pPr>
+        <w:ind w:left="1440" w:hanging="360"/>
+      </w:pPr>
+      <w:rPr>
+        <w:rFonts w:ascii="Courier New" w:hAnsi="Courier New" w:cs="Courier New" w:hint="default"/>
+      </w:rPr>
+    </w:lvl>
+    <w:lvl w:ilvl="2" w:tplc="FFFFFFFF" w:tentative="1">
+      <w:start w:val="1"/>
+      <w:numFmt w:val="bullet"/>
+      <w:lvlText w:val=""/>
+      <w:lvlJc w:val="left"/>
+      <w:pPr>
+        <w:ind w:left="2160" w:hanging="360"/>
+      </w:pPr>
+      <w:rPr>
+        <w:rFonts w:ascii="Wingdings" w:hAnsi="Wingdings" w:hint="default"/>
+      </w:rPr>
+    </w:lvl>
+    <w:lvl w:ilvl="3" w:tplc="FFFFFFFF" w:tentative="1">
+      <w:start w:val="1"/>
+      <w:numFmt w:val="bullet"/>
+      <w:lvlText w:val=""/>
+      <w:lvlJc w:val="left"/>
+      <w:pPr>
+        <w:ind w:left="2880" w:hanging="360"/>
+      </w:pPr>
+      <w:rPr>
+        <w:rFonts w:ascii="Symbol" w:hAnsi="Symbol" w:hint="default"/>
+      </w:rPr>
+    </w:lvl>
+    <w:lvl w:ilvl="4" w:tplc="FFFFFFFF" w:tentative="1">
+      <w:start w:val="1"/>
+      <w:numFmt w:val="bullet"/>
+      <w:lvlText w:val="o"/>
+      <w:lvlJc w:val="left"/>
+      <w:pPr>
+        <w:ind w:left="3600" w:hanging="360"/>
+      </w:pPr>
+      <w:rPr>
+        <w:rFonts w:ascii="Courier New" w:hAnsi="Courier New" w:cs="Courier New" w:hint="default"/>
+      </w:rPr>
+    </w:lvl>
+    <w:lvl w:ilvl="5" w:tplc="FFFFFFFF" w:tentative="1">
+      <w:start w:val="1"/>
+      <w:numFmt w:val="bullet"/>
+      <w:lvlText w:val=""/>
+      <w:lvlJc w:val="left"/>
+      <w:pPr>
+        <w:ind w:left="4320" w:hanging="360"/>
+      </w:pPr>
+      <w:rPr>
+        <w:rFonts w:ascii="Wingdings" w:hAnsi="Wingdings" w:hint="default"/>
+      </w:rPr>
+    </w:lvl>
+    <w:lvl w:ilvl="6" w:tplc="FFFFFFFF" w:tentative="1">
+      <w:start w:val="1"/>
+      <w:numFmt w:val="bullet"/>
+      <w:lvlText w:val=""/>
+      <w:lvlJc w:val="left"/>
+      <w:pPr>
+        <w:ind w:left="5040" w:hanging="360"/>
+      </w:pPr>
+      <w:rPr>
+        <w:rFonts w:ascii="Symbol" w:hAnsi="Symbol" w:hint="default"/>
+      </w:rPr>
+    </w:lvl>
+    <w:lvl w:ilvl="7" w:tplc="FFFFFFFF" w:tentative="1">
+      <w:start w:val="1"/>
+      <w:numFmt w:val="bullet"/>
+      <w:lvlText w:val="o"/>
+      <w:lvlJc w:val="left"/>
+      <w:pPr>
+        <w:ind w:left="5760" w:hanging="360"/>
+      </w:pPr>
+      <w:rPr>
+        <w:rFonts w:ascii="Courier New" w:hAnsi="Courier New" w:cs="Courier New" w:hint="default"/>
+      </w:rPr>
+    </w:lvl>
+    <w:lvl w:ilvl="8" w:tplc="FFFFFFFF" w:tentative="1">
+      <w:start w:val="1"/>
+      <w:numFmt w:val="bullet"/>
+      <w:lvlText w:val=""/>
+      <w:lvlJc w:val="left"/>
+      <w:pPr>
+        <w:ind w:left="6480" w:hanging="360"/>
+      </w:pPr>
+      <w:rPr>
+        <w:rFonts w:ascii="Wingdings" w:hAnsi="Wingdings" w:hint="default"/>
+      </w:rPr>
+    </w:lvl>
+  </w:abstractNum>
+  <w:abstractNum w:abstractNumId="13" w15:restartNumberingAfterBreak="0">
     <w:nsid w:val="39EE2599"/>
     <w:multiLevelType w:val="hybridMultilevel"/>
     <w:tmpl w:val="BE2A0244"/>
@@ -9328,10 +14364,322 @@
       </w:rPr>
     </w:lvl>
   </w:abstractNum>
-  <w:abstractNum w:abstractNumId="10" w15:restartNumberingAfterBreak="0">
+  <w:abstractNum w:abstractNumId="14" w15:restartNumberingAfterBreak="0">
+    <w:nsid w:val="39F47852"/>
+    <w:multiLevelType w:val="hybridMultilevel"/>
+    <w:tmpl w:val="E31654A8"/>
+    <w:lvl w:ilvl="0" w:tplc="04090001">
+      <w:start w:val="1"/>
+      <w:numFmt w:val="bullet"/>
+      <w:lvlText w:val=""/>
+      <w:lvlJc w:val="left"/>
+      <w:pPr>
+        <w:ind w:left="720" w:hanging="360"/>
+      </w:pPr>
+      <w:rPr>
+        <w:rFonts w:ascii="Symbol" w:hAnsi="Symbol" w:hint="default"/>
+      </w:rPr>
+    </w:lvl>
+    <w:lvl w:ilvl="1" w:tplc="04090003" w:tentative="1">
+      <w:start w:val="1"/>
+      <w:numFmt w:val="bullet"/>
+      <w:lvlText w:val="o"/>
+      <w:lvlJc w:val="left"/>
+      <w:pPr>
+        <w:ind w:left="1440" w:hanging="360"/>
+      </w:pPr>
+      <w:rPr>
+        <w:rFonts w:ascii="Courier New" w:hAnsi="Courier New" w:cs="Courier New" w:hint="default"/>
+      </w:rPr>
+    </w:lvl>
+    <w:lvl w:ilvl="2" w:tplc="04090005" w:tentative="1">
+      <w:start w:val="1"/>
+      <w:numFmt w:val="bullet"/>
+      <w:lvlText w:val=""/>
+      <w:lvlJc w:val="left"/>
+      <w:pPr>
+        <w:ind w:left="2160" w:hanging="360"/>
+      </w:pPr>
+      <w:rPr>
+        <w:rFonts w:ascii="Wingdings" w:hAnsi="Wingdings" w:hint="default"/>
+      </w:rPr>
+    </w:lvl>
+    <w:lvl w:ilvl="3" w:tplc="04090001" w:tentative="1">
+      <w:start w:val="1"/>
+      <w:numFmt w:val="bullet"/>
+      <w:lvlText w:val=""/>
+      <w:lvlJc w:val="left"/>
+      <w:pPr>
+        <w:ind w:left="2880" w:hanging="360"/>
+      </w:pPr>
+      <w:rPr>
+        <w:rFonts w:ascii="Symbol" w:hAnsi="Symbol" w:hint="default"/>
+      </w:rPr>
+    </w:lvl>
+    <w:lvl w:ilvl="4" w:tplc="04090003" w:tentative="1">
+      <w:start w:val="1"/>
+      <w:numFmt w:val="bullet"/>
+      <w:lvlText w:val="o"/>
+      <w:lvlJc w:val="left"/>
+      <w:pPr>
+        <w:ind w:left="3600" w:hanging="360"/>
+      </w:pPr>
+      <w:rPr>
+        <w:rFonts w:ascii="Courier New" w:hAnsi="Courier New" w:cs="Courier New" w:hint="default"/>
+      </w:rPr>
+    </w:lvl>
+    <w:lvl w:ilvl="5" w:tplc="04090005" w:tentative="1">
+      <w:start w:val="1"/>
+      <w:numFmt w:val="bullet"/>
+      <w:lvlText w:val=""/>
+      <w:lvlJc w:val="left"/>
+      <w:pPr>
+        <w:ind w:left="4320" w:hanging="360"/>
+      </w:pPr>
+      <w:rPr>
+        <w:rFonts w:ascii="Wingdings" w:hAnsi="Wingdings" w:hint="default"/>
+      </w:rPr>
+    </w:lvl>
+    <w:lvl w:ilvl="6" w:tplc="04090001" w:tentative="1">
+      <w:start w:val="1"/>
+      <w:numFmt w:val="bullet"/>
+      <w:lvlText w:val=""/>
+      <w:lvlJc w:val="left"/>
+      <w:pPr>
+        <w:ind w:left="5040" w:hanging="360"/>
+      </w:pPr>
+      <w:rPr>
+        <w:rFonts w:ascii="Symbol" w:hAnsi="Symbol" w:hint="default"/>
+      </w:rPr>
+    </w:lvl>
+    <w:lvl w:ilvl="7" w:tplc="04090003" w:tentative="1">
+      <w:start w:val="1"/>
+      <w:numFmt w:val="bullet"/>
+      <w:lvlText w:val="o"/>
+      <w:lvlJc w:val="left"/>
+      <w:pPr>
+        <w:ind w:left="5760" w:hanging="360"/>
+      </w:pPr>
+      <w:rPr>
+        <w:rFonts w:ascii="Courier New" w:hAnsi="Courier New" w:cs="Courier New" w:hint="default"/>
+      </w:rPr>
+    </w:lvl>
+    <w:lvl w:ilvl="8" w:tplc="04090005" w:tentative="1">
+      <w:start w:val="1"/>
+      <w:numFmt w:val="bullet"/>
+      <w:lvlText w:val=""/>
+      <w:lvlJc w:val="left"/>
+      <w:pPr>
+        <w:ind w:left="6480" w:hanging="360"/>
+      </w:pPr>
+      <w:rPr>
+        <w:rFonts w:ascii="Wingdings" w:hAnsi="Wingdings" w:hint="default"/>
+      </w:rPr>
+    </w:lvl>
+  </w:abstractNum>
+  <w:abstractNum w:abstractNumId="15" w15:restartNumberingAfterBreak="0">
+    <w:nsid w:val="3B1718F3"/>
+    <w:multiLevelType w:val="hybridMultilevel"/>
+    <w:tmpl w:val="A060FF48"/>
+    <w:lvl w:ilvl="0" w:tplc="04090001">
+      <w:start w:val="1"/>
+      <w:numFmt w:val="bullet"/>
+      <w:lvlText w:val=""/>
+      <w:lvlJc w:val="left"/>
+      <w:pPr>
+        <w:ind w:left="720" w:hanging="360"/>
+      </w:pPr>
+      <w:rPr>
+        <w:rFonts w:ascii="Symbol" w:hAnsi="Symbol" w:hint="default"/>
+      </w:rPr>
+    </w:lvl>
+    <w:lvl w:ilvl="1" w:tplc="04090003" w:tentative="1">
+      <w:start w:val="1"/>
+      <w:numFmt w:val="bullet"/>
+      <w:lvlText w:val="o"/>
+      <w:lvlJc w:val="left"/>
+      <w:pPr>
+        <w:ind w:left="1440" w:hanging="360"/>
+      </w:pPr>
+      <w:rPr>
+        <w:rFonts w:ascii="Courier New" w:hAnsi="Courier New" w:cs="Courier New" w:hint="default"/>
+      </w:rPr>
+    </w:lvl>
+    <w:lvl w:ilvl="2" w:tplc="04090005" w:tentative="1">
+      <w:start w:val="1"/>
+      <w:numFmt w:val="bullet"/>
+      <w:lvlText w:val=""/>
+      <w:lvlJc w:val="left"/>
+      <w:pPr>
+        <w:ind w:left="2160" w:hanging="360"/>
+      </w:pPr>
+      <w:rPr>
+        <w:rFonts w:ascii="Wingdings" w:hAnsi="Wingdings" w:hint="default"/>
+      </w:rPr>
+    </w:lvl>
+    <w:lvl w:ilvl="3" w:tplc="04090001" w:tentative="1">
+      <w:start w:val="1"/>
+      <w:numFmt w:val="bullet"/>
+      <w:lvlText w:val=""/>
+      <w:lvlJc w:val="left"/>
+      <w:pPr>
+        <w:ind w:left="2880" w:hanging="360"/>
+      </w:pPr>
+      <w:rPr>
+        <w:rFonts w:ascii="Symbol" w:hAnsi="Symbol" w:hint="default"/>
+      </w:rPr>
+    </w:lvl>
+    <w:lvl w:ilvl="4" w:tplc="04090003" w:tentative="1">
+      <w:start w:val="1"/>
+      <w:numFmt w:val="bullet"/>
+      <w:lvlText w:val="o"/>
+      <w:lvlJc w:val="left"/>
+      <w:pPr>
+        <w:ind w:left="3600" w:hanging="360"/>
+      </w:pPr>
+      <w:rPr>
+        <w:rFonts w:ascii="Courier New" w:hAnsi="Courier New" w:cs="Courier New" w:hint="default"/>
+      </w:rPr>
+    </w:lvl>
+    <w:lvl w:ilvl="5" w:tplc="04090005" w:tentative="1">
+      <w:start w:val="1"/>
+      <w:numFmt w:val="bullet"/>
+      <w:lvlText w:val=""/>
+      <w:lvlJc w:val="left"/>
+      <w:pPr>
+        <w:ind w:left="4320" w:hanging="360"/>
+      </w:pPr>
+      <w:rPr>
+        <w:rFonts w:ascii="Wingdings" w:hAnsi="Wingdings" w:hint="default"/>
+      </w:rPr>
+    </w:lvl>
+    <w:lvl w:ilvl="6" w:tplc="04090001" w:tentative="1">
+      <w:start w:val="1"/>
+      <w:numFmt w:val="bullet"/>
+      <w:lvlText w:val=""/>
+      <w:lvlJc w:val="left"/>
+      <w:pPr>
+        <w:ind w:left="5040" w:hanging="360"/>
+      </w:pPr>
+      <w:rPr>
+        <w:rFonts w:ascii="Symbol" w:hAnsi="Symbol" w:hint="default"/>
+      </w:rPr>
+    </w:lvl>
+    <w:lvl w:ilvl="7" w:tplc="04090003" w:tentative="1">
+      <w:start w:val="1"/>
+      <w:numFmt w:val="bullet"/>
+      <w:lvlText w:val="o"/>
+      <w:lvlJc w:val="left"/>
+      <w:pPr>
+        <w:ind w:left="5760" w:hanging="360"/>
+      </w:pPr>
+      <w:rPr>
+        <w:rFonts w:ascii="Courier New" w:hAnsi="Courier New" w:cs="Courier New" w:hint="default"/>
+      </w:rPr>
+    </w:lvl>
+    <w:lvl w:ilvl="8" w:tplc="04090005" w:tentative="1">
+      <w:start w:val="1"/>
+      <w:numFmt w:val="bullet"/>
+      <w:lvlText w:val=""/>
+      <w:lvlJc w:val="left"/>
+      <w:pPr>
+        <w:ind w:left="6480" w:hanging="360"/>
+      </w:pPr>
+      <w:rPr>
+        <w:rFonts w:ascii="Wingdings" w:hAnsi="Wingdings" w:hint="default"/>
+      </w:rPr>
+    </w:lvl>
+  </w:abstractNum>
+  <w:abstractNum w:abstractNumId="16" w15:restartNumberingAfterBreak="0">
+    <w:nsid w:val="3BFD1D4F"/>
+    <w:multiLevelType w:val="hybridMultilevel"/>
+    <w:tmpl w:val="0840C148"/>
+    <w:lvl w:ilvl="0" w:tplc="0409000F">
+      <w:start w:val="1"/>
+      <w:numFmt w:val="decimal"/>
+      <w:lvlText w:val="%1."/>
+      <w:lvlJc w:val="left"/>
+      <w:pPr>
+        <w:ind w:left="720" w:hanging="360"/>
+      </w:pPr>
+    </w:lvl>
+    <w:lvl w:ilvl="1" w:tplc="04090019" w:tentative="1">
+      <w:start w:val="1"/>
+      <w:numFmt w:val="lowerLetter"/>
+      <w:lvlText w:val="%2."/>
+      <w:lvlJc w:val="left"/>
+      <w:pPr>
+        <w:ind w:left="1440" w:hanging="360"/>
+      </w:pPr>
+    </w:lvl>
+    <w:lvl w:ilvl="2" w:tplc="0409001B" w:tentative="1">
+      <w:start w:val="1"/>
+      <w:numFmt w:val="lowerRoman"/>
+      <w:lvlText w:val="%3."/>
+      <w:lvlJc w:val="right"/>
+      <w:pPr>
+        <w:ind w:left="2160" w:hanging="180"/>
+      </w:pPr>
+    </w:lvl>
+    <w:lvl w:ilvl="3" w:tplc="0409000F" w:tentative="1">
+      <w:start w:val="1"/>
+      <w:numFmt w:val="decimal"/>
+      <w:lvlText w:val="%4."/>
+      <w:lvlJc w:val="left"/>
+      <w:pPr>
+        <w:ind w:left="2880" w:hanging="360"/>
+      </w:pPr>
+    </w:lvl>
+    <w:lvl w:ilvl="4" w:tplc="04090019" w:tentative="1">
+      <w:start w:val="1"/>
+      <w:numFmt w:val="lowerLetter"/>
+      <w:lvlText w:val="%5."/>
+      <w:lvlJc w:val="left"/>
+      <w:pPr>
+        <w:ind w:left="3600" w:hanging="360"/>
+      </w:pPr>
+    </w:lvl>
+    <w:lvl w:ilvl="5" w:tplc="0409001B" w:tentative="1">
+      <w:start w:val="1"/>
+      <w:numFmt w:val="lowerRoman"/>
+      <w:lvlText w:val="%6."/>
+      <w:lvlJc w:val="right"/>
+      <w:pPr>
+        <w:ind w:left="4320" w:hanging="180"/>
+      </w:pPr>
+    </w:lvl>
+    <w:lvl w:ilvl="6" w:tplc="0409000F" w:tentative="1">
+      <w:start w:val="1"/>
+      <w:numFmt w:val="decimal"/>
+      <w:lvlText w:val="%7."/>
+      <w:lvlJc w:val="left"/>
+      <w:pPr>
+        <w:ind w:left="5040" w:hanging="360"/>
+      </w:pPr>
+    </w:lvl>
+    <w:lvl w:ilvl="7" w:tplc="04090019" w:tentative="1">
+      <w:start w:val="1"/>
+      <w:numFmt w:val="lowerLetter"/>
+      <w:lvlText w:val="%8."/>
+      <w:lvlJc w:val="left"/>
+      <w:pPr>
+        <w:ind w:left="5760" w:hanging="360"/>
+      </w:pPr>
+    </w:lvl>
+    <w:lvl w:ilvl="8" w:tplc="0409001B" w:tentative="1">
+      <w:start w:val="1"/>
+      <w:numFmt w:val="lowerRoman"/>
+      <w:lvlText w:val="%9."/>
+      <w:lvlJc w:val="right"/>
+      <w:pPr>
+        <w:ind w:left="6480" w:hanging="180"/>
+      </w:pPr>
+    </w:lvl>
+  </w:abstractNum>
+  <w:abstractNum w:abstractNumId="17" w15:restartNumberingAfterBreak="0">
     <w:nsid w:val="3F4321A0"/>
     <w:multiLevelType w:val="hybridMultilevel"/>
-    <w:tmpl w:val="7E7A7090"/>
+    <w:tmpl w:val="529A5CC2"/>
     <w:lvl w:ilvl="0" w:tplc="04090001">
       <w:start w:val="1"/>
       <w:numFmt w:val="bullet"/>
@@ -9441,7 +14789,7 @@
       </w:rPr>
     </w:lvl>
   </w:abstractNum>
-  <w:abstractNum w:abstractNumId="11" w15:restartNumberingAfterBreak="0">
+  <w:abstractNum w:abstractNumId="18" w15:restartNumberingAfterBreak="0">
     <w:nsid w:val="3F711C4F"/>
     <w:multiLevelType w:val="hybridMultilevel"/>
     <w:tmpl w:val="1B38897E"/>
@@ -9554,7 +14902,7 @@
       </w:rPr>
     </w:lvl>
   </w:abstractNum>
-  <w:abstractNum w:abstractNumId="12" w15:restartNumberingAfterBreak="0">
+  <w:abstractNum w:abstractNumId="19" w15:restartNumberingAfterBreak="0">
     <w:nsid w:val="44082AFD"/>
     <w:multiLevelType w:val="hybridMultilevel"/>
     <w:tmpl w:val="C7C0C038"/>
@@ -9667,7 +15015,7 @@
       </w:rPr>
     </w:lvl>
   </w:abstractNum>
-  <w:abstractNum w:abstractNumId="13" w15:restartNumberingAfterBreak="0">
+  <w:abstractNum w:abstractNumId="20" w15:restartNumberingAfterBreak="0">
     <w:nsid w:val="4668549F"/>
     <w:multiLevelType w:val="hybridMultilevel"/>
     <w:tmpl w:val="5C802F34"/>
@@ -9780,7 +15128,7 @@
       </w:rPr>
     </w:lvl>
   </w:abstractNum>
-  <w:abstractNum w:abstractNumId="14" w15:restartNumberingAfterBreak="0">
+  <w:abstractNum w:abstractNumId="21" w15:restartNumberingAfterBreak="0">
     <w:nsid w:val="49A75A5A"/>
     <w:multiLevelType w:val="hybridMultilevel"/>
     <w:tmpl w:val="9E1AB83C"/>
@@ -9893,7 +15241,7 @@
       </w:rPr>
     </w:lvl>
   </w:abstractNum>
-  <w:abstractNum w:abstractNumId="15" w15:restartNumberingAfterBreak="0">
+  <w:abstractNum w:abstractNumId="22" w15:restartNumberingAfterBreak="0">
     <w:nsid w:val="50644CDF"/>
     <w:multiLevelType w:val="hybridMultilevel"/>
     <w:tmpl w:val="99E699B6"/>
@@ -10006,7 +15354,7 @@
       </w:rPr>
     </w:lvl>
   </w:abstractNum>
-  <w:abstractNum w:abstractNumId="16" w15:restartNumberingAfterBreak="0">
+  <w:abstractNum w:abstractNumId="23" w15:restartNumberingAfterBreak="0">
     <w:nsid w:val="52D62B4C"/>
     <w:multiLevelType w:val="hybridMultilevel"/>
     <w:tmpl w:val="2BF23C70"/>
@@ -10119,7 +15467,7 @@
       </w:rPr>
     </w:lvl>
   </w:abstractNum>
-  <w:abstractNum w:abstractNumId="17" w15:restartNumberingAfterBreak="0">
+  <w:abstractNum w:abstractNumId="24" w15:restartNumberingAfterBreak="0">
     <w:nsid w:val="55927849"/>
     <w:multiLevelType w:val="hybridMultilevel"/>
     <w:tmpl w:val="C39CDBBC"/>
@@ -10232,7 +15580,7 @@
       </w:rPr>
     </w:lvl>
   </w:abstractNum>
-  <w:abstractNum w:abstractNumId="18" w15:restartNumberingAfterBreak="0">
+  <w:abstractNum w:abstractNumId="25" w15:restartNumberingAfterBreak="0">
     <w:nsid w:val="58865A22"/>
     <w:multiLevelType w:val="hybridMultilevel"/>
     <w:tmpl w:val="28244934"/>
@@ -10345,7 +15693,233 @@
       </w:rPr>
     </w:lvl>
   </w:abstractNum>
-  <w:abstractNum w:abstractNumId="19" w15:restartNumberingAfterBreak="0">
+  <w:abstractNum w:abstractNumId="26" w15:restartNumberingAfterBreak="0">
+    <w:nsid w:val="59CD52BD"/>
+    <w:multiLevelType w:val="hybridMultilevel"/>
+    <w:tmpl w:val="22047418"/>
+    <w:lvl w:ilvl="0" w:tplc="04090003">
+      <w:start w:val="1"/>
+      <w:numFmt w:val="bullet"/>
+      <w:lvlText w:val="o"/>
+      <w:lvlJc w:val="left"/>
+      <w:pPr>
+        <w:ind w:left="720" w:hanging="360"/>
+      </w:pPr>
+      <w:rPr>
+        <w:rFonts w:ascii="Courier New" w:hAnsi="Courier New" w:cs="Courier New" w:hint="default"/>
+      </w:rPr>
+    </w:lvl>
+    <w:lvl w:ilvl="1" w:tplc="FFFFFFFF" w:tentative="1">
+      <w:start w:val="1"/>
+      <w:numFmt w:val="bullet"/>
+      <w:lvlText w:val="o"/>
+      <w:lvlJc w:val="left"/>
+      <w:pPr>
+        <w:ind w:left="1440" w:hanging="360"/>
+      </w:pPr>
+      <w:rPr>
+        <w:rFonts w:ascii="Courier New" w:hAnsi="Courier New" w:cs="Courier New" w:hint="default"/>
+      </w:rPr>
+    </w:lvl>
+    <w:lvl w:ilvl="2" w:tplc="FFFFFFFF" w:tentative="1">
+      <w:start w:val="1"/>
+      <w:numFmt w:val="bullet"/>
+      <w:lvlText w:val=""/>
+      <w:lvlJc w:val="left"/>
+      <w:pPr>
+        <w:ind w:left="2160" w:hanging="360"/>
+      </w:pPr>
+      <w:rPr>
+        <w:rFonts w:ascii="Wingdings" w:hAnsi="Wingdings" w:hint="default"/>
+      </w:rPr>
+    </w:lvl>
+    <w:lvl w:ilvl="3" w:tplc="FFFFFFFF" w:tentative="1">
+      <w:start w:val="1"/>
+      <w:numFmt w:val="bullet"/>
+      <w:lvlText w:val=""/>
+      <w:lvlJc w:val="left"/>
+      <w:pPr>
+        <w:ind w:left="2880" w:hanging="360"/>
+      </w:pPr>
+      <w:rPr>
+        <w:rFonts w:ascii="Symbol" w:hAnsi="Symbol" w:hint="default"/>
+      </w:rPr>
+    </w:lvl>
+    <w:lvl w:ilvl="4" w:tplc="FFFFFFFF" w:tentative="1">
+      <w:start w:val="1"/>
+      <w:numFmt w:val="bullet"/>
+      <w:lvlText w:val="o"/>
+      <w:lvlJc w:val="left"/>
+      <w:pPr>
+        <w:ind w:left="3600" w:hanging="360"/>
+      </w:pPr>
+      <w:rPr>
+        <w:rFonts w:ascii="Courier New" w:hAnsi="Courier New" w:cs="Courier New" w:hint="default"/>
+      </w:rPr>
+    </w:lvl>
+    <w:lvl w:ilvl="5" w:tplc="FFFFFFFF" w:tentative="1">
+      <w:start w:val="1"/>
+      <w:numFmt w:val="bullet"/>
+      <w:lvlText w:val=""/>
+      <w:lvlJc w:val="left"/>
+      <w:pPr>
+        <w:ind w:left="4320" w:hanging="360"/>
+      </w:pPr>
+      <w:rPr>
+        <w:rFonts w:ascii="Wingdings" w:hAnsi="Wingdings" w:hint="default"/>
+      </w:rPr>
+    </w:lvl>
+    <w:lvl w:ilvl="6" w:tplc="FFFFFFFF" w:tentative="1">
+      <w:start w:val="1"/>
+      <w:numFmt w:val="bullet"/>
+      <w:lvlText w:val=""/>
+      <w:lvlJc w:val="left"/>
+      <w:pPr>
+        <w:ind w:left="5040" w:hanging="360"/>
+      </w:pPr>
+      <w:rPr>
+        <w:rFonts w:ascii="Symbol" w:hAnsi="Symbol" w:hint="default"/>
+      </w:rPr>
+    </w:lvl>
+    <w:lvl w:ilvl="7" w:tplc="FFFFFFFF" w:tentative="1">
+      <w:start w:val="1"/>
+      <w:numFmt w:val="bullet"/>
+      <w:lvlText w:val="o"/>
+      <w:lvlJc w:val="left"/>
+      <w:pPr>
+        <w:ind w:left="5760" w:hanging="360"/>
+      </w:pPr>
+      <w:rPr>
+        <w:rFonts w:ascii="Courier New" w:hAnsi="Courier New" w:cs="Courier New" w:hint="default"/>
+      </w:rPr>
+    </w:lvl>
+    <w:lvl w:ilvl="8" w:tplc="FFFFFFFF" w:tentative="1">
+      <w:start w:val="1"/>
+      <w:numFmt w:val="bullet"/>
+      <w:lvlText w:val=""/>
+      <w:lvlJc w:val="left"/>
+      <w:pPr>
+        <w:ind w:left="6480" w:hanging="360"/>
+      </w:pPr>
+      <w:rPr>
+        <w:rFonts w:ascii="Wingdings" w:hAnsi="Wingdings" w:hint="default"/>
+      </w:rPr>
+    </w:lvl>
+  </w:abstractNum>
+  <w:abstractNum w:abstractNumId="27" w15:restartNumberingAfterBreak="0">
+    <w:nsid w:val="5C796881"/>
+    <w:multiLevelType w:val="hybridMultilevel"/>
+    <w:tmpl w:val="E3446ABC"/>
+    <w:lvl w:ilvl="0" w:tplc="04090001">
+      <w:start w:val="1"/>
+      <w:numFmt w:val="bullet"/>
+      <w:lvlText w:val=""/>
+      <w:lvlJc w:val="left"/>
+      <w:pPr>
+        <w:ind w:left="720" w:hanging="360"/>
+      </w:pPr>
+      <w:rPr>
+        <w:rFonts w:ascii="Symbol" w:hAnsi="Symbol" w:hint="default"/>
+      </w:rPr>
+    </w:lvl>
+    <w:lvl w:ilvl="1" w:tplc="04090003" w:tentative="1">
+      <w:start w:val="1"/>
+      <w:numFmt w:val="bullet"/>
+      <w:lvlText w:val="o"/>
+      <w:lvlJc w:val="left"/>
+      <w:pPr>
+        <w:ind w:left="1440" w:hanging="360"/>
+      </w:pPr>
+      <w:rPr>
+        <w:rFonts w:ascii="Courier New" w:hAnsi="Courier New" w:cs="Courier New" w:hint="default"/>
+      </w:rPr>
+    </w:lvl>
+    <w:lvl w:ilvl="2" w:tplc="04090005" w:tentative="1">
+      <w:start w:val="1"/>
+      <w:numFmt w:val="bullet"/>
+      <w:lvlText w:val=""/>
+      <w:lvlJc w:val="left"/>
+      <w:pPr>
+        <w:ind w:left="2160" w:hanging="360"/>
+      </w:pPr>
+      <w:rPr>
+        <w:rFonts w:ascii="Wingdings" w:hAnsi="Wingdings" w:hint="default"/>
+      </w:rPr>
+    </w:lvl>
+    <w:lvl w:ilvl="3" w:tplc="04090001" w:tentative="1">
+      <w:start w:val="1"/>
+      <w:numFmt w:val="bullet"/>
+      <w:lvlText w:val=""/>
+      <w:lvlJc w:val="left"/>
+      <w:pPr>
+        <w:ind w:left="2880" w:hanging="360"/>
+      </w:pPr>
+      <w:rPr>
+        <w:rFonts w:ascii="Symbol" w:hAnsi="Symbol" w:hint="default"/>
+      </w:rPr>
+    </w:lvl>
+    <w:lvl w:ilvl="4" w:tplc="04090003" w:tentative="1">
+      <w:start w:val="1"/>
+      <w:numFmt w:val="bullet"/>
+      <w:lvlText w:val="o"/>
+      <w:lvlJc w:val="left"/>
+      <w:pPr>
+        <w:ind w:left="3600" w:hanging="360"/>
+      </w:pPr>
+      <w:rPr>
+        <w:rFonts w:ascii="Courier New" w:hAnsi="Courier New" w:cs="Courier New" w:hint="default"/>
+      </w:rPr>
+    </w:lvl>
+    <w:lvl w:ilvl="5" w:tplc="04090005" w:tentative="1">
+      <w:start w:val="1"/>
+      <w:numFmt w:val="bullet"/>
+      <w:lvlText w:val=""/>
+      <w:lvlJc w:val="left"/>
+      <w:pPr>
+        <w:ind w:left="4320" w:hanging="360"/>
+      </w:pPr>
+      <w:rPr>
+        <w:rFonts w:ascii="Wingdings" w:hAnsi="Wingdings" w:hint="default"/>
+      </w:rPr>
+    </w:lvl>
+    <w:lvl w:ilvl="6" w:tplc="04090001" w:tentative="1">
+      <w:start w:val="1"/>
+      <w:numFmt w:val="bullet"/>
+      <w:lvlText w:val=""/>
+      <w:lvlJc w:val="left"/>
+      <w:pPr>
+        <w:ind w:left="5040" w:hanging="360"/>
+      </w:pPr>
+      <w:rPr>
+        <w:rFonts w:ascii="Symbol" w:hAnsi="Symbol" w:hint="default"/>
+      </w:rPr>
+    </w:lvl>
+    <w:lvl w:ilvl="7" w:tplc="04090003" w:tentative="1">
+      <w:start w:val="1"/>
+      <w:numFmt w:val="bullet"/>
+      <w:lvlText w:val="o"/>
+      <w:lvlJc w:val="left"/>
+      <w:pPr>
+        <w:ind w:left="5760" w:hanging="360"/>
+      </w:pPr>
+      <w:rPr>
+        <w:rFonts w:ascii="Courier New" w:hAnsi="Courier New" w:cs="Courier New" w:hint="default"/>
+      </w:rPr>
+    </w:lvl>
+    <w:lvl w:ilvl="8" w:tplc="04090005" w:tentative="1">
+      <w:start w:val="1"/>
+      <w:numFmt w:val="bullet"/>
+      <w:lvlText w:val=""/>
+      <w:lvlJc w:val="left"/>
+      <w:pPr>
+        <w:ind w:left="6480" w:hanging="360"/>
+      </w:pPr>
+      <w:rPr>
+        <w:rFonts w:ascii="Wingdings" w:hAnsi="Wingdings" w:hint="default"/>
+      </w:rPr>
+    </w:lvl>
+  </w:abstractNum>
+  <w:abstractNum w:abstractNumId="28" w15:restartNumberingAfterBreak="0">
     <w:nsid w:val="5FFA3961"/>
     <w:multiLevelType w:val="hybridMultilevel"/>
     <w:tmpl w:val="27A40FBC"/>
@@ -10458,7 +16032,7 @@
       </w:rPr>
     </w:lvl>
   </w:abstractNum>
-  <w:abstractNum w:abstractNumId="20" w15:restartNumberingAfterBreak="0">
+  <w:abstractNum w:abstractNumId="29" w15:restartNumberingAfterBreak="0">
     <w:nsid w:val="61DB661A"/>
     <w:multiLevelType w:val="hybridMultilevel"/>
     <w:tmpl w:val="8C1EDBC2"/>
@@ -10571,7 +16145,7 @@
       </w:rPr>
     </w:lvl>
   </w:abstractNum>
-  <w:abstractNum w:abstractNumId="21" w15:restartNumberingAfterBreak="0">
+  <w:abstractNum w:abstractNumId="30" w15:restartNumberingAfterBreak="0">
     <w:nsid w:val="69B4752D"/>
     <w:multiLevelType w:val="hybridMultilevel"/>
     <w:tmpl w:val="AFD879E2"/>
@@ -10684,7 +16258,7 @@
       </w:rPr>
     </w:lvl>
   </w:abstractNum>
-  <w:abstractNum w:abstractNumId="22" w15:restartNumberingAfterBreak="0">
+  <w:abstractNum w:abstractNumId="31" w15:restartNumberingAfterBreak="0">
     <w:nsid w:val="6AA743BB"/>
     <w:multiLevelType w:val="hybridMultilevel"/>
     <w:tmpl w:val="33BC1DB4"/>
@@ -10797,7 +16371,7 @@
       </w:rPr>
     </w:lvl>
   </w:abstractNum>
-  <w:abstractNum w:abstractNumId="23" w15:restartNumberingAfterBreak="0">
+  <w:abstractNum w:abstractNumId="32" w15:restartNumberingAfterBreak="0">
     <w:nsid w:val="6F170899"/>
     <w:multiLevelType w:val="hybridMultilevel"/>
     <w:tmpl w:val="AA1ED654"/>
@@ -10910,7 +16484,7 @@
       </w:rPr>
     </w:lvl>
   </w:abstractNum>
-  <w:abstractNum w:abstractNumId="24" w15:restartNumberingAfterBreak="0">
+  <w:abstractNum w:abstractNumId="33" w15:restartNumberingAfterBreak="0">
     <w:nsid w:val="763B7F35"/>
     <w:multiLevelType w:val="hybridMultilevel"/>
     <w:tmpl w:val="B3042022"/>
@@ -11023,7 +16597,120 @@
       </w:rPr>
     </w:lvl>
   </w:abstractNum>
-  <w:abstractNum w:abstractNumId="25" w15:restartNumberingAfterBreak="0">
+  <w:abstractNum w:abstractNumId="34" w15:restartNumberingAfterBreak="0">
+    <w:nsid w:val="7AD45918"/>
+    <w:multiLevelType w:val="hybridMultilevel"/>
+    <w:tmpl w:val="75B4F8A6"/>
+    <w:lvl w:ilvl="0" w:tplc="04090003">
+      <w:start w:val="1"/>
+      <w:numFmt w:val="bullet"/>
+      <w:lvlText w:val="o"/>
+      <w:lvlJc w:val="left"/>
+      <w:pPr>
+        <w:ind w:left="720" w:hanging="360"/>
+      </w:pPr>
+      <w:rPr>
+        <w:rFonts w:ascii="Courier New" w:hAnsi="Courier New" w:cs="Courier New" w:hint="default"/>
+      </w:rPr>
+    </w:lvl>
+    <w:lvl w:ilvl="1" w:tplc="04090003" w:tentative="1">
+      <w:start w:val="1"/>
+      <w:numFmt w:val="bullet"/>
+      <w:lvlText w:val="o"/>
+      <w:lvlJc w:val="left"/>
+      <w:pPr>
+        <w:ind w:left="1440" w:hanging="360"/>
+      </w:pPr>
+      <w:rPr>
+        <w:rFonts w:ascii="Courier New" w:hAnsi="Courier New" w:cs="Courier New" w:hint="default"/>
+      </w:rPr>
+    </w:lvl>
+    <w:lvl w:ilvl="2" w:tplc="04090005" w:tentative="1">
+      <w:start w:val="1"/>
+      <w:numFmt w:val="bullet"/>
+      <w:lvlText w:val=""/>
+      <w:lvlJc w:val="left"/>
+      <w:pPr>
+        <w:ind w:left="2160" w:hanging="360"/>
+      </w:pPr>
+      <w:rPr>
+        <w:rFonts w:ascii="Wingdings" w:hAnsi="Wingdings" w:hint="default"/>
+      </w:rPr>
+    </w:lvl>
+    <w:lvl w:ilvl="3" w:tplc="04090001" w:tentative="1">
+      <w:start w:val="1"/>
+      <w:numFmt w:val="bullet"/>
+      <w:lvlText w:val=""/>
+      <w:lvlJc w:val="left"/>
+      <w:pPr>
+        <w:ind w:left="2880" w:hanging="360"/>
+      </w:pPr>
+      <w:rPr>
+        <w:rFonts w:ascii="Symbol" w:hAnsi="Symbol" w:hint="default"/>
+      </w:rPr>
+    </w:lvl>
+    <w:lvl w:ilvl="4" w:tplc="04090003" w:tentative="1">
+      <w:start w:val="1"/>
+      <w:numFmt w:val="bullet"/>
+      <w:lvlText w:val="o"/>
+      <w:lvlJc w:val="left"/>
+      <w:pPr>
+        <w:ind w:left="3600" w:hanging="360"/>
+      </w:pPr>
+      <w:rPr>
+        <w:rFonts w:ascii="Courier New" w:hAnsi="Courier New" w:cs="Courier New" w:hint="default"/>
+      </w:rPr>
+    </w:lvl>
+    <w:lvl w:ilvl="5" w:tplc="04090005" w:tentative="1">
+      <w:start w:val="1"/>
+      <w:numFmt w:val="bullet"/>
+      <w:lvlText w:val=""/>
+      <w:lvlJc w:val="left"/>
+      <w:pPr>
+        <w:ind w:left="4320" w:hanging="360"/>
+      </w:pPr>
+      <w:rPr>
+        <w:rFonts w:ascii="Wingdings" w:hAnsi="Wingdings" w:hint="default"/>
+      </w:rPr>
+    </w:lvl>
+    <w:lvl w:ilvl="6" w:tplc="04090001" w:tentative="1">
+      <w:start w:val="1"/>
+      <w:numFmt w:val="bullet"/>
+      <w:lvlText w:val=""/>
+      <w:lvlJc w:val="left"/>
+      <w:pPr>
+        <w:ind w:left="5040" w:hanging="360"/>
+      </w:pPr>
+      <w:rPr>
+        <w:rFonts w:ascii="Symbol" w:hAnsi="Symbol" w:hint="default"/>
+      </w:rPr>
+    </w:lvl>
+    <w:lvl w:ilvl="7" w:tplc="04090003" w:tentative="1">
+      <w:start w:val="1"/>
+      <w:numFmt w:val="bullet"/>
+      <w:lvlText w:val="o"/>
+      <w:lvlJc w:val="left"/>
+      <w:pPr>
+        <w:ind w:left="5760" w:hanging="360"/>
+      </w:pPr>
+      <w:rPr>
+        <w:rFonts w:ascii="Courier New" w:hAnsi="Courier New" w:cs="Courier New" w:hint="default"/>
+      </w:rPr>
+    </w:lvl>
+    <w:lvl w:ilvl="8" w:tplc="04090005" w:tentative="1">
+      <w:start w:val="1"/>
+      <w:numFmt w:val="bullet"/>
+      <w:lvlText w:val=""/>
+      <w:lvlJc w:val="left"/>
+      <w:pPr>
+        <w:ind w:left="6480" w:hanging="360"/>
+      </w:pPr>
+      <w:rPr>
+        <w:rFonts w:ascii="Wingdings" w:hAnsi="Wingdings" w:hint="default"/>
+      </w:rPr>
+    </w:lvl>
+  </w:abstractNum>
+  <w:abstractNum w:abstractNumId="35" w15:restartNumberingAfterBreak="0">
     <w:nsid w:val="7B6E770C"/>
     <w:multiLevelType w:val="hybridMultilevel"/>
     <w:tmpl w:val="4D229F58"/>
@@ -11136,7 +16823,7 @@
       </w:rPr>
     </w:lvl>
   </w:abstractNum>
-  <w:abstractNum w:abstractNumId="26" w15:restartNumberingAfterBreak="0">
+  <w:abstractNum w:abstractNumId="36" w15:restartNumberingAfterBreak="0">
     <w:nsid w:val="7E55580E"/>
     <w:multiLevelType w:val="hybridMultilevel"/>
     <w:tmpl w:val="730CF2CA"/>
@@ -11250,85 +16937,115 @@
     </w:lvl>
   </w:abstractNum>
   <w:num w:numId="1" w16cid:durableId="253368736">
-    <w:abstractNumId w:val="13"/>
+    <w:abstractNumId w:val="20"/>
   </w:num>
   <w:num w:numId="2" w16cid:durableId="1352992697">
-    <w:abstractNumId w:val="26"/>
+    <w:abstractNumId w:val="36"/>
   </w:num>
   <w:num w:numId="3" w16cid:durableId="720709794">
-    <w:abstractNumId w:val="16"/>
+    <w:abstractNumId w:val="23"/>
   </w:num>
   <w:num w:numId="4" w16cid:durableId="1541437595">
+    <w:abstractNumId w:val="9"/>
+  </w:num>
+  <w:num w:numId="5" w16cid:durableId="381170851">
     <w:abstractNumId w:val="7"/>
   </w:num>
-  <w:num w:numId="5" w16cid:durableId="381170851">
+  <w:num w:numId="6" w16cid:durableId="1253854468">
+    <w:abstractNumId w:val="22"/>
+  </w:num>
+  <w:num w:numId="7" w16cid:durableId="853496877">
+    <w:abstractNumId w:val="6"/>
+  </w:num>
+  <w:num w:numId="8" w16cid:durableId="1989817945">
+    <w:abstractNumId w:val="8"/>
+  </w:num>
+  <w:num w:numId="9" w16cid:durableId="1898123622">
+    <w:abstractNumId w:val="4"/>
+  </w:num>
+  <w:num w:numId="10" w16cid:durableId="596450884">
+    <w:abstractNumId w:val="25"/>
+  </w:num>
+  <w:num w:numId="11" w16cid:durableId="1864631452">
+    <w:abstractNumId w:val="35"/>
+  </w:num>
+  <w:num w:numId="12" w16cid:durableId="746725992">
+    <w:abstractNumId w:val="18"/>
+  </w:num>
+  <w:num w:numId="13" w16cid:durableId="280841066">
+    <w:abstractNumId w:val="32"/>
+  </w:num>
+  <w:num w:numId="14" w16cid:durableId="776486495">
+    <w:abstractNumId w:val="33"/>
+  </w:num>
+  <w:num w:numId="15" w16cid:durableId="63919545">
+    <w:abstractNumId w:val="21"/>
+  </w:num>
+  <w:num w:numId="16" w16cid:durableId="420101808">
     <w:abstractNumId w:val="5"/>
   </w:num>
-  <w:num w:numId="6" w16cid:durableId="1253854468">
-    <w:abstractNumId w:val="15"/>
+  <w:num w:numId="17" w16cid:durableId="53088121">
+    <w:abstractNumId w:val="11"/>
   </w:num>
-  <w:num w:numId="7" w16cid:durableId="853496877">
-    <w:abstractNumId w:val="4"/>
+  <w:num w:numId="18" w16cid:durableId="1165903882">
+    <w:abstractNumId w:val="29"/>
   </w:num>
-  <w:num w:numId="8" w16cid:durableId="1989817945">
-    <w:abstractNumId w:val="6"/>
+  <w:num w:numId="19" w16cid:durableId="1796364753">
+    <w:abstractNumId w:val="31"/>
   </w:num>
-  <w:num w:numId="9" w16cid:durableId="1898123622">
+  <w:num w:numId="20" w16cid:durableId="1313757877">
     <w:abstractNumId w:val="2"/>
   </w:num>
-  <w:num w:numId="10" w16cid:durableId="596450884">
-    <w:abstractNumId w:val="18"/>
+  <w:num w:numId="21" w16cid:durableId="2128887853">
+    <w:abstractNumId w:val="19"/>
   </w:num>
-  <w:num w:numId="11" w16cid:durableId="1864631452">
-    <w:abstractNumId w:val="25"/>
-  </w:num>
-  <w:num w:numId="12" w16cid:durableId="746725992">
-    <w:abstractNumId w:val="11"/>
-  </w:num>
-  <w:num w:numId="13" w16cid:durableId="280841066">
-    <w:abstractNumId w:val="23"/>
-  </w:num>
-  <w:num w:numId="14" w16cid:durableId="776486495">
+  <w:num w:numId="22" w16cid:durableId="159199240">
     <w:abstractNumId w:val="24"/>
   </w:num>
-  <w:num w:numId="15" w16cid:durableId="63919545">
-    <w:abstractNumId w:val="14"/>
-  </w:num>
-  <w:num w:numId="16" w16cid:durableId="420101808">
-    <w:abstractNumId w:val="3"/>
-  </w:num>
-  <w:num w:numId="17" w16cid:durableId="53088121">
-    <w:abstractNumId w:val="8"/>
-  </w:num>
-  <w:num w:numId="18" w16cid:durableId="1165903882">
-    <w:abstractNumId w:val="20"/>
-  </w:num>
-  <w:num w:numId="19" w16cid:durableId="1796364753">
-    <w:abstractNumId w:val="22"/>
-  </w:num>
-  <w:num w:numId="20" w16cid:durableId="1313757877">
-    <w:abstractNumId w:val="1"/>
-  </w:num>
-  <w:num w:numId="21" w16cid:durableId="2128887853">
-    <w:abstractNumId w:val="12"/>
-  </w:num>
-  <w:num w:numId="22" w16cid:durableId="159199240">
-    <w:abstractNumId w:val="17"/>
-  </w:num>
   <w:num w:numId="23" w16cid:durableId="64301574">
-    <w:abstractNumId w:val="21"/>
+    <w:abstractNumId w:val="30"/>
   </w:num>
   <w:num w:numId="24" w16cid:durableId="1962614773">
-    <w:abstractNumId w:val="9"/>
+    <w:abstractNumId w:val="13"/>
   </w:num>
   <w:num w:numId="25" w16cid:durableId="545485224">
     <w:abstractNumId w:val="0"/>
   </w:num>
   <w:num w:numId="26" w16cid:durableId="280309736">
-    <w:abstractNumId w:val="19"/>
+    <w:abstractNumId w:val="28"/>
   </w:num>
   <w:num w:numId="27" w16cid:durableId="1323696399">
+    <w:abstractNumId w:val="17"/>
+  </w:num>
+  <w:num w:numId="28" w16cid:durableId="924411628">
     <w:abstractNumId w:val="10"/>
+  </w:num>
+  <w:num w:numId="29" w16cid:durableId="257831187">
+    <w:abstractNumId w:val="12"/>
+  </w:num>
+  <w:num w:numId="30" w16cid:durableId="1275286441">
+    <w:abstractNumId w:val="14"/>
+  </w:num>
+  <w:num w:numId="31" w16cid:durableId="370304309">
+    <w:abstractNumId w:val="34"/>
+  </w:num>
+  <w:num w:numId="32" w16cid:durableId="1867055444">
+    <w:abstractNumId w:val="26"/>
+  </w:num>
+  <w:num w:numId="33" w16cid:durableId="1661037882">
+    <w:abstractNumId w:val="1"/>
+  </w:num>
+  <w:num w:numId="34" w16cid:durableId="1820344645">
+    <w:abstractNumId w:val="16"/>
+  </w:num>
+  <w:num w:numId="35" w16cid:durableId="1473054955">
+    <w:abstractNumId w:val="27"/>
+  </w:num>
+  <w:num w:numId="36" w16cid:durableId="663552006">
+    <w:abstractNumId w:val="3"/>
+  </w:num>
+  <w:num w:numId="37" w16cid:durableId="1330018903">
+    <w:abstractNumId w:val="15"/>
   </w:num>
 </w:numbering>
 </file>
@@ -11936,7 +17653,6 @@
   <w:style w:type="character" w:default="1" w:styleId="DefaultParagraphFont">
     <w:name w:val="Default Paragraph Font"/>
     <w:uiPriority w:val="1"/>
-    <w:semiHidden/>
     <w:unhideWhenUsed/>
   </w:style>
   <w:style w:type="table" w:default="1" w:styleId="TableNormal">
